--- a/02-放大电路/01-运算放大电路/对数放大电路/对数放大电路.docx
+++ b/02-放大电路/01-运算放大电路/对数放大电路/对数放大电路.docx
@@ -2035,6 +2035,20 @@
     </w:p>
     <w:bookmarkEnd w:id="26"/>
     <w:bookmarkEnd w:id="27"/>
+    <w:p>
+      <w:pPr>
+        <w:spacing w:before="360"/>
+        <w:jc w:val="center"/>
+      </w:pPr>
+      <w:r>
+        <w:rPr>
+          <w:rFonts w:ascii="Times New Roman" w:hAnsi="Times New Roman"/>
+          <w:color w:val="555555"/>
+          <w:sz w:val="21"/>
+        </w:rPr>
+        <w:t>材料收集者：杜文杰</w:t>
+      </w:r>
+    </w:p>
     <w:sectPr>
       <w:headerReference r:id="rId9" w:type="default"/>
       <w:footerReference r:id="rId10" w:type="default"/>

--- a/02-放大电路/01-运算放大电路/对数放大电路/对数放大电路.docx
+++ b/02-放大电路/01-运算放大电路/对数放大电路/对数放大电路.docx
@@ -1,6 +1,6 @@
 
 <file path=word/document.xml><?xml version="1.0" encoding="utf-8"?>
-<w:document xmlns:w="http://schemas.openxmlformats.org/wordprocessingml/2006/main" xmlns:m="http://schemas.openxmlformats.org/officeDocument/2006/math" xmlns:r="http://schemas.openxmlformats.org/officeDocument/2006/relationships" xmlns:o="urn:schemas-microsoft-com:office:office" xmlns:v="urn:schemas-microsoft-com:vml" xmlns:w10="urn:schemas-microsoft-com:office:word" xmlns:a="http://schemas.openxmlformats.org/drawingml/2006/main" xmlns:pic="http://schemas.openxmlformats.org/drawingml/2006/picture" xmlns:wp="http://schemas.openxmlformats.org/drawingml/2006/wordprocessingDrawing">
+<w:document xmlns:m="http://schemas.openxmlformats.org/officeDocument/2006/math" xmlns:r="http://schemas.openxmlformats.org/officeDocument/2006/relationships" xmlns:w="http://schemas.openxmlformats.org/wordprocessingml/2006/main" xmlns:o="urn:schemas-microsoft-com:office:office" xmlns:v="urn:schemas-microsoft-com:vml" xmlns:w10="urn:schemas-microsoft-com:office:word" xmlns:a="http://schemas.openxmlformats.org/drawingml/2006/main" xmlns:pic="http://schemas.openxmlformats.org/drawingml/2006/picture" xmlns:wp="http://schemas.openxmlformats.org/drawingml/2006/wordprocessingDrawing">
   <w:body>
     <w:bookmarkStart w:id="27" w:name="对数放大电路"/>
     <w:p>
@@ -9,7 +9,7 @@
       </w:pPr>
       <w:r>
         <w:rPr>
-          <w:rFonts w:hint="eastAsia"/>
+          <w:rFonts w:hint="eastAsia" w:eastAsia="黑体"/>
         </w:rPr>
         <w:t xml:space="preserve">对数放大电路</w:t>
       </w:r>
@@ -21,7 +21,7 @@
       </w:pPr>
       <w:r>
         <w:rPr>
-          <w:rFonts w:hint="eastAsia"/>
+          <w:rFonts w:hint="eastAsia" w:eastAsia="黑体"/>
         </w:rPr>
         <w:t xml:space="preserve">拓扑描述</w:t>
       </w:r>
@@ -32,16 +32,19 @@
       </w:pPr>
       <w:r>
         <w:rPr>
-          <w:rFonts w:hint="eastAsia"/>
+          <w:rFonts w:hint="eastAsia" w:eastAsia="黑体"/>
         </w:rPr>
         <w:t xml:space="preserve">由</w:t>
       </w:r>
       <w:r>
+        <w:rPr>
+          <w:rFonts w:eastAsia="黑体"/>
+        </w:rPr>
         <w:t xml:space="preserve"> </w:t>
       </w:r>
       <w:r>
         <w:rPr>
-          <w:rFonts w:hint="eastAsia"/>
+          <w:rFonts w:hint="eastAsia" w:eastAsia="黑体"/>
           <w:b/>
           <w:bCs/>
         </w:rPr>
@@ -49,17 +52,21 @@
       </w:r>
       <w:r>
         <w:rPr>
+          <w:rFonts w:eastAsia="黑体"/>
           <w:b/>
           <w:bCs/>
         </w:rPr>
         <w:t xml:space="preserve"> A1</w:t>
       </w:r>
       <w:r>
+        <w:rPr>
+          <w:rFonts w:eastAsia="黑体"/>
+        </w:rPr>
         <w:t xml:space="preserve">、</w:t>
       </w:r>
       <w:r>
         <w:rPr>
-          <w:rFonts w:hint="eastAsia"/>
+          <w:rFonts w:hint="eastAsia" w:eastAsia="黑体"/>
           <w:b/>
           <w:bCs/>
         </w:rPr>
@@ -67,6 +74,7 @@
       </w:r>
       <w:r>
         <w:rPr>
+          <w:rFonts w:eastAsia="黑体"/>
           <w:b/>
           <w:bCs/>
         </w:rPr>
@@ -78,20 +86,26 @@
         </m:r>
       </m:oMath>
       <w:r>
+        <w:rPr>
+          <w:rFonts w:eastAsia="黑体"/>
+        </w:rPr>
         <w:t xml:space="preserve"> </w:t>
       </w:r>
       <w:r>
         <w:rPr>
-          <w:rFonts w:hint="eastAsia"/>
+          <w:rFonts w:hint="eastAsia" w:eastAsia="黑体"/>
         </w:rPr>
         <w:t xml:space="preserve">与</w:t>
       </w:r>
       <w:r>
+        <w:rPr>
+          <w:rFonts w:eastAsia="黑体"/>
+        </w:rPr>
         <w:t xml:space="preserve"> </w:t>
       </w:r>
       <w:r>
         <w:rPr>
-          <w:rFonts w:hint="eastAsia"/>
+          <w:rFonts w:hint="eastAsia" w:eastAsia="黑体"/>
           <w:b/>
           <w:bCs/>
         </w:rPr>
@@ -99,6 +113,7 @@
       </w:r>
       <w:r>
         <w:rPr>
+          <w:rFonts w:eastAsia="黑体"/>
           <w:b/>
           <w:bCs/>
         </w:rPr>
@@ -106,7 +121,7 @@
       </w:r>
       <w:r>
         <w:rPr>
-          <w:rFonts w:hint="eastAsia"/>
+          <w:rFonts w:hint="eastAsia" w:eastAsia="黑体"/>
           <w:b/>
           <w:bCs/>
         </w:rPr>
@@ -114,6 +129,7 @@
       </w:r>
       <w:r>
         <w:rPr>
+          <w:rFonts w:eastAsia="黑体"/>
           <w:b/>
           <w:bCs/>
         </w:rPr>
@@ -121,24 +137,27 @@
       </w:r>
       <w:r>
         <w:rPr>
-          <w:rFonts w:hint="eastAsia"/>
+          <w:rFonts w:hint="eastAsia" w:eastAsia="黑体"/>
           <w:b/>
           <w:bCs/>
         </w:rPr>
         <w:t xml:space="preserve">的基-射结）</w:t>
       </w:r>
       <w:r>
+        <w:rPr>
+          <w:rFonts w:eastAsia="黑体"/>
+        </w:rPr>
         <w:t xml:space="preserve"> </w:t>
       </w:r>
       <w:r>
         <w:rPr>
-          <w:rFonts w:hint="eastAsia"/>
+          <w:rFonts w:hint="eastAsia" w:eastAsia="黑体"/>
         </w:rPr>
         <w:t xml:space="preserve">组成。电路关键节点：</w:t>
       </w:r>
       <w:r>
         <w:rPr>
-          <w:rFonts w:hint="eastAsia"/>
+          <w:rFonts w:hint="eastAsia" w:eastAsia="黑体"/>
           <w:b/>
           <w:bCs/>
         </w:rPr>
@@ -146,11 +165,14 @@
       </w:r>
       <w:r>
         <w:rPr>
-          <w:rFonts w:hint="eastAsia"/>
+          <w:rFonts w:hint="eastAsia" w:eastAsia="黑体"/>
         </w:rPr>
         <w:t xml:space="preserve">（信号源</w:t>
       </w:r>
       <w:r>
+        <w:rPr>
+          <w:rFonts w:eastAsia="黑体"/>
+        </w:rPr>
         <w:t xml:space="preserve"> </w:t>
       </w:r>
       <m:oMath>
@@ -171,15 +193,21 @@
         </m:sSub>
       </m:oMath>
       <w:r>
+        <w:rPr>
+          <w:rFonts w:eastAsia="黑体"/>
+        </w:rPr>
         <w:t xml:space="preserve"> </w:t>
       </w:r>
       <w:r>
         <w:rPr>
-          <w:rFonts w:hint="eastAsia"/>
+          <w:rFonts w:hint="eastAsia" w:eastAsia="黑体"/>
         </w:rPr>
         <w:t xml:space="preserve">正端与</w:t>
       </w:r>
       <w:r>
+        <w:rPr>
+          <w:rFonts w:eastAsia="黑体"/>
+        </w:rPr>
         <w:t xml:space="preserve"> </w:t>
       </w:r>
       <m:oMath>
@@ -188,17 +216,20 @@
         </m:r>
       </m:oMath>
       <w:r>
+        <w:rPr>
+          <w:rFonts w:eastAsia="黑体"/>
+        </w:rPr>
         <w:t xml:space="preserve"> </w:t>
       </w:r>
       <w:r>
         <w:rPr>
-          <w:rFonts w:hint="eastAsia"/>
+          <w:rFonts w:hint="eastAsia" w:eastAsia="黑体"/>
         </w:rPr>
         <w:t xml:space="preserve">上端相连）；</w:t>
       </w:r>
       <w:r>
         <w:rPr>
-          <w:rFonts w:hint="eastAsia"/>
+          <w:rFonts w:hint="eastAsia" w:eastAsia="黑体"/>
           <w:b/>
           <w:bCs/>
         </w:rPr>
@@ -206,7 +237,7 @@
       </w:r>
       <w:r>
         <w:rPr>
-          <w:rFonts w:hint="eastAsia"/>
+          <w:rFonts w:hint="eastAsia" w:eastAsia="黑体"/>
         </w:rPr>
         <w:t xml:space="preserve">（</w:t>
       </w:r>
@@ -216,35 +247,44 @@
         </m:r>
       </m:oMath>
       <w:r>
+        <w:rPr>
+          <w:rFonts w:eastAsia="黑体"/>
+        </w:rPr>
         <w:t xml:space="preserve"> </w:t>
       </w:r>
       <w:r>
         <w:rPr>
-          <w:rFonts w:hint="eastAsia"/>
+          <w:rFonts w:hint="eastAsia" w:eastAsia="黑体"/>
         </w:rPr>
         <w:t xml:space="preserve">下端、A1</w:t>
       </w:r>
       <w:r>
+        <w:rPr>
+          <w:rFonts w:eastAsia="黑体"/>
+        </w:rPr>
         <w:t xml:space="preserve"> </w:t>
       </w:r>
       <w:r>
         <w:rPr>
-          <w:rFonts w:hint="eastAsia"/>
+          <w:rFonts w:hint="eastAsia" w:eastAsia="黑体"/>
         </w:rPr>
         <w:t xml:space="preserve">的</w:t>
       </w:r>
       <w:r>
+        <w:rPr>
+          <w:rFonts w:eastAsia="黑体"/>
+        </w:rPr>
         <w:t xml:space="preserve"> </w:t>
       </w:r>
       <w:r>
         <w:rPr>
-          <w:rFonts w:hint="eastAsia"/>
+          <w:rFonts w:hint="eastAsia" w:eastAsia="黑体"/>
         </w:rPr>
         <w:t xml:space="preserve">IN−、反馈非线性器件的一端相连）；</w:t>
       </w:r>
       <w:r>
         <w:rPr>
-          <w:rFonts w:hint="eastAsia"/>
+          <w:rFonts w:hint="eastAsia" w:eastAsia="黑体"/>
           <w:b/>
           <w:bCs/>
         </w:rPr>
@@ -252,29 +292,38 @@
       </w:r>
       <w:r>
         <w:rPr>
-          <w:rFonts w:hint="eastAsia"/>
+          <w:rFonts w:hint="eastAsia" w:eastAsia="黑体"/>
         </w:rPr>
         <w:t xml:space="preserve">（A1</w:t>
       </w:r>
       <w:r>
+        <w:rPr>
+          <w:rFonts w:eastAsia="黑体"/>
+        </w:rPr>
         <w:t xml:space="preserve"> </w:t>
       </w:r>
       <w:r>
         <w:rPr>
-          <w:rFonts w:hint="eastAsia"/>
+          <w:rFonts w:hint="eastAsia" w:eastAsia="黑体"/>
         </w:rPr>
         <w:t xml:space="preserve">的</w:t>
       </w:r>
       <w:r>
+        <w:rPr>
+          <w:rFonts w:eastAsia="黑体"/>
+        </w:rPr>
         <w:t xml:space="preserve"> OUT </w:t>
       </w:r>
       <w:r>
         <w:rPr>
-          <w:rFonts w:hint="eastAsia"/>
+          <w:rFonts w:hint="eastAsia" w:eastAsia="黑体"/>
         </w:rPr>
         <w:t xml:space="preserve">与反馈器件的另一端相连，作为输出</w:t>
       </w:r>
       <w:r>
+        <w:rPr>
+          <w:rFonts w:eastAsia="黑体"/>
+        </w:rPr>
         <w:t xml:space="preserve"> </w:t>
       </w:r>
       <m:oMath>
@@ -299,29 +348,38 @@
       </m:oMath>
       <w:r>
         <w:rPr>
-          <w:rFonts w:hint="eastAsia"/>
+          <w:rFonts w:hint="eastAsia" w:eastAsia="黑体"/>
         </w:rPr>
         <w:t xml:space="preserve">）；A1</w:t>
       </w:r>
       <w:r>
+        <w:rPr>
+          <w:rFonts w:eastAsia="黑体"/>
+        </w:rPr>
         <w:t xml:space="preserve"> </w:t>
       </w:r>
       <w:r>
         <w:rPr>
-          <w:rFonts w:hint="eastAsia"/>
+          <w:rFonts w:hint="eastAsia" w:eastAsia="黑体"/>
         </w:rPr>
         <w:t xml:space="preserve">的</w:t>
       </w:r>
       <w:r>
+        <w:rPr>
+          <w:rFonts w:eastAsia="黑体"/>
+        </w:rPr>
         <w:t xml:space="preserve"> IN+ </w:t>
       </w:r>
       <w:r>
         <w:rPr>
-          <w:rFonts w:hint="eastAsia"/>
+          <w:rFonts w:hint="eastAsia" w:eastAsia="黑体"/>
         </w:rPr>
         <w:t xml:space="preserve">接地</w:t>
       </w:r>
       <w:r>
+        <w:rPr>
+          <w:rFonts w:eastAsia="黑体"/>
+        </w:rPr>
         <w:t xml:space="preserve"> GND。</w:t>
       </w:r>
     </w:p>
@@ -329,7 +387,7 @@
       <w:pPr/>
       <w:r>
         <w:rPr>
-          <w:rFonts w:hint="eastAsia"/>
+          <w:rFonts w:hint="eastAsia" w:eastAsia="黑体"/>
         </w:rPr>
         <w:t xml:space="preserve">各元件管脚连接：</w:t>
       </w:r>
@@ -339,17 +397,20 @@
         </m:r>
       </m:oMath>
       <w:r>
+        <w:rPr>
+          <w:rFonts w:eastAsia="黑体"/>
+        </w:rPr>
         <w:t xml:space="preserve"> </w:t>
       </w:r>
       <w:r>
         <w:rPr>
-          <w:rFonts w:hint="eastAsia"/>
+          <w:rFonts w:hint="eastAsia" w:eastAsia="黑体"/>
         </w:rPr>
         <w:t xml:space="preserve">一端接输入节点、另一端接反相端节点；</w:t>
       </w:r>
       <w:r>
         <w:rPr>
-          <w:rFonts w:hint="eastAsia"/>
+          <w:rFonts w:hint="eastAsia" w:eastAsia="黑体"/>
           <w:b/>
           <w:bCs/>
         </w:rPr>
@@ -357,6 +418,7 @@
       </w:r>
       <w:r>
         <w:rPr>
+          <w:rFonts w:eastAsia="黑体"/>
           <w:b/>
           <w:bCs/>
         </w:rPr>
@@ -364,81 +426,106 @@
       </w:r>
       <w:r>
         <w:rPr>
-          <w:rFonts w:hint="eastAsia"/>
+          <w:rFonts w:hint="eastAsia" w:eastAsia="黑体"/>
         </w:rPr>
         <w:t xml:space="preserve">（或三极管</w:t>
       </w:r>
       <w:r>
+        <w:rPr>
+          <w:rFonts w:eastAsia="黑体"/>
+        </w:rPr>
         <w:t xml:space="preserve"> Q </w:t>
       </w:r>
       <w:r>
         <w:rPr>
-          <w:rFonts w:hint="eastAsia"/>
+          <w:rFonts w:hint="eastAsia" w:eastAsia="黑体"/>
         </w:rPr>
         <w:t xml:space="preserve">的发射结）跨接在反相端节点与输出节点之间，阳极接反相端节点、阴极接输出节点（对应正输入、负输出）；</w:t>
       </w:r>
       <w:r>
         <w:rPr>
+          <w:rFonts w:eastAsia="黑体"/>
           <w:b/>
           <w:bCs/>
         </w:rPr>
         <w:t xml:space="preserve">A1</w:t>
       </w:r>
       <w:r>
+        <w:rPr>
+          <w:rFonts w:eastAsia="黑体"/>
+        </w:rPr>
         <w:t xml:space="preserve"> </w:t>
       </w:r>
       <w:r>
         <w:rPr>
-          <w:rFonts w:hint="eastAsia"/>
+          <w:rFonts w:hint="eastAsia" w:eastAsia="黑体"/>
         </w:rPr>
         <w:t xml:space="preserve">的</w:t>
       </w:r>
       <w:r>
+        <w:rPr>
+          <w:rFonts w:eastAsia="黑体"/>
+        </w:rPr>
         <w:t xml:space="preserve"> IN− </w:t>
       </w:r>
       <w:r>
         <w:rPr>
-          <w:rFonts w:hint="eastAsia"/>
+          <w:rFonts w:hint="eastAsia" w:eastAsia="黑体"/>
         </w:rPr>
         <w:t xml:space="preserve">接反相端节点、IN+</w:t>
       </w:r>
       <w:r>
+        <w:rPr>
+          <w:rFonts w:eastAsia="黑体"/>
+        </w:rPr>
         <w:t xml:space="preserve"> </w:t>
       </w:r>
       <w:r>
         <w:rPr>
-          <w:rFonts w:hint="eastAsia"/>
+          <w:rFonts w:hint="eastAsia" w:eastAsia="黑体"/>
         </w:rPr>
         <w:t xml:space="preserve">接地</w:t>
       </w:r>
       <w:r>
+        <w:rPr>
+          <w:rFonts w:eastAsia="黑体"/>
+        </w:rPr>
         <w:t xml:space="preserve"> GND、OUT </w:t>
       </w:r>
       <w:r>
         <w:rPr>
-          <w:rFonts w:hint="eastAsia"/>
+          <w:rFonts w:hint="eastAsia" w:eastAsia="黑体"/>
         </w:rPr>
         <w:t xml:space="preserve">接输出节点、V+</w:t>
       </w:r>
       <w:r>
+        <w:rPr>
+          <w:rFonts w:eastAsia="黑体"/>
+        </w:rPr>
         <w:t xml:space="preserve"> </w:t>
       </w:r>
       <w:r>
         <w:rPr>
-          <w:rFonts w:hint="eastAsia"/>
+          <w:rFonts w:hint="eastAsia" w:eastAsia="黑体"/>
         </w:rPr>
         <w:t xml:space="preserve">接</w:t>
       </w:r>
       <w:r>
+        <w:rPr>
+          <w:rFonts w:eastAsia="黑体"/>
+        </w:rPr>
         <w:t xml:space="preserve"> +VCC、V− </w:t>
       </w:r>
       <w:r>
         <w:rPr>
-          <w:rFonts w:hint="eastAsia"/>
+          <w:rFonts w:hint="eastAsia" w:eastAsia="黑体"/>
         </w:rPr>
         <w:t xml:space="preserve">接</w:t>
       </w:r>
       <w:r>
+        <w:rPr>
+          <w:rFonts w:eastAsia="黑体"/>
+        </w:rPr>
         <w:t xml:space="preserve"> −VEE。</w:t>
       </w:r>
     </w:p>
@@ -446,11 +533,14 @@
       <w:pPr/>
       <w:r>
         <w:rPr>
-          <w:rFonts w:hint="eastAsia"/>
+          <w:rFonts w:hint="eastAsia" w:eastAsia="黑体"/>
         </w:rPr>
         <w:t xml:space="preserve">由此构成对数放大组态：输入经</w:t>
       </w:r>
       <w:r>
+        <w:rPr>
+          <w:rFonts w:eastAsia="黑体"/>
+        </w:rPr>
         <w:t xml:space="preserve"> </w:t>
       </w:r>
       <m:oMath>
@@ -459,20 +549,26 @@
         </m:r>
       </m:oMath>
       <w:r>
+        <w:rPr>
+          <w:rFonts w:eastAsia="黑体"/>
+        </w:rPr>
         <w:t xml:space="preserve"> </w:t>
       </w:r>
       <w:r>
         <w:rPr>
-          <w:rFonts w:hint="eastAsia"/>
+          <w:rFonts w:hint="eastAsia" w:eastAsia="黑体"/>
         </w:rPr>
         <w:t xml:space="preserve">转为电流，PN</w:t>
       </w:r>
       <w:r>
+        <w:rPr>
+          <w:rFonts w:eastAsia="黑体"/>
+        </w:rPr>
         <w:t xml:space="preserve"> </w:t>
       </w:r>
       <w:r>
         <w:rPr>
-          <w:rFonts w:hint="eastAsia"/>
+          <w:rFonts w:hint="eastAsia" w:eastAsia="黑体"/>
         </w:rPr>
         <w:t xml:space="preserve">结的指数伏安特性被用作反馈，使输出与输入电压的对数成正比，用于信号压缩与大动态范围测量。</w:t>
       </w:r>
@@ -485,7 +581,7 @@
       </w:pPr>
       <w:r>
         <w:rPr>
-          <w:rFonts w:hint="eastAsia"/>
+          <w:rFonts w:hint="eastAsia" w:eastAsia="黑体"/>
         </w:rPr>
         <w:t xml:space="preserve">工作原理</w:t>
       </w:r>
@@ -496,20 +592,26 @@
       </w:pPr>
       <w:r>
         <w:rPr>
-          <w:rFonts w:hint="eastAsia"/>
+          <w:rFonts w:hint="eastAsia" w:eastAsia="黑体"/>
         </w:rPr>
         <w:t xml:space="preserve">利用</w:t>
       </w:r>
       <w:r>
+        <w:rPr>
+          <w:rFonts w:eastAsia="黑体"/>
+        </w:rPr>
         <w:t xml:space="preserve"> PN </w:t>
       </w:r>
       <w:r>
         <w:rPr>
-          <w:rFonts w:hint="eastAsia"/>
+          <w:rFonts w:hint="eastAsia" w:eastAsia="黑体"/>
         </w:rPr>
         <w:t xml:space="preserve">结电流与电压的指数关系</w:t>
       </w:r>
       <w:r>
+        <w:rPr>
+          <w:rFonts w:eastAsia="黑体"/>
+        </w:rPr>
         <w:t xml:space="preserve"> </w:t>
       </w:r>
       <m:oMath>
@@ -588,7 +690,7 @@
       </m:oMath>
       <w:r>
         <w:rPr>
-          <w:rFonts w:hint="eastAsia"/>
+          <w:rFonts w:hint="eastAsia" w:eastAsia="黑体"/>
         </w:rPr>
         <w:t xml:space="preserve">，将反馈器件反向运用后，运放闭环下输出电压与输入电流（进而输入电压）成对数关系，实现对数压缩。</w:t>
       </w:r>
@@ -601,7 +703,7 @@
       </w:pPr>
       <w:r>
         <w:rPr>
-          <w:rFonts w:hint="eastAsia"/>
+          <w:rFonts w:hint="eastAsia" w:eastAsia="黑体"/>
         </w:rPr>
         <w:t xml:space="preserve">关键计算公式</w:t>
       </w:r>
@@ -615,7 +717,7 @@
       </w:pPr>
       <w:r>
         <w:rPr>
-          <w:rFonts w:hint="eastAsia"/>
+          <w:rFonts w:hint="eastAsia" w:eastAsia="黑体"/>
         </w:rPr>
         <w:t xml:space="preserve">二极管对数放大器输出：</w:t>
       </w:r>
@@ -726,7 +828,7 @@
       </w:pPr>
       <w:r>
         <w:rPr>
-          <w:rFonts w:hint="eastAsia"/>
+          <w:rFonts w:hint="eastAsia" w:eastAsia="黑体"/>
         </w:rPr>
         <w:t xml:space="preserve">输入电流（反相端）：</w:t>
       </w:r>
@@ -801,7 +903,7 @@
       </w:pPr>
       <w:r>
         <w:rPr>
-          <w:rFonts w:hint="eastAsia"/>
+          <w:rFonts w:hint="eastAsia" w:eastAsia="黑体"/>
         </w:rPr>
         <w:t xml:space="preserve">热电压：</w:t>
       </w:r>
@@ -927,7 +1029,7 @@
             </w:pPr>
             <w:r>
               <w:rPr>
-                <w:rFonts w:hint="eastAsia"/>
+                <w:rFonts w:hint="eastAsia" w:eastAsia="黑体"/>
               </w:rPr>
               <w:t xml:space="preserve">符号</w:t>
             </w:r>
@@ -941,7 +1043,7 @@
             </w:pPr>
             <w:r>
               <w:rPr>
-                <w:rFonts w:hint="eastAsia"/>
+                <w:rFonts w:hint="eastAsia" w:eastAsia="黑体"/>
               </w:rPr>
               <w:t xml:space="preserve">含义</w:t>
             </w:r>
@@ -955,7 +1057,7 @@
             </w:pPr>
             <w:r>
               <w:rPr>
-                <w:rFonts w:hint="eastAsia"/>
+                <w:rFonts w:hint="eastAsia" w:eastAsia="黑体"/>
               </w:rPr>
               <w:t xml:space="preserve">单位</w:t>
             </w:r>
@@ -990,6 +1092,9 @@
               </m:sSub>
             </m:oMath>
             <w:r>
+              <w:rPr>
+                <w:rFonts w:eastAsia="黑体"/>
+              </w:rPr>
               <w:t xml:space="preserve">​</w:t>
             </w:r>
           </w:p>
@@ -1002,7 +1107,7 @@
             </w:pPr>
             <w:r>
               <w:rPr>
-                <w:rFonts w:hint="eastAsia"/>
+                <w:rFonts w:hint="eastAsia" w:eastAsia="黑体"/>
               </w:rPr>
               <w:t xml:space="preserve">输出电压</w:t>
             </w:r>
@@ -1015,6 +1120,9 @@
               <w:pStyle w:val="Compact"/>
             </w:pPr>
             <w:r>
+              <w:rPr>
+                <w:rFonts w:eastAsia="黑体"/>
+              </w:rPr>
               <w:t xml:space="preserve">V</w:t>
             </w:r>
           </w:p>
@@ -1042,6 +1150,9 @@
               </m:sSub>
             </m:oMath>
             <w:r>
+              <w:rPr>
+                <w:rFonts w:eastAsia="黑体"/>
+              </w:rPr>
               <w:t xml:space="preserve">​</w:t>
             </w:r>
           </w:p>
@@ -1054,7 +1165,7 @@
             </w:pPr>
             <w:r>
               <w:rPr>
-                <w:rFonts w:hint="eastAsia"/>
+                <w:rFonts w:hint="eastAsia" w:eastAsia="黑体"/>
               </w:rPr>
               <w:t xml:space="preserve">热电压</w:t>
             </w:r>
@@ -1067,6 +1178,9 @@
               <w:pStyle w:val="Compact"/>
             </w:pPr>
             <w:r>
+              <w:rPr>
+                <w:rFonts w:eastAsia="黑体"/>
+              </w:rPr>
               <w:t xml:space="preserve">V</w:t>
             </w:r>
           </w:p>
@@ -1097,6 +1211,9 @@
               </m:sSub>
             </m:oMath>
             <w:r>
+              <w:rPr>
+                <w:rFonts w:eastAsia="黑体"/>
+              </w:rPr>
               <w:t xml:space="preserve">​</w:t>
             </w:r>
           </w:p>
@@ -1109,7 +1226,7 @@
             </w:pPr>
             <w:r>
               <w:rPr>
-                <w:rFonts w:hint="eastAsia"/>
+                <w:rFonts w:hint="eastAsia" w:eastAsia="黑体"/>
               </w:rPr>
               <w:t xml:space="preserve">输入电流</w:t>
             </w:r>
@@ -1122,6 +1239,9 @@
               <w:pStyle w:val="Compact"/>
             </w:pPr>
             <w:r>
+              <w:rPr>
+                <w:rFonts w:eastAsia="黑体"/>
+              </w:rPr>
               <w:t xml:space="preserve">A</w:t>
             </w:r>
           </w:p>
@@ -1149,6 +1269,9 @@
               </m:sSub>
             </m:oMath>
             <w:r>
+              <w:rPr>
+                <w:rFonts w:eastAsia="黑体"/>
+              </w:rPr>
               <w:t xml:space="preserve">​</w:t>
             </w:r>
           </w:p>
@@ -1160,11 +1283,14 @@
               <w:pStyle w:val="Compact"/>
             </w:pPr>
             <w:r>
+              <w:rPr>
+                <w:rFonts w:eastAsia="黑体"/>
+              </w:rPr>
               <w:t xml:space="preserve">PN </w:t>
             </w:r>
             <w:r>
               <w:rPr>
-                <w:rFonts w:hint="eastAsia"/>
+                <w:rFonts w:hint="eastAsia" w:eastAsia="黑体"/>
               </w:rPr>
               <w:t xml:space="preserve">结饱和电流</w:t>
             </w:r>
@@ -1177,6 +1303,9 @@
               <w:pStyle w:val="Compact"/>
             </w:pPr>
             <w:r>
+              <w:rPr>
+                <w:rFonts w:eastAsia="黑体"/>
+              </w:rPr>
               <w:t xml:space="preserve">A</w:t>
             </w:r>
           </w:p>
@@ -1207,6 +1336,9 @@
               </m:sSub>
             </m:oMath>
             <w:r>
+              <w:rPr>
+                <w:rFonts w:eastAsia="黑体"/>
+              </w:rPr>
               <w:t xml:space="preserve">​</w:t>
             </w:r>
           </w:p>
@@ -1219,7 +1351,7 @@
             </w:pPr>
             <w:r>
               <w:rPr>
-                <w:rFonts w:hint="eastAsia"/>
+                <w:rFonts w:hint="eastAsia" w:eastAsia="黑体"/>
               </w:rPr>
               <w:t xml:space="preserve">输入电压</w:t>
             </w:r>
@@ -1232,6 +1364,9 @@
               <w:pStyle w:val="Compact"/>
             </w:pPr>
             <w:r>
+              <w:rPr>
+                <w:rFonts w:eastAsia="黑体"/>
+              </w:rPr>
               <w:t xml:space="preserve">V</w:t>
             </w:r>
           </w:p>
@@ -1250,6 +1385,9 @@
               </m:r>
             </m:oMath>
             <w:r>
+              <w:rPr>
+                <w:rFonts w:eastAsia="黑体"/>
+              </w:rPr>
               <w:t xml:space="preserve">​</w:t>
             </w:r>
           </w:p>
@@ -1262,7 +1400,7 @@
             </w:pPr>
             <w:r>
               <w:rPr>
-                <w:rFonts w:hint="eastAsia"/>
+                <w:rFonts w:hint="eastAsia" w:eastAsia="黑体"/>
               </w:rPr>
               <w:t xml:space="preserve">输入电阻</w:t>
             </w:r>
@@ -1275,6 +1413,9 @@
               <w:pStyle w:val="Compact"/>
             </w:pPr>
             <w:r>
+              <w:rPr>
+                <w:rFonts w:eastAsia="黑体"/>
+              </w:rPr>
               <w:t xml:space="preserve">Ω</w:t>
             </w:r>
           </w:p>
@@ -1289,7 +1430,7 @@
       </w:pPr>
       <w:r>
         <w:rPr>
-          <w:rFonts w:hint="eastAsia"/>
+          <w:rFonts w:hint="eastAsia" w:eastAsia="黑体"/>
         </w:rPr>
         <w:t xml:space="preserve">元件调整影响</w:t>
       </w:r>
@@ -1304,11 +1445,14 @@
       </w:pPr>
       <w:r>
         <w:rPr>
-          <w:rFonts w:hint="eastAsia"/>
+          <w:rFonts w:hint="eastAsia" w:eastAsia="黑体"/>
         </w:rPr>
         <w:t xml:space="preserve">输入电阻</w:t>
       </w:r>
       <w:r>
+        <w:rPr>
+          <w:rFonts w:eastAsia="黑体"/>
+        </w:rPr>
         <w:t xml:space="preserve"> </w:t>
       </w:r>
       <m:oMath>
@@ -1317,20 +1461,26 @@
         </m:r>
       </m:oMath>
       <w:r>
+        <w:rPr>
+          <w:rFonts w:eastAsia="黑体"/>
+        </w:rPr>
         <w:t xml:space="preserve"> </w:t>
       </w:r>
       <w:r>
         <w:rPr>
-          <w:rFonts w:hint="eastAsia"/>
+          <w:rFonts w:hint="eastAsia" w:eastAsia="黑体"/>
         </w:rPr>
         <w:t xml:space="preserve">增大</w:t>
       </w:r>
       <w:r>
+        <w:rPr>
+          <w:rFonts w:eastAsia="黑体"/>
+        </w:rPr>
         <w:t xml:space="preserve"> → </w:t>
       </w:r>
       <w:r>
         <w:rPr>
-          <w:rFonts w:hint="eastAsia"/>
+          <w:rFonts w:hint="eastAsia" w:eastAsia="黑体"/>
         </w:rPr>
         <w:t xml:space="preserve">相同输入电压下输入电流减小，输出对数曲线平移。</w:t>
       </w:r>
@@ -1345,25 +1495,31 @@
       </w:pPr>
       <w:r>
         <w:rPr>
-          <w:rFonts w:hint="eastAsia"/>
+          <w:rFonts w:hint="eastAsia" w:eastAsia="黑体"/>
         </w:rPr>
         <w:t xml:space="preserve">反馈</w:t>
       </w:r>
       <w:r>
+        <w:rPr>
+          <w:rFonts w:eastAsia="黑体"/>
+        </w:rPr>
         <w:t xml:space="preserve"> PN </w:t>
       </w:r>
       <w:r>
         <w:rPr>
-          <w:rFonts w:hint="eastAsia"/>
+          <w:rFonts w:hint="eastAsia" w:eastAsia="黑体"/>
         </w:rPr>
         <w:t xml:space="preserve">结反向饱和电流不同</w:t>
       </w:r>
       <w:r>
+        <w:rPr>
+          <w:rFonts w:eastAsia="黑体"/>
+        </w:rPr>
         <w:t xml:space="preserve"> → </w:t>
       </w:r>
       <w:r>
         <w:rPr>
-          <w:rFonts w:hint="eastAsia"/>
+          <w:rFonts w:hint="eastAsia" w:eastAsia="黑体"/>
         </w:rPr>
         <w:t xml:space="preserve">输出偏置（截距）改变。</w:t>
       </w:r>
@@ -1378,14 +1534,20 @@
       </w:pPr>
       <w:r>
         <w:rPr>
-          <w:rFonts w:hint="eastAsia"/>
+          <w:rFonts w:hint="eastAsia" w:eastAsia="黑体"/>
         </w:rPr>
         <w:t xml:space="preserve">温度升高</w:t>
       </w:r>
       <w:r>
+        <w:rPr>
+          <w:rFonts w:eastAsia="黑体"/>
+        </w:rPr>
         <w:t xml:space="preserve"> →</w:t>
       </w:r>
       <w:r>
+        <w:rPr>
+          <w:rFonts w:eastAsia="黑体"/>
+        </w:rPr>
         <w:t xml:space="preserve"> </w:t>
       </w:r>
       <m:oMath>
@@ -1403,15 +1565,21 @@
         </m:sSub>
       </m:oMath>
       <w:r>
+        <w:rPr>
+          <w:rFonts w:eastAsia="黑体"/>
+        </w:rPr>
         <w:t xml:space="preserve"> </w:t>
       </w:r>
       <w:r>
         <w:rPr>
-          <w:rFonts w:hint="eastAsia"/>
+          <w:rFonts w:hint="eastAsia" w:eastAsia="黑体"/>
         </w:rPr>
         <w:t xml:space="preserve">与</w:t>
       </w:r>
       <w:r>
+        <w:rPr>
+          <w:rFonts w:eastAsia="黑体"/>
+        </w:rPr>
         <w:t xml:space="preserve"> </w:t>
       </w:r>
       <m:oMath>
@@ -1429,11 +1597,14 @@
         </m:sSub>
       </m:oMath>
       <w:r>
+        <w:rPr>
+          <w:rFonts w:eastAsia="黑体"/>
+        </w:rPr>
         <w:t xml:space="preserve"> </w:t>
       </w:r>
       <w:r>
         <w:rPr>
-          <w:rFonts w:hint="eastAsia"/>
+          <w:rFonts w:hint="eastAsia" w:eastAsia="黑体"/>
         </w:rPr>
         <w:t xml:space="preserve">均变，需温度补偿。</w:t>
       </w:r>
@@ -1448,7 +1619,7 @@
       </w:pPr>
       <w:r>
         <w:rPr>
-          <w:rFonts w:hint="eastAsia"/>
+          <w:rFonts w:hint="eastAsia" w:eastAsia="黑体"/>
         </w:rPr>
         <w:t xml:space="preserve">输入电流范围受限，超出则偏离对数特性。</w:t>
       </w:r>
@@ -1461,7 +1632,7 @@
       </w:pPr>
       <w:r>
         <w:rPr>
-          <w:rFonts w:hint="eastAsia"/>
+          <w:rFonts w:hint="eastAsia" w:eastAsia="黑体"/>
         </w:rPr>
         <w:t xml:space="preserve">典型参数示例</w:t>
       </w:r>
@@ -1499,6 +1670,9 @@
         </m:r>
       </m:oMath>
       <w:r>
+        <w:rPr>
+          <w:rFonts w:eastAsia="黑体"/>
+        </w:rPr>
         <w:t xml:space="preserve">、</w:t>
       </w:r>
       <m:oMath>
@@ -1539,7 +1713,7 @@
       </m:oMath>
       <w:r>
         <w:rPr>
-          <w:rFonts w:hint="eastAsia"/>
+          <w:rFonts w:hint="eastAsia" w:eastAsia="黑体"/>
         </w:rPr>
         <w:t xml:space="preserve">：</w:t>
       </w:r>
@@ -1601,6 +1775,9 @@
         </m:r>
       </m:oMath>
       <w:r>
+        <w:rPr>
+          <w:rFonts w:eastAsia="黑体"/>
+        </w:rPr>
         <w:t xml:space="preserve">。</w:t>
       </w:r>
     </w:p>
@@ -1614,11 +1791,14 @@
       </w:pPr>
       <w:r>
         <w:rPr>
-          <w:rFonts w:hint="eastAsia"/>
+          <w:rFonts w:hint="eastAsia" w:eastAsia="黑体"/>
         </w:rPr>
         <w:t xml:space="preserve">若</w:t>
       </w:r>
       <w:r>
+        <w:rPr>
+          <w:rFonts w:eastAsia="黑体"/>
+        </w:rPr>
         <w:t xml:space="preserve"> </w:t>
       </w:r>
       <m:oMath>
@@ -1655,6 +1835,9 @@
         </m:r>
       </m:oMath>
       <w:r>
+        <w:rPr>
+          <w:rFonts w:eastAsia="黑体"/>
+        </w:rPr>
         <w:t xml:space="preserve">、</w:t>
       </w:r>
       <m:oMath>
@@ -1692,7 +1875,7 @@
       </m:oMath>
       <w:r>
         <w:rPr>
-          <w:rFonts w:hint="eastAsia"/>
+          <w:rFonts w:hint="eastAsia" w:eastAsia="黑体"/>
         </w:rPr>
         <w:t xml:space="preserve">：</w:t>
       </w:r>
@@ -1814,6 +1997,9 @@
         </m:r>
       </m:oMath>
       <w:r>
+        <w:rPr>
+          <w:rFonts w:eastAsia="黑体"/>
+        </w:rPr>
         <w:t xml:space="preserve">。</w:t>
       </w:r>
     </w:p>
@@ -1825,7 +2011,7 @@
       </w:pPr>
       <w:r>
         <w:rPr>
-          <w:rFonts w:hint="eastAsia"/>
+          <w:rFonts w:hint="eastAsia" w:eastAsia="黑体"/>
         </w:rPr>
         <w:t xml:space="preserve">常见器件型号</w:t>
       </w:r>
@@ -1840,7 +2026,7 @@
       </w:pPr>
       <w:r>
         <w:rPr>
-          <w:rFonts w:hint="eastAsia"/>
+          <w:rFonts w:hint="eastAsia" w:eastAsia="黑体"/>
         </w:rPr>
         <w:t xml:space="preserve">集成对数放大器：LOG101、LOG112、AD8307（解调型）。</w:t>
       </w:r>
@@ -1855,7 +2041,7 @@
       </w:pPr>
       <w:r>
         <w:rPr>
-          <w:rFonts w:hint="eastAsia"/>
+          <w:rFonts w:hint="eastAsia" w:eastAsia="黑体"/>
         </w:rPr>
         <w:t xml:space="preserve">通用运放（分立方案）：OP07、AD8628。</w:t>
       </w:r>
@@ -1870,7 +2056,7 @@
       </w:pPr>
       <w:r>
         <w:rPr>
-          <w:rFonts w:hint="eastAsia"/>
+          <w:rFonts w:hint="eastAsia" w:eastAsia="黑体"/>
         </w:rPr>
         <w:t xml:space="preserve">匹配对管：MAT02（作对数管）。</w:t>
       </w:r>
@@ -1883,7 +2069,7 @@
       </w:pPr>
       <w:r>
         <w:rPr>
-          <w:rFonts w:hint="eastAsia"/>
+          <w:rFonts w:hint="eastAsia" w:eastAsia="黑体"/>
         </w:rPr>
         <w:t xml:space="preserve">注意事项</w:t>
       </w:r>
@@ -1897,11 +2083,14 @@
         </w:numPr>
       </w:pPr>
       <w:r>
+        <w:rPr>
+          <w:rFonts w:eastAsia="黑体"/>
+        </w:rPr>
         <w:t xml:space="preserve">PN </w:t>
       </w:r>
       <w:r>
         <w:rPr>
-          <w:rFonts w:hint="eastAsia"/>
+          <w:rFonts w:hint="eastAsia" w:eastAsia="黑体"/>
         </w:rPr>
         <w:t xml:space="preserve">结方案对温度非常敏感，实际电路需温度补偿或改用集成对数放大器。</w:t>
       </w:r>
@@ -1916,16 +2105,19 @@
       </w:pPr>
       <w:r>
         <w:rPr>
-          <w:rFonts w:hint="eastAsia"/>
+          <w:rFonts w:hint="eastAsia" w:eastAsia="黑体"/>
         </w:rPr>
         <w:t xml:space="preserve">只能处理正向（或负向）输入，输入电流不能过零，需做电流</w:t>
       </w:r>
       <w:r>
+        <w:rPr>
+          <w:rFonts w:eastAsia="黑体"/>
+        </w:rPr>
         <w:t xml:space="preserve"> / </w:t>
       </w:r>
       <w:r>
         <w:rPr>
-          <w:rFonts w:hint="eastAsia"/>
+          <w:rFonts w:hint="eastAsia" w:eastAsia="黑体"/>
         </w:rPr>
         <w:t xml:space="preserve">极性处理。</w:t>
       </w:r>
@@ -1940,7 +2132,7 @@
       </w:pPr>
       <w:r>
         <w:rPr>
-          <w:rFonts w:hint="eastAsia"/>
+          <w:rFonts w:hint="eastAsia" w:eastAsia="黑体"/>
         </w:rPr>
         <w:t xml:space="preserve">动态范围受器件限制，注意噪声与失调对小信号精度的影响。</w:t>
       </w:r>
@@ -1955,16 +2147,19 @@
       </w:pPr>
       <w:r>
         <w:rPr>
-          <w:rFonts w:hint="eastAsia"/>
+          <w:rFonts w:hint="eastAsia" w:eastAsia="黑体"/>
         </w:rPr>
         <w:t xml:space="preserve">集成对数放大器（LOG</w:t>
       </w:r>
       <w:r>
+        <w:rPr>
+          <w:rFonts w:eastAsia="黑体"/>
+        </w:rPr>
         <w:t xml:space="preserve"> </w:t>
       </w:r>
       <w:r>
         <w:rPr>
-          <w:rFonts w:hint="eastAsia"/>
+          <w:rFonts w:hint="eastAsia" w:eastAsia="黑体"/>
         </w:rPr>
         <w:t xml:space="preserve">型）比分立方案更精确、温漂更小。</w:t>
       </w:r>
@@ -1977,7 +2172,7 @@
       </w:pPr>
       <w:r>
         <w:rPr>
-          <w:rFonts w:hint="eastAsia"/>
+          <w:rFonts w:hint="eastAsia" w:eastAsia="黑体"/>
         </w:rPr>
         <w:t xml:space="preserve">参考资料</w:t>
       </w:r>
@@ -1991,6 +2186,9 @@
         </w:numPr>
       </w:pPr>
       <w:r>
+        <w:rPr>
+          <w:rFonts w:eastAsia="黑体"/>
+        </w:rPr>
         <w:t xml:space="preserve">Wikipedia: Log amplifier。</w:t>
       </w:r>
     </w:p>
@@ -2003,15 +2201,21 @@
         </w:numPr>
       </w:pPr>
       <w:r>
+        <w:rPr>
+          <w:rFonts w:eastAsia="黑体"/>
+        </w:rPr>
         <w:t xml:space="preserve">Texas Instruments </w:t>
       </w:r>
       <w:r>
         <w:rPr>
-          <w:rFonts w:hint="eastAsia"/>
+          <w:rFonts w:hint="eastAsia" w:eastAsia="黑体"/>
         </w:rPr>
         <w:t xml:space="preserve">产品页</w:t>
       </w:r>
       <w:r>
+        <w:rPr>
+          <w:rFonts w:eastAsia="黑体"/>
+        </w:rPr>
         <w:t xml:space="preserve"> LOG101。</w:t>
       </w:r>
     </w:p>
@@ -2024,11 +2228,14 @@
         </w:numPr>
       </w:pPr>
       <w:r>
+        <w:rPr>
+          <w:rFonts w:eastAsia="黑体"/>
+        </w:rPr>
         <w:t xml:space="preserve">Analog Devices AD8307 </w:t>
       </w:r>
       <w:r>
         <w:rPr>
-          <w:rFonts w:hint="eastAsia"/>
+          <w:rFonts w:hint="eastAsia" w:eastAsia="黑体"/>
         </w:rPr>
         <w:t xml:space="preserve">数据手册。</w:t>
       </w:r>
@@ -2042,11 +2249,11 @@
       </w:pPr>
       <w:r>
         <w:rPr>
-          <w:rFonts w:ascii="Times New Roman" w:hAnsi="Times New Roman"/>
+          <w:rFonts w:ascii="Times New Roman" w:hAnsi="Times New Roman" w:eastAsia="黑体"/>
           <w:color w:val="555555"/>
           <w:sz w:val="21"/>
         </w:rPr>
-        <w:t>材料收集者：杜文杰</w:t>
+        <w:t>材料收集者：杜文杰，WX手机：19519196569，QQ:3478827729</w:t>
       </w:r>
     </w:p>
     <w:sectPr>
@@ -2066,7 +2273,7 @@
 </file>
 
 <file path=word/footer1.xml><?xml version="1.0" encoding="utf-8"?>
-<w:ftr xmlns:m="http://schemas.openxmlformats.org/officeDocument/2006/math" xmlns:mc="http://schemas.openxmlformats.org/markup-compatibility/2006" xmlns:mo="http://schemas.microsoft.com/office/mac/office/2008/main" xmlns:mv="urn:schemas-microsoft-com:mac:vml" xmlns:o="urn:schemas-microsoft-com:office:office" xmlns:r="http://schemas.openxmlformats.org/officeDocument/2006/relationships" xmlns:v="urn:schemas-microsoft-com:vml" xmlns:w10="urn:schemas-microsoft-com:office:word" xmlns:w14="http://schemas.microsoft.com/office/word/2010/wordml" xmlns:w="http://schemas.openxmlformats.org/wordprocessingml/2006/main" xmlns:wne="http://schemas.microsoft.com/office/word/2006/wordml" xmlns:wp14="http://schemas.microsoft.com/office/word/2010/wordprocessingDrawing" xmlns:wp="http://schemas.openxmlformats.org/drawingml/2006/wordprocessingDrawing" xmlns:wpc="http://schemas.microsoft.com/office/word/2010/wordprocessingCanvas" xmlns:wpg="http://schemas.microsoft.com/office/word/2010/wordprocessingGroup" xmlns:wpi="http://schemas.microsoft.com/office/word/2010/wordprocessingInk" xmlns:wps="http://schemas.microsoft.com/office/word/2010/wordprocessingShape" mc:Ignorable="w14 wp14">
+<w:ftr xmlns:mc="http://schemas.openxmlformats.org/markup-compatibility/2006" xmlns:w="http://schemas.openxmlformats.org/wordprocessingml/2006/main" xmlns:m="http://schemas.openxmlformats.org/officeDocument/2006/math" xmlns:mo="http://schemas.microsoft.com/office/mac/office/2008/main" xmlns:mv="urn:schemas-microsoft-com:mac:vml" xmlns:o="urn:schemas-microsoft-com:office:office" xmlns:r="http://schemas.openxmlformats.org/officeDocument/2006/relationships" xmlns:v="urn:schemas-microsoft-com:vml" xmlns:w10="urn:schemas-microsoft-com:office:word" xmlns:w14="http://schemas.microsoft.com/office/word/2010/wordml" xmlns:wne="http://schemas.microsoft.com/office/word/2006/wordml" xmlns:wp14="http://schemas.microsoft.com/office/word/2010/wordprocessingDrawing" xmlns:wp="http://schemas.openxmlformats.org/drawingml/2006/wordprocessingDrawing" xmlns:wpc="http://schemas.microsoft.com/office/word/2010/wordprocessingCanvas" xmlns:wpg="http://schemas.microsoft.com/office/word/2010/wordprocessingGroup" xmlns:wpi="http://schemas.microsoft.com/office/word/2010/wordprocessingInk" xmlns:wps="http://schemas.microsoft.com/office/word/2010/wordprocessingShape" mc:Ignorable="w14 wp14">
   <w:p>
     <w:pPr>
       <w:pStyle w:val="Footer"/>
@@ -2074,12 +2281,14 @@
     </w:pPr>
     <w:r>
       <w:rPr>
+        <w:rFonts w:eastAsia="黑体"/>
         <w:sz w:val="18"/>
       </w:rPr>
       <w:t xml:space="preserve">第 </w:t>
     </w:r>
     <w:r>
       <w:rPr>
+        <w:rFonts w:eastAsia="黑体"/>
         <w:sz w:val="18"/>
       </w:rPr>
       <w:fldChar w:fldCharType="begin"/>
@@ -2088,6 +2297,7 @@
     </w:r>
     <w:r>
       <w:rPr>
+        <w:rFonts w:eastAsia="黑体"/>
         <w:sz w:val="18"/>
       </w:rPr>
       <w:t xml:space="preserve"> 页</w:t>
@@ -2101,6 +2311,9 @@
   <w:footnote w:type="continuationSeparator" w:id="0">
     <w:p>
       <w:r>
+        <w:rPr>
+          <w:rFonts w:eastAsia="黑体"/>
+        </w:rPr>
         <w:continuationSeparator/>
       </w:r>
     </w:p>
@@ -2108,6 +2321,9 @@
   <w:footnote w:type="separator" w:id="-1">
     <w:p>
       <w:r>
+        <w:rPr>
+          <w:rFonts w:eastAsia="黑体"/>
+        </w:rPr>
         <w:separator/>
       </w:r>
     </w:p>
@@ -2116,7 +2332,7 @@
 </file>
 
 <file path=word/header1.xml><?xml version="1.0" encoding="utf-8"?>
-<w:hdr xmlns:m="http://schemas.openxmlformats.org/officeDocument/2006/math" xmlns:mc="http://schemas.openxmlformats.org/markup-compatibility/2006" xmlns:mo="http://schemas.microsoft.com/office/mac/office/2008/main" xmlns:mv="urn:schemas-microsoft-com:mac:vml" xmlns:o="urn:schemas-microsoft-com:office:office" xmlns:r="http://schemas.openxmlformats.org/officeDocument/2006/relationships" xmlns:v="urn:schemas-microsoft-com:vml" xmlns:w10="urn:schemas-microsoft-com:office:word" xmlns:w14="http://schemas.microsoft.com/office/word/2010/wordml" xmlns:w="http://schemas.openxmlformats.org/wordprocessingml/2006/main" xmlns:wne="http://schemas.microsoft.com/office/word/2006/wordml" xmlns:wp14="http://schemas.microsoft.com/office/word/2010/wordprocessingDrawing" xmlns:wp="http://schemas.openxmlformats.org/drawingml/2006/wordprocessingDrawing" xmlns:wpc="http://schemas.microsoft.com/office/word/2010/wordprocessingCanvas" xmlns:wpg="http://schemas.microsoft.com/office/word/2010/wordprocessingGroup" xmlns:wpi="http://schemas.microsoft.com/office/word/2010/wordprocessingInk" xmlns:wps="http://schemas.microsoft.com/office/word/2010/wordprocessingShape" mc:Ignorable="w14 wp14">
+<w:hdr xmlns:mc="http://schemas.openxmlformats.org/markup-compatibility/2006" xmlns:w="http://schemas.openxmlformats.org/wordprocessingml/2006/main" xmlns:m="http://schemas.openxmlformats.org/officeDocument/2006/math" xmlns:mo="http://schemas.microsoft.com/office/mac/office/2008/main" xmlns:mv="urn:schemas-microsoft-com:mac:vml" xmlns:o="urn:schemas-microsoft-com:office:office" xmlns:r="http://schemas.openxmlformats.org/officeDocument/2006/relationships" xmlns:v="urn:schemas-microsoft-com:vml" xmlns:w10="urn:schemas-microsoft-com:office:word" xmlns:w14="http://schemas.microsoft.com/office/word/2010/wordml" xmlns:wne="http://schemas.microsoft.com/office/word/2006/wordml" xmlns:wp14="http://schemas.microsoft.com/office/word/2010/wordprocessingDrawing" xmlns:wp="http://schemas.openxmlformats.org/drawingml/2006/wordprocessingDrawing" xmlns:wpc="http://schemas.microsoft.com/office/word/2010/wordprocessingCanvas" xmlns:wpg="http://schemas.microsoft.com/office/word/2010/wordprocessingGroup" xmlns:wpi="http://schemas.microsoft.com/office/word/2010/wordprocessingInk" xmlns:wps="http://schemas.microsoft.com/office/word/2010/wordprocessingShape" mc:Ignorable="w14 wp14">
   <w:p>
     <w:pPr>
       <w:pStyle w:val="Header"/>
@@ -2124,7 +2340,7 @@
     </w:pPr>
     <w:r>
       <w:rPr>
-        <w:rFonts w:ascii="Times New Roman" w:hAnsi="Times New Roman"/>
+        <w:rFonts w:ascii="Times New Roman" w:hAnsi="Times New Roman" w:eastAsia="黑体"/>
         <w:sz w:val="18"/>
         <w:rFonts w:eastAsia="黑体"/>
         <w:rFonts w:eastAsia="黑体"/>
@@ -2136,7 +2352,7 @@
 </file>
 
 <file path=word/numbering.xml><?xml version="1.0" encoding="utf-8"?>
-<w:numbering xmlns:m="http://schemas.openxmlformats.org/officeDocument/2006/math" xmlns:mc="http://schemas.openxmlformats.org/markup-compatibility/2006" xmlns:mo="http://schemas.microsoft.com/office/mac/office/2008/main" xmlns:mv="urn:schemas-microsoft-com:mac:vml" xmlns:o="urn:schemas-microsoft-com:office:office" xmlns:r="http://schemas.openxmlformats.org/officeDocument/2006/relationships" xmlns:v="urn:schemas-microsoft-com:vml" xmlns:w="http://schemas.openxmlformats.org/wordprocessingml/2006/main" xmlns:w10="urn:schemas-microsoft-com:office:word" xmlns:w14="http://schemas.microsoft.com/office/word/2010/wordml" xmlns:wne="http://schemas.microsoft.com/office/word/2006/wordml" xmlns:wp="http://schemas.openxmlformats.org/drawingml/2006/wordprocessingDrawing" xmlns:wp14="http://schemas.microsoft.com/office/word/2010/wordprocessingDrawing" xmlns:wpc="http://schemas.microsoft.com/office/word/2010/wordprocessingCanvas" xmlns:wpg="http://schemas.microsoft.com/office/word/2010/wordprocessingGroup" xmlns:wpi="http://schemas.microsoft.com/office/word/2010/wordprocessingInk" xmlns:wps="http://schemas.microsoft.com/office/word/2010/wordprocessingShape" mc:Ignorable="w14 wp14">
+<w:numbering xmlns:mc="http://schemas.openxmlformats.org/markup-compatibility/2006" xmlns:w="http://schemas.openxmlformats.org/wordprocessingml/2006/main" xmlns:m="http://schemas.openxmlformats.org/officeDocument/2006/math" xmlns:mo="http://schemas.microsoft.com/office/mac/office/2008/main" xmlns:mv="urn:schemas-microsoft-com:mac:vml" xmlns:o="urn:schemas-microsoft-com:office:office" xmlns:r="http://schemas.openxmlformats.org/officeDocument/2006/relationships" xmlns:v="urn:schemas-microsoft-com:vml" xmlns:w10="urn:schemas-microsoft-com:office:word" xmlns:w14="http://schemas.microsoft.com/office/word/2010/wordml" xmlns:wne="http://schemas.microsoft.com/office/word/2006/wordml" xmlns:wp="http://schemas.openxmlformats.org/drawingml/2006/wordprocessingDrawing" xmlns:wp14="http://schemas.microsoft.com/office/word/2010/wordprocessingDrawing" xmlns:wpc="http://schemas.microsoft.com/office/word/2010/wordprocessingCanvas" xmlns:wpg="http://schemas.microsoft.com/office/word/2010/wordprocessingGroup" xmlns:wpi="http://schemas.microsoft.com/office/word/2010/wordprocessingInk" xmlns:wps="http://schemas.microsoft.com/office/word/2010/wordprocessingShape" mc:Ignorable="w14 wp14">
   <w:abstractNum w:abstractNumId="0">
     <w:nsid w:val="FFFFFF7C"/>
     <w:multiLevelType w:val="singleLevel"/>
@@ -2223,7 +2439,7 @@
         <w:ind w:hanging="360" w:left="1440"/>
       </w:pPr>
       <w:rPr>
-        <w:rFonts w:ascii="Symbol" w:hAnsi="Symbol" w:hint="default"/>
+        <w:rFonts w:ascii="Symbol" w:hAnsi="Symbol" w:hint="default" w:eastAsia="黑体"/>
       </w:rPr>
     </w:lvl>
   </w:abstractNum>
@@ -2244,7 +2460,7 @@
         <w:ind w:hanging="360" w:left="1080"/>
       </w:pPr>
       <w:rPr>
-        <w:rFonts w:ascii="Symbol" w:hAnsi="Symbol" w:hint="default"/>
+        <w:rFonts w:ascii="Symbol" w:hAnsi="Symbol" w:hint="default" w:eastAsia="黑体"/>
       </w:rPr>
     </w:lvl>
   </w:abstractNum>
@@ -2265,7 +2481,7 @@
         <w:ind w:hanging="360" w:left="720"/>
       </w:pPr>
       <w:rPr>
-        <w:rFonts w:ascii="Symbol" w:hAnsi="Symbol" w:hint="default"/>
+        <w:rFonts w:ascii="Symbol" w:hAnsi="Symbol" w:hint="default" w:eastAsia="黑体"/>
       </w:rPr>
     </w:lvl>
   </w:abstractNum>
@@ -2304,7 +2520,7 @@
         <w:ind w:hanging="360" w:left="360"/>
       </w:pPr>
       <w:rPr>
-        <w:rFonts w:ascii="Symbol" w:hAnsi="Symbol" w:hint="default"/>
+        <w:rFonts w:ascii="Symbol" w:hAnsi="Symbol" w:hint="default" w:eastAsia="黑体"/>
       </w:rPr>
     </w:lvl>
   </w:abstractNum>
@@ -2395,7 +2611,7 @@
         <w:ind w:left="720" w:hanging="360"/>
       </w:pPr>
       <w:rPr>
-        <w:rFonts w:ascii="Symbol" w:hAnsi="Symbol" w:cs="Symbol" w:hint="default"/>
+        <w:rFonts w:ascii="Symbol" w:hAnsi="Symbol" w:cs="Symbol" w:hint="default" w:eastAsia="黑体"/>
       </w:rPr>
     </w:lvl>
     <w:lvl w:ilvl="1">
@@ -2406,7 +2622,7 @@
         <w:ind w:left="1440" w:hanging="360"/>
       </w:pPr>
       <w:rPr>
-        <w:rFonts w:ascii="Courier New" w:hAnsi="Courier New" w:cs="Courier New" w:hint="default"/>
+        <w:rFonts w:ascii="Courier New" w:hAnsi="Courier New" w:cs="Courier New" w:hint="default" w:eastAsia="黑体"/>
       </w:rPr>
     </w:lvl>
     <w:lvl w:ilvl="2">
@@ -2417,7 +2633,7 @@
         <w:ind w:left="2160" w:hanging="360"/>
       </w:pPr>
       <w:rPr>
-        <w:rFonts w:ascii="Wingdings" w:hAnsi="Wingdings" w:cs="Wingdings" w:hint="default"/>
+        <w:rFonts w:ascii="Wingdings" w:hAnsi="Wingdings" w:cs="Wingdings" w:hint="default" w:eastAsia="黑体"/>
       </w:rPr>
     </w:lvl>
     <w:lvl w:ilvl="3">
@@ -2428,7 +2644,7 @@
         <w:ind w:left="2880" w:hanging="360"/>
       </w:pPr>
       <w:rPr>
-        <w:rFonts w:ascii="Symbol" w:hAnsi="Symbol" w:cs="Symbol" w:hint="default"/>
+        <w:rFonts w:ascii="Symbol" w:hAnsi="Symbol" w:cs="Symbol" w:hint="default" w:eastAsia="黑体"/>
       </w:rPr>
     </w:lvl>
     <w:lvl w:ilvl="4">
@@ -2439,7 +2655,7 @@
         <w:ind w:left="3600" w:hanging="360"/>
       </w:pPr>
       <w:rPr>
-        <w:rFonts w:ascii="Courier New" w:hAnsi="Courier New" w:cs="Courier New" w:hint="default"/>
+        <w:rFonts w:ascii="Courier New" w:hAnsi="Courier New" w:cs="Courier New" w:hint="default" w:eastAsia="黑体"/>
       </w:rPr>
     </w:lvl>
     <w:lvl w:ilvl="5">
@@ -2450,7 +2666,7 @@
         <w:ind w:left="4320" w:hanging="360"/>
       </w:pPr>
       <w:rPr>
-        <w:rFonts w:ascii="Wingdings" w:hAnsi="Wingdings" w:cs="Wingdings" w:hint="default"/>
+        <w:rFonts w:ascii="Wingdings" w:hAnsi="Wingdings" w:cs="Wingdings" w:hint="default" w:eastAsia="黑体"/>
       </w:rPr>
     </w:lvl>
     <w:lvl w:ilvl="6">
@@ -2461,7 +2677,7 @@
         <w:ind w:left="5040" w:hanging="360"/>
       </w:pPr>
       <w:rPr>
-        <w:rFonts w:ascii="Symbol" w:hAnsi="Symbol" w:cs="Symbol" w:hint="default"/>
+        <w:rFonts w:ascii="Symbol" w:hAnsi="Symbol" w:cs="Symbol" w:hint="default" w:eastAsia="黑体"/>
       </w:rPr>
     </w:lvl>
     <w:lvl w:ilvl="7">
@@ -2472,7 +2688,7 @@
         <w:ind w:left="5760" w:hanging="360"/>
       </w:pPr>
       <w:rPr>
-        <w:rFonts w:ascii="Courier New" w:hAnsi="Courier New" w:cs="Courier New" w:hint="default"/>
+        <w:rFonts w:ascii="Courier New" w:hAnsi="Courier New" w:cs="Courier New" w:hint="default" w:eastAsia="黑体"/>
       </w:rPr>
     </w:lvl>
     <w:lvl w:ilvl="8">
@@ -2483,7 +2699,7 @@
         <w:ind w:left="6480" w:hanging="360"/>
       </w:pPr>
       <w:rPr>
-        <w:rFonts w:ascii="Wingdings" w:hAnsi="Wingdings" w:cs="Wingdings" w:hint="default"/>
+        <w:rFonts w:ascii="Wingdings" w:hAnsi="Wingdings" w:cs="Wingdings" w:hint="default" w:eastAsia="黑体"/>
       </w:rPr>
     </w:lvl>
   </w:abstractNum>
@@ -2539,11 +2755,11 @@
 </file>
 
 <file path=word/styles.xml><?xml version="1.0" encoding="utf-8"?>
-<w:styles xmlns:mc="http://schemas.openxmlformats.org/markup-compatibility/2006" xmlns:r="http://schemas.openxmlformats.org/officeDocument/2006/relationships" xmlns:w="http://schemas.openxmlformats.org/wordprocessingml/2006/main" xmlns:w14="http://schemas.microsoft.com/office/word/2010/wordml" mc:Ignorable="w14">
+<w:styles xmlns:mc="http://schemas.openxmlformats.org/markup-compatibility/2006" xmlns:w="http://schemas.openxmlformats.org/wordprocessingml/2006/main" xmlns:r="http://schemas.openxmlformats.org/officeDocument/2006/relationships" xmlns:w14="http://schemas.microsoft.com/office/word/2010/wordml" mc:Ignorable="w14">
   <w:docDefaults>
     <w:rPrDefault>
       <w:rPr>
-        <w:rFonts w:asciiTheme="minorHAnsi" w:cstheme="minorBidi" w:eastAsiaTheme="minorEastAsia" w:hAnsiTheme="minorHAnsi"/>
+        <w:rFonts w:asciiTheme="minorHAnsi" w:cstheme="minorBidi" w:hAnsiTheme="minorHAnsi" w:eastAsia="黑体"/>
         <w:sz w:val="22"/>
         <w:szCs w:val="22"/>
         <w:lang w:bidi="ar-SA" w:eastAsia="en-US" w:val="en-US"/>
@@ -2765,7 +2981,7 @@
       <w:outlineLvl w:val="0"/>
     </w:pPr>
     <w:rPr>
-      <w:rFonts w:ascii="Times New Roman" w:asciiTheme="majorHAnsi" w:cstheme="majorBidi" w:eastAsia="黑体" w:eastAsiaTheme="majorEastAsia" w:hAnsi="Times New Roman" w:hAnsiTheme="majorHAnsi"/>
+      <w:rFonts w:ascii="Times New Roman" w:asciiTheme="majorHAnsi" w:cstheme="majorBidi" w:eastAsia="黑体" w:hAnsi="Times New Roman" w:hAnsiTheme="majorHAnsi"/>
       <w:b/>
       <w:bCs/>
       <w:color w:val="1F3864"/>
@@ -2789,7 +3005,7 @@
       <w:outlineLvl w:val="1"/>
     </w:pPr>
     <w:rPr>
-      <w:rFonts w:ascii="Times New Roman" w:asciiTheme="majorHAnsi" w:cstheme="majorBidi" w:eastAsia="黑体" w:eastAsiaTheme="majorEastAsia" w:hAnsi="Times New Roman" w:hAnsiTheme="majorHAnsi"/>
+      <w:rFonts w:ascii="Times New Roman" w:asciiTheme="majorHAnsi" w:cstheme="majorBidi" w:eastAsia="黑体" w:hAnsi="Times New Roman" w:hAnsiTheme="majorHAnsi"/>
       <w:b/>
       <w:bCs/>
       <w:color w:val="2E4E7E"/>
@@ -2813,7 +3029,7 @@
       <w:outlineLvl w:val="2"/>
     </w:pPr>
     <w:rPr>
-      <w:rFonts w:ascii="Times New Roman" w:asciiTheme="majorHAnsi" w:cstheme="majorBidi" w:eastAsia="黑体" w:eastAsiaTheme="majorEastAsia" w:hAnsi="Times New Roman" w:hAnsiTheme="majorHAnsi"/>
+      <w:rFonts w:ascii="Times New Roman" w:asciiTheme="majorHAnsi" w:cstheme="majorBidi" w:eastAsia="黑体" w:hAnsi="Times New Roman" w:hAnsiTheme="majorHAnsi"/>
       <w:b/>
       <w:bCs/>
       <w:color w:val="2E4E7E"/>
@@ -2837,7 +3053,7 @@
       <w:outlineLvl w:val="3"/>
     </w:pPr>
     <w:rPr>
-      <w:rFonts w:ascii="Times New Roman" w:asciiTheme="majorHAnsi" w:cstheme="majorBidi" w:eastAsia="黑体" w:eastAsiaTheme="majorEastAsia" w:hAnsi="Times New Roman" w:hAnsiTheme="majorHAnsi"/>
+      <w:rFonts w:ascii="Times New Roman" w:asciiTheme="majorHAnsi" w:cstheme="majorBidi" w:eastAsia="黑体" w:hAnsi="Times New Roman" w:hAnsiTheme="majorHAnsi"/>
       <w:b/>
       <w:bCs/>
       <w:i/>
@@ -2863,7 +3079,7 @@
       <w:outlineLvl w:val="4"/>
     </w:pPr>
     <w:rPr>
-      <w:rFonts w:ascii="Times New Roman" w:asciiTheme="majorHAnsi" w:cstheme="majorBidi" w:eastAsia="黑体" w:eastAsiaTheme="majorEastAsia" w:hAnsi="Times New Roman" w:hAnsiTheme="majorHAnsi"/>
+      <w:rFonts w:ascii="Times New Roman" w:asciiTheme="majorHAnsi" w:cstheme="majorBidi" w:eastAsia="黑体" w:hAnsi="Times New Roman" w:hAnsiTheme="majorHAnsi"/>
       <w:b/>
       <w:color w:val="333333"/>
       <w:sz w:val="22"/>
@@ -2886,7 +3102,7 @@
       <w:outlineLvl w:val="5"/>
     </w:pPr>
     <w:rPr>
-      <w:rFonts w:asciiTheme="majorHAnsi" w:cstheme="majorBidi" w:eastAsiaTheme="majorEastAsia" w:hAnsiTheme="majorHAnsi"/>
+      <w:rFonts w:asciiTheme="majorHAnsi" w:cstheme="majorBidi" w:hAnsiTheme="majorHAnsi" w:eastAsia="黑体"/>
       <w:i/>
       <w:iCs/>
       <w:color w:themeColor="accent1" w:themeShade="7F" w:val="243F60"/>
@@ -2909,7 +3125,7 @@
       <w:outlineLvl w:val="6"/>
     </w:pPr>
     <w:rPr>
-      <w:rFonts w:asciiTheme="majorHAnsi" w:cstheme="majorBidi" w:eastAsiaTheme="majorEastAsia" w:hAnsiTheme="majorHAnsi"/>
+      <w:rFonts w:asciiTheme="majorHAnsi" w:cstheme="majorBidi" w:hAnsiTheme="majorHAnsi" w:eastAsia="黑体"/>
       <w:i/>
       <w:iCs/>
       <w:color w:themeColor="text1" w:themeTint="BF" w:val="404040"/>
@@ -2932,7 +3148,7 @@
       <w:outlineLvl w:val="7"/>
     </w:pPr>
     <w:rPr>
-      <w:rFonts w:asciiTheme="majorHAnsi" w:cstheme="majorBidi" w:eastAsiaTheme="majorEastAsia" w:hAnsiTheme="majorHAnsi"/>
+      <w:rFonts w:asciiTheme="majorHAnsi" w:cstheme="majorBidi" w:hAnsiTheme="majorHAnsi" w:eastAsia="黑体"/>
       <w:color w:themeColor="accent1" w:val="4F81BD"/>
       <w:sz w:val="20"/>
       <w:szCs w:val="20"/>
@@ -2955,7 +3171,7 @@
       <w:outlineLvl w:val="8"/>
     </w:pPr>
     <w:rPr>
-      <w:rFonts w:asciiTheme="majorHAnsi" w:cstheme="majorBidi" w:eastAsiaTheme="majorEastAsia" w:hAnsiTheme="majorHAnsi"/>
+      <w:rFonts w:asciiTheme="majorHAnsi" w:cstheme="majorBidi" w:hAnsiTheme="majorHAnsi" w:eastAsia="黑体"/>
       <w:i/>
       <w:iCs/>
       <w:color w:themeColor="text1" w:themeTint="BF" w:val="404040"/>
@@ -3006,7 +3222,7 @@
     <w:uiPriority w:val="9"/>
     <w:rsid w:val="00FC693F"/>
     <w:rPr>
-      <w:rFonts w:asciiTheme="majorHAnsi" w:cstheme="majorBidi" w:eastAsiaTheme="majorEastAsia" w:hAnsiTheme="majorHAnsi"/>
+      <w:rFonts w:asciiTheme="majorHAnsi" w:cstheme="majorBidi" w:hAnsiTheme="majorHAnsi" w:eastAsia="黑体"/>
       <w:b/>
       <w:bCs/>
       <w:color w:themeColor="accent1" w:themeShade="BF" w:val="365F91"/>
@@ -3021,7 +3237,7 @@
     <w:uiPriority w:val="9"/>
     <w:rsid w:val="00FC693F"/>
     <w:rPr>
-      <w:rFonts w:asciiTheme="majorHAnsi" w:cstheme="majorBidi" w:eastAsiaTheme="majorEastAsia" w:hAnsiTheme="majorHAnsi"/>
+      <w:rFonts w:asciiTheme="majorHAnsi" w:cstheme="majorBidi" w:hAnsiTheme="majorHAnsi" w:eastAsia="黑体"/>
       <w:b/>
       <w:bCs/>
       <w:color w:themeColor="accent1" w:val="4F81BD"/>
@@ -3036,7 +3252,7 @@
     <w:uiPriority w:val="9"/>
     <w:rsid w:val="00FC693F"/>
     <w:rPr>
-      <w:rFonts w:asciiTheme="majorHAnsi" w:cstheme="majorBidi" w:eastAsiaTheme="majorEastAsia" w:hAnsiTheme="majorHAnsi"/>
+      <w:rFonts w:asciiTheme="majorHAnsi" w:cstheme="majorBidi" w:hAnsiTheme="majorHAnsi" w:eastAsia="黑体"/>
       <w:b/>
       <w:bCs/>
       <w:color w:themeColor="accent1" w:val="4F81BD"/>
@@ -3059,7 +3275,7 @@
       <w:contextualSpacing/>
     </w:pPr>
     <w:rPr>
-      <w:rFonts w:ascii="Times New Roman" w:asciiTheme="majorHAnsi" w:cstheme="majorBidi" w:eastAsia="黑体" w:eastAsiaTheme="majorEastAsia" w:hAnsi="Times New Roman" w:hAnsiTheme="majorHAnsi"/>
+      <w:rFonts w:ascii="Times New Roman" w:asciiTheme="majorHAnsi" w:cstheme="majorBidi" w:eastAsia="黑体" w:hAnsi="Times New Roman" w:hAnsiTheme="majorHAnsi"/>
       <w:b/>
       <w:color w:val="1F3864"/>
       <w:spacing w:val="5"/>
@@ -3075,7 +3291,7 @@
     <w:uiPriority w:val="10"/>
     <w:rsid w:val="00FC693F"/>
     <w:rPr>
-      <w:rFonts w:asciiTheme="majorHAnsi" w:cstheme="majorBidi" w:eastAsiaTheme="majorEastAsia" w:hAnsiTheme="majorHAnsi"/>
+      <w:rFonts w:asciiTheme="majorHAnsi" w:cstheme="majorBidi" w:hAnsiTheme="majorHAnsi" w:eastAsia="黑体"/>
       <w:color w:themeColor="text2" w:themeShade="BF" w:val="17365D"/>
       <w:spacing w:val="5"/>
       <w:kern w:val="28"/>
@@ -3097,7 +3313,7 @@
       </w:numPr>
     </w:pPr>
     <w:rPr>
-      <w:rFonts w:asciiTheme="majorHAnsi" w:cstheme="majorBidi" w:eastAsiaTheme="majorEastAsia" w:hAnsiTheme="majorHAnsi"/>
+      <w:rFonts w:asciiTheme="majorHAnsi" w:cstheme="majorBidi" w:hAnsiTheme="majorHAnsi" w:eastAsia="黑体"/>
       <w:i/>
       <w:iCs/>
       <w:color w:themeColor="accent1" w:val="4F81BD"/>
@@ -3113,7 +3329,7 @@
     <w:uiPriority w:val="11"/>
     <w:rsid w:val="00FC693F"/>
     <w:rPr>
-      <w:rFonts w:asciiTheme="majorHAnsi" w:cstheme="majorBidi" w:eastAsiaTheme="majorEastAsia" w:hAnsiTheme="majorHAnsi"/>
+      <w:rFonts w:asciiTheme="majorHAnsi" w:cstheme="majorBidi" w:hAnsiTheme="majorHAnsi" w:eastAsia="黑体"/>
       <w:i/>
       <w:iCs/>
       <w:color w:themeColor="accent1" w:val="4F81BD"/>
@@ -3180,6 +3396,7 @@
       <w:spacing w:after="120"/>
     </w:pPr>
     <w:rPr>
+      <w:rFonts w:eastAsia="黑体"/>
       <w:sz w:val="16"/>
       <w:szCs w:val="16"/>
     </w:rPr>
@@ -3191,6 +3408,7 @@
     <w:uiPriority w:val="99"/>
     <w:rsid w:val="00AA1D8D"/>
     <w:rPr>
+      <w:rFonts w:eastAsia="黑体"/>
       <w:sz w:val="16"/>
       <w:szCs w:val="16"/>
     </w:rPr>
@@ -3360,7 +3578,7 @@
       </w:tabs>
     </w:pPr>
     <w:rPr>
-      <w:rFonts w:ascii="Courier" w:hAnsi="Courier"/>
+      <w:rFonts w:ascii="Courier" w:hAnsi="Courier" w:eastAsia="黑体"/>
       <w:sz w:val="20"/>
       <w:szCs w:val="20"/>
     </w:rPr>
@@ -3372,7 +3590,7 @@
     <w:uiPriority w:val="99"/>
     <w:rsid w:val="0029639D"/>
     <w:rPr>
-      <w:rFonts w:ascii="Courier" w:hAnsi="Courier"/>
+      <w:rFonts w:ascii="Courier" w:hAnsi="Courier" w:eastAsia="黑体"/>
       <w:sz w:val="20"/>
       <w:szCs w:val="20"/>
     </w:rPr>
@@ -3408,6 +3626,7 @@
     <w:uiPriority w:val="29"/>
     <w:rsid w:val="00FC693F"/>
     <w:rPr>
+      <w:rFonts w:eastAsia="黑体"/>
       <w:i/>
       <w:iCs/>
       <w:color w:themeColor="text1" w:val="000000"/>
@@ -3421,7 +3640,7 @@
     <w:semiHidden/>
     <w:rsid w:val="00FC693F"/>
     <w:rPr>
-      <w:rFonts w:asciiTheme="majorHAnsi" w:cstheme="majorBidi" w:eastAsiaTheme="majorEastAsia" w:hAnsiTheme="majorHAnsi"/>
+      <w:rFonts w:asciiTheme="majorHAnsi" w:cstheme="majorBidi" w:hAnsiTheme="majorHAnsi" w:eastAsia="黑体"/>
       <w:b/>
       <w:bCs/>
       <w:i/>
@@ -3437,7 +3656,7 @@
     <w:semiHidden/>
     <w:rsid w:val="00FC693F"/>
     <w:rPr>
-      <w:rFonts w:asciiTheme="majorHAnsi" w:cstheme="majorBidi" w:eastAsiaTheme="majorEastAsia" w:hAnsiTheme="majorHAnsi"/>
+      <w:rFonts w:asciiTheme="majorHAnsi" w:cstheme="majorBidi" w:hAnsiTheme="majorHAnsi" w:eastAsia="黑体"/>
       <w:color w:themeColor="accent1" w:themeShade="7F" w:val="243F60"/>
     </w:rPr>
   </w:style>
@@ -3449,7 +3668,7 @@
     <w:semiHidden/>
     <w:rsid w:val="00FC693F"/>
     <w:rPr>
-      <w:rFonts w:asciiTheme="majorHAnsi" w:cstheme="majorBidi" w:eastAsiaTheme="majorEastAsia" w:hAnsiTheme="majorHAnsi"/>
+      <w:rFonts w:asciiTheme="majorHAnsi" w:cstheme="majorBidi" w:hAnsiTheme="majorHAnsi" w:eastAsia="黑体"/>
       <w:i/>
       <w:iCs/>
       <w:color w:themeColor="accent1" w:themeShade="7F" w:val="243F60"/>
@@ -3463,7 +3682,7 @@
     <w:semiHidden/>
     <w:rsid w:val="00FC693F"/>
     <w:rPr>
-      <w:rFonts w:asciiTheme="majorHAnsi" w:cstheme="majorBidi" w:eastAsiaTheme="majorEastAsia" w:hAnsiTheme="majorHAnsi"/>
+      <w:rFonts w:asciiTheme="majorHAnsi" w:cstheme="majorBidi" w:hAnsiTheme="majorHAnsi" w:eastAsia="黑体"/>
       <w:i/>
       <w:iCs/>
       <w:color w:themeColor="text1" w:themeTint="BF" w:val="404040"/>
@@ -3477,7 +3696,7 @@
     <w:semiHidden/>
     <w:rsid w:val="00FC693F"/>
     <w:rPr>
-      <w:rFonts w:asciiTheme="majorHAnsi" w:cstheme="majorBidi" w:eastAsiaTheme="majorEastAsia" w:hAnsiTheme="majorHAnsi"/>
+      <w:rFonts w:asciiTheme="majorHAnsi" w:cstheme="majorBidi" w:hAnsiTheme="majorHAnsi" w:eastAsia="黑体"/>
       <w:color w:themeColor="accent1" w:val="4F81BD"/>
       <w:sz w:val="20"/>
       <w:szCs w:val="20"/>
@@ -3491,7 +3710,7 @@
     <w:semiHidden/>
     <w:rsid w:val="00FC693F"/>
     <w:rPr>
-      <w:rFonts w:asciiTheme="majorHAnsi" w:cstheme="majorBidi" w:eastAsiaTheme="majorEastAsia" w:hAnsiTheme="majorHAnsi"/>
+      <w:rFonts w:asciiTheme="majorHAnsi" w:cstheme="majorBidi" w:hAnsiTheme="majorHAnsi" w:eastAsia="黑体"/>
       <w:i/>
       <w:iCs/>
       <w:color w:themeColor="text1" w:themeTint="BF" w:val="404040"/>
@@ -3512,6 +3731,7 @@
       <w:spacing w:line="240" w:lineRule="auto"/>
     </w:pPr>
     <w:rPr>
+      <w:rFonts w:eastAsia="黑体"/>
       <w:b/>
       <w:bCs/>
       <w:color w:themeColor="accent1" w:val="4F81BD"/>
@@ -3526,6 +3746,7 @@
     <w:qFormat/>
     <w:rsid w:val="00FC693F"/>
     <w:rPr>
+      <w:rFonts w:eastAsia="黑体"/>
       <w:b/>
       <w:bCs/>
     </w:rPr>
@@ -3537,6 +3758,7 @@
     <w:qFormat/>
     <w:rsid w:val="00FC693F"/>
     <w:rPr>
+      <w:rFonts w:eastAsia="黑体"/>
       <w:i/>
       <w:iCs/>
     </w:rPr>
@@ -3557,6 +3779,7 @@
       <w:ind w:left="936" w:right="936"/>
     </w:pPr>
     <w:rPr>
+      <w:rFonts w:eastAsia="黑体"/>
       <w:b/>
       <w:bCs/>
       <w:i/>
@@ -3571,6 +3794,7 @@
     <w:uiPriority w:val="30"/>
     <w:rsid w:val="00FC693F"/>
     <w:rPr>
+      <w:rFonts w:eastAsia="黑体"/>
       <w:b/>
       <w:bCs/>
       <w:i/>
@@ -3585,6 +3809,7 @@
     <w:qFormat/>
     <w:rsid w:val="00FC693F"/>
     <w:rPr>
+      <w:rFonts w:eastAsia="黑体"/>
       <w:i/>
       <w:iCs/>
       <w:color w:themeColor="text1" w:themeTint="7F" w:val="808080"/>
@@ -3597,6 +3822,7 @@
     <w:qFormat/>
     <w:rsid w:val="00FC693F"/>
     <w:rPr>
+      <w:rFonts w:eastAsia="黑体"/>
       <w:b/>
       <w:bCs/>
       <w:i/>
@@ -3611,6 +3837,7 @@
     <w:qFormat/>
     <w:rsid w:val="00FC693F"/>
     <w:rPr>
+      <w:rFonts w:eastAsia="黑体"/>
       <w:smallCaps/>
       <w:color w:themeColor="accent2" w:val="C0504D"/>
       <w:u w:val="single"/>
@@ -3623,6 +3850,7 @@
     <w:qFormat/>
     <w:rsid w:val="00FC693F"/>
     <w:rPr>
+      <w:rFonts w:eastAsia="黑体"/>
       <w:b/>
       <w:bCs/>
       <w:smallCaps/>
@@ -3638,6 +3866,7 @@
     <w:qFormat/>
     <w:rsid w:val="00FC693F"/>
     <w:rPr>
+      <w:rFonts w:eastAsia="黑体"/>
       <w:b/>
       <w:bCs/>
       <w:smallCaps/>
@@ -3692,6 +3921,7 @@
       <w:spacing w:after="0" w:line="240" w:lineRule="auto"/>
     </w:pPr>
     <w:rPr>
+      <w:rFonts w:eastAsia="黑体"/>
       <w:color w:themeColor="text1" w:themeShade="BF" w:val="000000"/>
     </w:rPr>
     <w:tblPr>
@@ -3714,6 +3944,7 @@
         <w:spacing w:after="0" w:before="0" w:line="240" w:lineRule="auto"/>
       </w:pPr>
       <w:rPr>
+        <w:rFonts w:eastAsia="黑体"/>
         <w:b/>
         <w:bCs/>
       </w:rPr>
@@ -3734,6 +3965,7 @@
         <w:spacing w:after="0" w:before="0" w:line="240" w:lineRule="auto"/>
       </w:pPr>
       <w:rPr>
+        <w:rFonts w:eastAsia="黑体"/>
         <w:b/>
         <w:bCs/>
       </w:rPr>
@@ -3751,12 +3983,14 @@
     </w:tblStylePr>
     <w:tblStylePr w:type="firstCol">
       <w:rPr>
+        <w:rFonts w:eastAsia="黑体"/>
         <w:b/>
         <w:bCs/>
       </w:rPr>
     </w:tblStylePr>
     <w:tblStylePr w:type="lastCol">
       <w:rPr>
+        <w:rFonts w:eastAsia="黑体"/>
         <w:b/>
         <w:bCs/>
       </w:rPr>
@@ -3795,6 +4029,7 @@
       <w:spacing w:after="0" w:line="240" w:lineRule="auto"/>
     </w:pPr>
     <w:rPr>
+      <w:rFonts w:eastAsia="黑体"/>
       <w:color w:themeColor="accent1" w:themeShade="BF" w:val="365F91"/>
     </w:rPr>
     <w:tblPr>
@@ -3817,6 +4052,7 @@
         <w:spacing w:after="0" w:before="0" w:line="240" w:lineRule="auto"/>
       </w:pPr>
       <w:rPr>
+        <w:rFonts w:eastAsia="黑体"/>
         <w:b/>
         <w:bCs/>
       </w:rPr>
@@ -3837,6 +4073,7 @@
         <w:spacing w:after="0" w:before="0" w:line="240" w:lineRule="auto"/>
       </w:pPr>
       <w:rPr>
+        <w:rFonts w:eastAsia="黑体"/>
         <w:b/>
         <w:bCs/>
       </w:rPr>
@@ -3854,12 +4091,14 @@
     </w:tblStylePr>
     <w:tblStylePr w:type="firstCol">
       <w:rPr>
+        <w:rFonts w:eastAsia="黑体"/>
         <w:b/>
         <w:bCs/>
       </w:rPr>
     </w:tblStylePr>
     <w:tblStylePr w:type="lastCol">
       <w:rPr>
+        <w:rFonts w:eastAsia="黑体"/>
         <w:b/>
         <w:bCs/>
       </w:rPr>
@@ -3898,6 +4137,7 @@
       <w:spacing w:after="0" w:line="240" w:lineRule="auto"/>
     </w:pPr>
     <w:rPr>
+      <w:rFonts w:eastAsia="黑体"/>
       <w:color w:themeColor="accent2" w:themeShade="BF" w:val="943634"/>
     </w:rPr>
     <w:tblPr>
@@ -3920,6 +4160,7 @@
         <w:spacing w:after="0" w:before="0" w:line="240" w:lineRule="auto"/>
       </w:pPr>
       <w:rPr>
+        <w:rFonts w:eastAsia="黑体"/>
         <w:b/>
         <w:bCs/>
       </w:rPr>
@@ -3940,6 +4181,7 @@
         <w:spacing w:after="0" w:before="0" w:line="240" w:lineRule="auto"/>
       </w:pPr>
       <w:rPr>
+        <w:rFonts w:eastAsia="黑体"/>
         <w:b/>
         <w:bCs/>
       </w:rPr>
@@ -3957,12 +4199,14 @@
     </w:tblStylePr>
     <w:tblStylePr w:type="firstCol">
       <w:rPr>
+        <w:rFonts w:eastAsia="黑体"/>
         <w:b/>
         <w:bCs/>
       </w:rPr>
     </w:tblStylePr>
     <w:tblStylePr w:type="lastCol">
       <w:rPr>
+        <w:rFonts w:eastAsia="黑体"/>
         <w:b/>
         <w:bCs/>
       </w:rPr>
@@ -4001,6 +4245,7 @@
       <w:spacing w:after="0" w:line="240" w:lineRule="auto"/>
     </w:pPr>
     <w:rPr>
+      <w:rFonts w:eastAsia="黑体"/>
       <w:color w:themeColor="accent3" w:themeShade="BF" w:val="76923C"/>
     </w:rPr>
     <w:tblPr>
@@ -4023,6 +4268,7 @@
         <w:spacing w:after="0" w:before="0" w:line="240" w:lineRule="auto"/>
       </w:pPr>
       <w:rPr>
+        <w:rFonts w:eastAsia="黑体"/>
         <w:b/>
         <w:bCs/>
       </w:rPr>
@@ -4043,6 +4289,7 @@
         <w:spacing w:after="0" w:before="0" w:line="240" w:lineRule="auto"/>
       </w:pPr>
       <w:rPr>
+        <w:rFonts w:eastAsia="黑体"/>
         <w:b/>
         <w:bCs/>
       </w:rPr>
@@ -4060,12 +4307,14 @@
     </w:tblStylePr>
     <w:tblStylePr w:type="firstCol">
       <w:rPr>
+        <w:rFonts w:eastAsia="黑体"/>
         <w:b/>
         <w:bCs/>
       </w:rPr>
     </w:tblStylePr>
     <w:tblStylePr w:type="lastCol">
       <w:rPr>
+        <w:rFonts w:eastAsia="黑体"/>
         <w:b/>
         <w:bCs/>
       </w:rPr>
@@ -4104,6 +4353,7 @@
       <w:spacing w:after="0" w:line="240" w:lineRule="auto"/>
     </w:pPr>
     <w:rPr>
+      <w:rFonts w:eastAsia="黑体"/>
       <w:color w:themeColor="accent4" w:themeShade="BF" w:val="5F497A"/>
     </w:rPr>
     <w:tblPr>
@@ -4126,6 +4376,7 @@
         <w:spacing w:after="0" w:before="0" w:line="240" w:lineRule="auto"/>
       </w:pPr>
       <w:rPr>
+        <w:rFonts w:eastAsia="黑体"/>
         <w:b/>
         <w:bCs/>
       </w:rPr>
@@ -4146,6 +4397,7 @@
         <w:spacing w:after="0" w:before="0" w:line="240" w:lineRule="auto"/>
       </w:pPr>
       <w:rPr>
+        <w:rFonts w:eastAsia="黑体"/>
         <w:b/>
         <w:bCs/>
       </w:rPr>
@@ -4163,12 +4415,14 @@
     </w:tblStylePr>
     <w:tblStylePr w:type="firstCol">
       <w:rPr>
+        <w:rFonts w:eastAsia="黑体"/>
         <w:b/>
         <w:bCs/>
       </w:rPr>
     </w:tblStylePr>
     <w:tblStylePr w:type="lastCol">
       <w:rPr>
+        <w:rFonts w:eastAsia="黑体"/>
         <w:b/>
         <w:bCs/>
       </w:rPr>
@@ -4207,6 +4461,7 @@
       <w:spacing w:after="0" w:line="240" w:lineRule="auto"/>
     </w:pPr>
     <w:rPr>
+      <w:rFonts w:eastAsia="黑体"/>
       <w:color w:themeColor="accent5" w:themeShade="BF" w:val="31849B"/>
     </w:rPr>
     <w:tblPr>
@@ -4229,6 +4484,7 @@
         <w:spacing w:after="0" w:before="0" w:line="240" w:lineRule="auto"/>
       </w:pPr>
       <w:rPr>
+        <w:rFonts w:eastAsia="黑体"/>
         <w:b/>
         <w:bCs/>
       </w:rPr>
@@ -4249,6 +4505,7 @@
         <w:spacing w:after="0" w:before="0" w:line="240" w:lineRule="auto"/>
       </w:pPr>
       <w:rPr>
+        <w:rFonts w:eastAsia="黑体"/>
         <w:b/>
         <w:bCs/>
       </w:rPr>
@@ -4266,12 +4523,14 @@
     </w:tblStylePr>
     <w:tblStylePr w:type="firstCol">
       <w:rPr>
+        <w:rFonts w:eastAsia="黑体"/>
         <w:b/>
         <w:bCs/>
       </w:rPr>
     </w:tblStylePr>
     <w:tblStylePr w:type="lastCol">
       <w:rPr>
+        <w:rFonts w:eastAsia="黑体"/>
         <w:b/>
         <w:bCs/>
       </w:rPr>
@@ -4310,6 +4569,7 @@
       <w:spacing w:after="0" w:line="240" w:lineRule="auto"/>
     </w:pPr>
     <w:rPr>
+      <w:rFonts w:eastAsia="黑体"/>
       <w:color w:themeColor="accent6" w:themeShade="BF" w:val="E36C0A"/>
     </w:rPr>
     <w:tblPr>
@@ -4332,6 +4592,7 @@
         <w:spacing w:after="0" w:before="0" w:line="240" w:lineRule="auto"/>
       </w:pPr>
       <w:rPr>
+        <w:rFonts w:eastAsia="黑体"/>
         <w:b/>
         <w:bCs/>
       </w:rPr>
@@ -4352,6 +4613,7 @@
         <w:spacing w:after="0" w:before="0" w:line="240" w:lineRule="auto"/>
       </w:pPr>
       <w:rPr>
+        <w:rFonts w:eastAsia="黑体"/>
         <w:b/>
         <w:bCs/>
       </w:rPr>
@@ -4369,12 +4631,14 @@
     </w:tblStylePr>
     <w:tblStylePr w:type="firstCol">
       <w:rPr>
+        <w:rFonts w:eastAsia="黑体"/>
         <w:b/>
         <w:bCs/>
       </w:rPr>
     </w:tblStylePr>
     <w:tblStylePr w:type="lastCol">
       <w:rPr>
+        <w:rFonts w:eastAsia="黑体"/>
         <w:b/>
         <w:bCs/>
       </w:rPr>
@@ -4434,6 +4698,7 @@
         <w:spacing w:after="0" w:before="0" w:line="240" w:lineRule="auto"/>
       </w:pPr>
       <w:rPr>
+        <w:rFonts w:eastAsia="黑体"/>
         <w:b/>
         <w:bCs/>
         <w:color w:themeColor="background1" w:val="FFFFFF"/>
@@ -4448,6 +4713,7 @@
         <w:spacing w:after="0" w:before="0" w:line="240" w:lineRule="auto"/>
       </w:pPr>
       <w:rPr>
+        <w:rFonts w:eastAsia="黑体"/>
         <w:b/>
         <w:bCs/>
       </w:rPr>
@@ -4463,12 +4729,14 @@
     </w:tblStylePr>
     <w:tblStylePr w:type="firstCol">
       <w:rPr>
+        <w:rFonts w:eastAsia="黑体"/>
         <w:b/>
         <w:bCs/>
       </w:rPr>
     </w:tblStylePr>
     <w:tblStylePr w:type="lastCol">
       <w:rPr>
+        <w:rFonts w:eastAsia="黑体"/>
         <w:b/>
         <w:bCs/>
       </w:rPr>
@@ -4526,6 +4794,7 @@
         <w:spacing w:after="0" w:before="0" w:line="240" w:lineRule="auto"/>
       </w:pPr>
       <w:rPr>
+        <w:rFonts w:eastAsia="黑体"/>
         <w:b/>
         <w:bCs/>
         <w:color w:themeColor="background1" w:val="FFFFFF"/>
@@ -4540,6 +4809,7 @@
         <w:spacing w:after="0" w:before="0" w:line="240" w:lineRule="auto"/>
       </w:pPr>
       <w:rPr>
+        <w:rFonts w:eastAsia="黑体"/>
         <w:b/>
         <w:bCs/>
       </w:rPr>
@@ -4555,12 +4825,14 @@
     </w:tblStylePr>
     <w:tblStylePr w:type="firstCol">
       <w:rPr>
+        <w:rFonts w:eastAsia="黑体"/>
         <w:b/>
         <w:bCs/>
       </w:rPr>
     </w:tblStylePr>
     <w:tblStylePr w:type="lastCol">
       <w:rPr>
+        <w:rFonts w:eastAsia="黑体"/>
         <w:b/>
         <w:bCs/>
       </w:rPr>
@@ -4618,6 +4890,7 @@
         <w:spacing w:after="0" w:before="0" w:line="240" w:lineRule="auto"/>
       </w:pPr>
       <w:rPr>
+        <w:rFonts w:eastAsia="黑体"/>
         <w:b/>
         <w:bCs/>
         <w:color w:themeColor="background1" w:val="FFFFFF"/>
@@ -4632,6 +4905,7 @@
         <w:spacing w:after="0" w:before="0" w:line="240" w:lineRule="auto"/>
       </w:pPr>
       <w:rPr>
+        <w:rFonts w:eastAsia="黑体"/>
         <w:b/>
         <w:bCs/>
       </w:rPr>
@@ -4647,12 +4921,14 @@
     </w:tblStylePr>
     <w:tblStylePr w:type="firstCol">
       <w:rPr>
+        <w:rFonts w:eastAsia="黑体"/>
         <w:b/>
         <w:bCs/>
       </w:rPr>
     </w:tblStylePr>
     <w:tblStylePr w:type="lastCol">
       <w:rPr>
+        <w:rFonts w:eastAsia="黑体"/>
         <w:b/>
         <w:bCs/>
       </w:rPr>
@@ -4710,6 +4986,7 @@
         <w:spacing w:after="0" w:before="0" w:line="240" w:lineRule="auto"/>
       </w:pPr>
       <w:rPr>
+        <w:rFonts w:eastAsia="黑体"/>
         <w:b/>
         <w:bCs/>
         <w:color w:themeColor="background1" w:val="FFFFFF"/>
@@ -4724,6 +5001,7 @@
         <w:spacing w:after="0" w:before="0" w:line="240" w:lineRule="auto"/>
       </w:pPr>
       <w:rPr>
+        <w:rFonts w:eastAsia="黑体"/>
         <w:b/>
         <w:bCs/>
       </w:rPr>
@@ -4739,12 +5017,14 @@
     </w:tblStylePr>
     <w:tblStylePr w:type="firstCol">
       <w:rPr>
+        <w:rFonts w:eastAsia="黑体"/>
         <w:b/>
         <w:bCs/>
       </w:rPr>
     </w:tblStylePr>
     <w:tblStylePr w:type="lastCol">
       <w:rPr>
+        <w:rFonts w:eastAsia="黑体"/>
         <w:b/>
         <w:bCs/>
       </w:rPr>
@@ -4802,6 +5082,7 @@
         <w:spacing w:after="0" w:before="0" w:line="240" w:lineRule="auto"/>
       </w:pPr>
       <w:rPr>
+        <w:rFonts w:eastAsia="黑体"/>
         <w:b/>
         <w:bCs/>
         <w:color w:themeColor="background1" w:val="FFFFFF"/>
@@ -4816,6 +5097,7 @@
         <w:spacing w:after="0" w:before="0" w:line="240" w:lineRule="auto"/>
       </w:pPr>
       <w:rPr>
+        <w:rFonts w:eastAsia="黑体"/>
         <w:b/>
         <w:bCs/>
       </w:rPr>
@@ -4831,12 +5113,14 @@
     </w:tblStylePr>
     <w:tblStylePr w:type="firstCol">
       <w:rPr>
+        <w:rFonts w:eastAsia="黑体"/>
         <w:b/>
         <w:bCs/>
       </w:rPr>
     </w:tblStylePr>
     <w:tblStylePr w:type="lastCol">
       <w:rPr>
+        <w:rFonts w:eastAsia="黑体"/>
         <w:b/>
         <w:bCs/>
       </w:rPr>
@@ -4894,6 +5178,7 @@
         <w:spacing w:after="0" w:before="0" w:line="240" w:lineRule="auto"/>
       </w:pPr>
       <w:rPr>
+        <w:rFonts w:eastAsia="黑体"/>
         <w:b/>
         <w:bCs/>
         <w:color w:themeColor="background1" w:val="FFFFFF"/>
@@ -4908,6 +5193,7 @@
         <w:spacing w:after="0" w:before="0" w:line="240" w:lineRule="auto"/>
       </w:pPr>
       <w:rPr>
+        <w:rFonts w:eastAsia="黑体"/>
         <w:b/>
         <w:bCs/>
       </w:rPr>
@@ -4923,12 +5209,14 @@
     </w:tblStylePr>
     <w:tblStylePr w:type="firstCol">
       <w:rPr>
+        <w:rFonts w:eastAsia="黑体"/>
         <w:b/>
         <w:bCs/>
       </w:rPr>
     </w:tblStylePr>
     <w:tblStylePr w:type="lastCol">
       <w:rPr>
+        <w:rFonts w:eastAsia="黑体"/>
         <w:b/>
         <w:bCs/>
       </w:rPr>
@@ -4986,6 +5274,7 @@
         <w:spacing w:after="0" w:before="0" w:line="240" w:lineRule="auto"/>
       </w:pPr>
       <w:rPr>
+        <w:rFonts w:eastAsia="黑体"/>
         <w:b/>
         <w:bCs/>
         <w:color w:themeColor="background1" w:val="FFFFFF"/>
@@ -5000,6 +5289,7 @@
         <w:spacing w:after="0" w:before="0" w:line="240" w:lineRule="auto"/>
       </w:pPr>
       <w:rPr>
+        <w:rFonts w:eastAsia="黑体"/>
         <w:b/>
         <w:bCs/>
       </w:rPr>
@@ -5015,12 +5305,14 @@
     </w:tblStylePr>
     <w:tblStylePr w:type="firstCol">
       <w:rPr>
+        <w:rFonts w:eastAsia="黑体"/>
         <w:b/>
         <w:bCs/>
       </w:rPr>
     </w:tblStylePr>
     <w:tblStylePr w:type="lastCol">
       <w:rPr>
+        <w:rFonts w:eastAsia="黑体"/>
         <w:b/>
         <w:bCs/>
       </w:rPr>
@@ -5080,7 +5372,7 @@
         <w:spacing w:after="0" w:before="0" w:line="240" w:lineRule="auto"/>
       </w:pPr>
       <w:rPr>
-        <w:rFonts w:asciiTheme="majorHAnsi" w:cstheme="majorBidi" w:eastAsiaTheme="majorEastAsia" w:hAnsiTheme="majorHAnsi"/>
+        <w:rFonts w:asciiTheme="majorHAnsi" w:cstheme="majorBidi" w:hAnsiTheme="majorHAnsi" w:eastAsia="黑体"/>
         <w:b/>
         <w:bCs/>
       </w:rPr>
@@ -5101,7 +5393,7 @@
         <w:spacing w:after="0" w:before="0" w:line="240" w:lineRule="auto"/>
       </w:pPr>
       <w:rPr>
-        <w:rFonts w:asciiTheme="majorHAnsi" w:cstheme="majorBidi" w:eastAsiaTheme="majorEastAsia" w:hAnsiTheme="majorHAnsi"/>
+        <w:rFonts w:asciiTheme="majorHAnsi" w:cstheme="majorBidi" w:hAnsiTheme="majorHAnsi" w:eastAsia="黑体"/>
         <w:b/>
         <w:bCs/>
       </w:rPr>
@@ -5119,14 +5411,14 @@
     </w:tblStylePr>
     <w:tblStylePr w:type="firstCol">
       <w:rPr>
-        <w:rFonts w:asciiTheme="majorHAnsi" w:cstheme="majorBidi" w:eastAsiaTheme="majorEastAsia" w:hAnsiTheme="majorHAnsi"/>
+        <w:rFonts w:asciiTheme="majorHAnsi" w:cstheme="majorBidi" w:hAnsiTheme="majorHAnsi" w:eastAsia="黑体"/>
         <w:b/>
         <w:bCs/>
       </w:rPr>
     </w:tblStylePr>
     <w:tblStylePr w:type="lastCol">
       <w:rPr>
-        <w:rFonts w:asciiTheme="majorHAnsi" w:cstheme="majorBidi" w:eastAsiaTheme="majorEastAsia" w:hAnsiTheme="majorHAnsi"/>
+        <w:rFonts w:asciiTheme="majorHAnsi" w:cstheme="majorBidi" w:hAnsiTheme="majorHAnsi" w:eastAsia="黑体"/>
         <w:b/>
         <w:bCs/>
       </w:rPr>
@@ -5210,7 +5502,7 @@
         <w:spacing w:after="0" w:before="0" w:line="240" w:lineRule="auto"/>
       </w:pPr>
       <w:rPr>
-        <w:rFonts w:asciiTheme="majorHAnsi" w:cstheme="majorBidi" w:eastAsiaTheme="majorEastAsia" w:hAnsiTheme="majorHAnsi"/>
+        <w:rFonts w:asciiTheme="majorHAnsi" w:cstheme="majorBidi" w:hAnsiTheme="majorHAnsi" w:eastAsia="黑体"/>
         <w:b/>
         <w:bCs/>
       </w:rPr>
@@ -5231,7 +5523,7 @@
         <w:spacing w:after="0" w:before="0" w:line="240" w:lineRule="auto"/>
       </w:pPr>
       <w:rPr>
-        <w:rFonts w:asciiTheme="majorHAnsi" w:cstheme="majorBidi" w:eastAsiaTheme="majorEastAsia" w:hAnsiTheme="majorHAnsi"/>
+        <w:rFonts w:asciiTheme="majorHAnsi" w:cstheme="majorBidi" w:hAnsiTheme="majorHAnsi" w:eastAsia="黑体"/>
         <w:b/>
         <w:bCs/>
       </w:rPr>
@@ -5249,14 +5541,14 @@
     </w:tblStylePr>
     <w:tblStylePr w:type="firstCol">
       <w:rPr>
-        <w:rFonts w:asciiTheme="majorHAnsi" w:cstheme="majorBidi" w:eastAsiaTheme="majorEastAsia" w:hAnsiTheme="majorHAnsi"/>
+        <w:rFonts w:asciiTheme="majorHAnsi" w:cstheme="majorBidi" w:hAnsiTheme="majorHAnsi" w:eastAsia="黑体"/>
         <w:b/>
         <w:bCs/>
       </w:rPr>
     </w:tblStylePr>
     <w:tblStylePr w:type="lastCol">
       <w:rPr>
-        <w:rFonts w:asciiTheme="majorHAnsi" w:cstheme="majorBidi" w:eastAsiaTheme="majorEastAsia" w:hAnsiTheme="majorHAnsi"/>
+        <w:rFonts w:asciiTheme="majorHAnsi" w:cstheme="majorBidi" w:hAnsiTheme="majorHAnsi" w:eastAsia="黑体"/>
         <w:b/>
         <w:bCs/>
       </w:rPr>
@@ -5340,7 +5632,7 @@
         <w:spacing w:after="0" w:before="0" w:line="240" w:lineRule="auto"/>
       </w:pPr>
       <w:rPr>
-        <w:rFonts w:asciiTheme="majorHAnsi" w:cstheme="majorBidi" w:eastAsiaTheme="majorEastAsia" w:hAnsiTheme="majorHAnsi"/>
+        <w:rFonts w:asciiTheme="majorHAnsi" w:cstheme="majorBidi" w:hAnsiTheme="majorHAnsi" w:eastAsia="黑体"/>
         <w:b/>
         <w:bCs/>
       </w:rPr>
@@ -5361,7 +5653,7 @@
         <w:spacing w:after="0" w:before="0" w:line="240" w:lineRule="auto"/>
       </w:pPr>
       <w:rPr>
-        <w:rFonts w:asciiTheme="majorHAnsi" w:cstheme="majorBidi" w:eastAsiaTheme="majorEastAsia" w:hAnsiTheme="majorHAnsi"/>
+        <w:rFonts w:asciiTheme="majorHAnsi" w:cstheme="majorBidi" w:hAnsiTheme="majorHAnsi" w:eastAsia="黑体"/>
         <w:b/>
         <w:bCs/>
       </w:rPr>
@@ -5379,14 +5671,14 @@
     </w:tblStylePr>
     <w:tblStylePr w:type="firstCol">
       <w:rPr>
-        <w:rFonts w:asciiTheme="majorHAnsi" w:cstheme="majorBidi" w:eastAsiaTheme="majorEastAsia" w:hAnsiTheme="majorHAnsi"/>
+        <w:rFonts w:asciiTheme="majorHAnsi" w:cstheme="majorBidi" w:hAnsiTheme="majorHAnsi" w:eastAsia="黑体"/>
         <w:b/>
         <w:bCs/>
       </w:rPr>
     </w:tblStylePr>
     <w:tblStylePr w:type="lastCol">
       <w:rPr>
-        <w:rFonts w:asciiTheme="majorHAnsi" w:cstheme="majorBidi" w:eastAsiaTheme="majorEastAsia" w:hAnsiTheme="majorHAnsi"/>
+        <w:rFonts w:asciiTheme="majorHAnsi" w:cstheme="majorBidi" w:hAnsiTheme="majorHAnsi" w:eastAsia="黑体"/>
         <w:b/>
         <w:bCs/>
       </w:rPr>
@@ -5470,7 +5762,7 @@
         <w:spacing w:after="0" w:before="0" w:line="240" w:lineRule="auto"/>
       </w:pPr>
       <w:rPr>
-        <w:rFonts w:asciiTheme="majorHAnsi" w:cstheme="majorBidi" w:eastAsiaTheme="majorEastAsia" w:hAnsiTheme="majorHAnsi"/>
+        <w:rFonts w:asciiTheme="majorHAnsi" w:cstheme="majorBidi" w:hAnsiTheme="majorHAnsi" w:eastAsia="黑体"/>
         <w:b/>
         <w:bCs/>
       </w:rPr>
@@ -5491,7 +5783,7 @@
         <w:spacing w:after="0" w:before="0" w:line="240" w:lineRule="auto"/>
       </w:pPr>
       <w:rPr>
-        <w:rFonts w:asciiTheme="majorHAnsi" w:cstheme="majorBidi" w:eastAsiaTheme="majorEastAsia" w:hAnsiTheme="majorHAnsi"/>
+        <w:rFonts w:asciiTheme="majorHAnsi" w:cstheme="majorBidi" w:hAnsiTheme="majorHAnsi" w:eastAsia="黑体"/>
         <w:b/>
         <w:bCs/>
       </w:rPr>
@@ -5509,14 +5801,14 @@
     </w:tblStylePr>
     <w:tblStylePr w:type="firstCol">
       <w:rPr>
-        <w:rFonts w:asciiTheme="majorHAnsi" w:cstheme="majorBidi" w:eastAsiaTheme="majorEastAsia" w:hAnsiTheme="majorHAnsi"/>
+        <w:rFonts w:asciiTheme="majorHAnsi" w:cstheme="majorBidi" w:hAnsiTheme="majorHAnsi" w:eastAsia="黑体"/>
         <w:b/>
         <w:bCs/>
       </w:rPr>
     </w:tblStylePr>
     <w:tblStylePr w:type="lastCol">
       <w:rPr>
-        <w:rFonts w:asciiTheme="majorHAnsi" w:cstheme="majorBidi" w:eastAsiaTheme="majorEastAsia" w:hAnsiTheme="majorHAnsi"/>
+        <w:rFonts w:asciiTheme="majorHAnsi" w:cstheme="majorBidi" w:hAnsiTheme="majorHAnsi" w:eastAsia="黑体"/>
         <w:b/>
         <w:bCs/>
       </w:rPr>
@@ -5600,7 +5892,7 @@
         <w:spacing w:after="0" w:before="0" w:line="240" w:lineRule="auto"/>
       </w:pPr>
       <w:rPr>
-        <w:rFonts w:asciiTheme="majorHAnsi" w:cstheme="majorBidi" w:eastAsiaTheme="majorEastAsia" w:hAnsiTheme="majorHAnsi"/>
+        <w:rFonts w:asciiTheme="majorHAnsi" w:cstheme="majorBidi" w:hAnsiTheme="majorHAnsi" w:eastAsia="黑体"/>
         <w:b/>
         <w:bCs/>
       </w:rPr>
@@ -5621,7 +5913,7 @@
         <w:spacing w:after="0" w:before="0" w:line="240" w:lineRule="auto"/>
       </w:pPr>
       <w:rPr>
-        <w:rFonts w:asciiTheme="majorHAnsi" w:cstheme="majorBidi" w:eastAsiaTheme="majorEastAsia" w:hAnsiTheme="majorHAnsi"/>
+        <w:rFonts w:asciiTheme="majorHAnsi" w:cstheme="majorBidi" w:hAnsiTheme="majorHAnsi" w:eastAsia="黑体"/>
         <w:b/>
         <w:bCs/>
       </w:rPr>
@@ -5639,14 +5931,14 @@
     </w:tblStylePr>
     <w:tblStylePr w:type="firstCol">
       <w:rPr>
-        <w:rFonts w:asciiTheme="majorHAnsi" w:cstheme="majorBidi" w:eastAsiaTheme="majorEastAsia" w:hAnsiTheme="majorHAnsi"/>
+        <w:rFonts w:asciiTheme="majorHAnsi" w:cstheme="majorBidi" w:hAnsiTheme="majorHAnsi" w:eastAsia="黑体"/>
         <w:b/>
         <w:bCs/>
       </w:rPr>
     </w:tblStylePr>
     <w:tblStylePr w:type="lastCol">
       <w:rPr>
-        <w:rFonts w:asciiTheme="majorHAnsi" w:cstheme="majorBidi" w:eastAsiaTheme="majorEastAsia" w:hAnsiTheme="majorHAnsi"/>
+        <w:rFonts w:asciiTheme="majorHAnsi" w:cstheme="majorBidi" w:hAnsiTheme="majorHAnsi" w:eastAsia="黑体"/>
         <w:b/>
         <w:bCs/>
       </w:rPr>
@@ -5730,7 +6022,7 @@
         <w:spacing w:after="0" w:before="0" w:line="240" w:lineRule="auto"/>
       </w:pPr>
       <w:rPr>
-        <w:rFonts w:asciiTheme="majorHAnsi" w:cstheme="majorBidi" w:eastAsiaTheme="majorEastAsia" w:hAnsiTheme="majorHAnsi"/>
+        <w:rFonts w:asciiTheme="majorHAnsi" w:cstheme="majorBidi" w:hAnsiTheme="majorHAnsi" w:eastAsia="黑体"/>
         <w:b/>
         <w:bCs/>
       </w:rPr>
@@ -5751,7 +6043,7 @@
         <w:spacing w:after="0" w:before="0" w:line="240" w:lineRule="auto"/>
       </w:pPr>
       <w:rPr>
-        <w:rFonts w:asciiTheme="majorHAnsi" w:cstheme="majorBidi" w:eastAsiaTheme="majorEastAsia" w:hAnsiTheme="majorHAnsi"/>
+        <w:rFonts w:asciiTheme="majorHAnsi" w:cstheme="majorBidi" w:hAnsiTheme="majorHAnsi" w:eastAsia="黑体"/>
         <w:b/>
         <w:bCs/>
       </w:rPr>
@@ -5769,14 +6061,14 @@
     </w:tblStylePr>
     <w:tblStylePr w:type="firstCol">
       <w:rPr>
-        <w:rFonts w:asciiTheme="majorHAnsi" w:cstheme="majorBidi" w:eastAsiaTheme="majorEastAsia" w:hAnsiTheme="majorHAnsi"/>
+        <w:rFonts w:asciiTheme="majorHAnsi" w:cstheme="majorBidi" w:hAnsiTheme="majorHAnsi" w:eastAsia="黑体"/>
         <w:b/>
         <w:bCs/>
       </w:rPr>
     </w:tblStylePr>
     <w:tblStylePr w:type="lastCol">
       <w:rPr>
-        <w:rFonts w:asciiTheme="majorHAnsi" w:cstheme="majorBidi" w:eastAsiaTheme="majorEastAsia" w:hAnsiTheme="majorHAnsi"/>
+        <w:rFonts w:asciiTheme="majorHAnsi" w:cstheme="majorBidi" w:hAnsiTheme="majorHAnsi" w:eastAsia="黑体"/>
         <w:b/>
         <w:bCs/>
       </w:rPr>
@@ -5860,7 +6152,7 @@
         <w:spacing w:after="0" w:before="0" w:line="240" w:lineRule="auto"/>
       </w:pPr>
       <w:rPr>
-        <w:rFonts w:asciiTheme="majorHAnsi" w:cstheme="majorBidi" w:eastAsiaTheme="majorEastAsia" w:hAnsiTheme="majorHAnsi"/>
+        <w:rFonts w:asciiTheme="majorHAnsi" w:cstheme="majorBidi" w:hAnsiTheme="majorHAnsi" w:eastAsia="黑体"/>
         <w:b/>
         <w:bCs/>
       </w:rPr>
@@ -5881,7 +6173,7 @@
         <w:spacing w:after="0" w:before="0" w:line="240" w:lineRule="auto"/>
       </w:pPr>
       <w:rPr>
-        <w:rFonts w:asciiTheme="majorHAnsi" w:cstheme="majorBidi" w:eastAsiaTheme="majorEastAsia" w:hAnsiTheme="majorHAnsi"/>
+        <w:rFonts w:asciiTheme="majorHAnsi" w:cstheme="majorBidi" w:hAnsiTheme="majorHAnsi" w:eastAsia="黑体"/>
         <w:b/>
         <w:bCs/>
       </w:rPr>
@@ -5899,14 +6191,14 @@
     </w:tblStylePr>
     <w:tblStylePr w:type="firstCol">
       <w:rPr>
-        <w:rFonts w:asciiTheme="majorHAnsi" w:cstheme="majorBidi" w:eastAsiaTheme="majorEastAsia" w:hAnsiTheme="majorHAnsi"/>
+        <w:rFonts w:asciiTheme="majorHAnsi" w:cstheme="majorBidi" w:hAnsiTheme="majorHAnsi" w:eastAsia="黑体"/>
         <w:b/>
         <w:bCs/>
       </w:rPr>
     </w:tblStylePr>
     <w:tblStylePr w:type="lastCol">
       <w:rPr>
-        <w:rFonts w:asciiTheme="majorHAnsi" w:cstheme="majorBidi" w:eastAsiaTheme="majorEastAsia" w:hAnsiTheme="majorHAnsi"/>
+        <w:rFonts w:asciiTheme="majorHAnsi" w:cstheme="majorBidi" w:hAnsiTheme="majorHAnsi" w:eastAsia="黑体"/>
         <w:b/>
         <w:bCs/>
       </w:rPr>
@@ -5989,6 +6281,7 @@
         <w:spacing w:after="0" w:before="0" w:line="240" w:lineRule="auto"/>
       </w:pPr>
       <w:rPr>
+        <w:rFonts w:eastAsia="黑体"/>
         <w:b/>
         <w:bCs/>
         <w:color w:themeColor="background1" w:val="FFFFFF"/>
@@ -6011,6 +6304,7 @@
         <w:spacing w:after="0" w:before="0" w:line="240" w:lineRule="auto"/>
       </w:pPr>
       <w:rPr>
+        <w:rFonts w:eastAsia="黑体"/>
         <w:b/>
         <w:bCs/>
       </w:rPr>
@@ -6028,12 +6322,14 @@
     </w:tblStylePr>
     <w:tblStylePr w:type="firstCol">
       <w:rPr>
+        <w:rFonts w:eastAsia="黑体"/>
         <w:b/>
         <w:bCs/>
       </w:rPr>
     </w:tblStylePr>
     <w:tblStylePr w:type="lastCol">
       <w:rPr>
+        <w:rFonts w:eastAsia="黑体"/>
         <w:b/>
         <w:bCs/>
       </w:rPr>
@@ -6095,6 +6391,7 @@
         <w:spacing w:after="0" w:before="0" w:line="240" w:lineRule="auto"/>
       </w:pPr>
       <w:rPr>
+        <w:rFonts w:eastAsia="黑体"/>
         <w:b/>
         <w:bCs/>
         <w:color w:themeColor="background1" w:val="FFFFFF"/>
@@ -6117,6 +6414,7 @@
         <w:spacing w:after="0" w:before="0" w:line="240" w:lineRule="auto"/>
       </w:pPr>
       <w:rPr>
+        <w:rFonts w:eastAsia="黑体"/>
         <w:b/>
         <w:bCs/>
       </w:rPr>
@@ -6134,12 +6432,14 @@
     </w:tblStylePr>
     <w:tblStylePr w:type="firstCol">
       <w:rPr>
+        <w:rFonts w:eastAsia="黑体"/>
         <w:b/>
         <w:bCs/>
       </w:rPr>
     </w:tblStylePr>
     <w:tblStylePr w:type="lastCol">
       <w:rPr>
+        <w:rFonts w:eastAsia="黑体"/>
         <w:b/>
         <w:bCs/>
       </w:rPr>
@@ -6201,6 +6501,7 @@
         <w:spacing w:after="0" w:before="0" w:line="240" w:lineRule="auto"/>
       </w:pPr>
       <w:rPr>
+        <w:rFonts w:eastAsia="黑体"/>
         <w:b/>
         <w:bCs/>
         <w:color w:themeColor="background1" w:val="FFFFFF"/>
@@ -6223,6 +6524,7 @@
         <w:spacing w:after="0" w:before="0" w:line="240" w:lineRule="auto"/>
       </w:pPr>
       <w:rPr>
+        <w:rFonts w:eastAsia="黑体"/>
         <w:b/>
         <w:bCs/>
       </w:rPr>
@@ -6240,12 +6542,14 @@
     </w:tblStylePr>
     <w:tblStylePr w:type="firstCol">
       <w:rPr>
+        <w:rFonts w:eastAsia="黑体"/>
         <w:b/>
         <w:bCs/>
       </w:rPr>
     </w:tblStylePr>
     <w:tblStylePr w:type="lastCol">
       <w:rPr>
+        <w:rFonts w:eastAsia="黑体"/>
         <w:b/>
         <w:bCs/>
       </w:rPr>
@@ -6307,6 +6611,7 @@
         <w:spacing w:after="0" w:before="0" w:line="240" w:lineRule="auto"/>
       </w:pPr>
       <w:rPr>
+        <w:rFonts w:eastAsia="黑体"/>
         <w:b/>
         <w:bCs/>
         <w:color w:themeColor="background1" w:val="FFFFFF"/>
@@ -6329,6 +6634,7 @@
         <w:spacing w:after="0" w:before="0" w:line="240" w:lineRule="auto"/>
       </w:pPr>
       <w:rPr>
+        <w:rFonts w:eastAsia="黑体"/>
         <w:b/>
         <w:bCs/>
       </w:rPr>
@@ -6346,12 +6652,14 @@
     </w:tblStylePr>
     <w:tblStylePr w:type="firstCol">
       <w:rPr>
+        <w:rFonts w:eastAsia="黑体"/>
         <w:b/>
         <w:bCs/>
       </w:rPr>
     </w:tblStylePr>
     <w:tblStylePr w:type="lastCol">
       <w:rPr>
+        <w:rFonts w:eastAsia="黑体"/>
         <w:b/>
         <w:bCs/>
       </w:rPr>
@@ -6413,6 +6721,7 @@
         <w:spacing w:after="0" w:before="0" w:line="240" w:lineRule="auto"/>
       </w:pPr>
       <w:rPr>
+        <w:rFonts w:eastAsia="黑体"/>
         <w:b/>
         <w:bCs/>
         <w:color w:themeColor="background1" w:val="FFFFFF"/>
@@ -6435,6 +6744,7 @@
         <w:spacing w:after="0" w:before="0" w:line="240" w:lineRule="auto"/>
       </w:pPr>
       <w:rPr>
+        <w:rFonts w:eastAsia="黑体"/>
         <w:b/>
         <w:bCs/>
       </w:rPr>
@@ -6452,12 +6762,14 @@
     </w:tblStylePr>
     <w:tblStylePr w:type="firstCol">
       <w:rPr>
+        <w:rFonts w:eastAsia="黑体"/>
         <w:b/>
         <w:bCs/>
       </w:rPr>
     </w:tblStylePr>
     <w:tblStylePr w:type="lastCol">
       <w:rPr>
+        <w:rFonts w:eastAsia="黑体"/>
         <w:b/>
         <w:bCs/>
       </w:rPr>
@@ -6519,6 +6831,7 @@
         <w:spacing w:after="0" w:before="0" w:line="240" w:lineRule="auto"/>
       </w:pPr>
       <w:rPr>
+        <w:rFonts w:eastAsia="黑体"/>
         <w:b/>
         <w:bCs/>
         <w:color w:themeColor="background1" w:val="FFFFFF"/>
@@ -6541,6 +6854,7 @@
         <w:spacing w:after="0" w:before="0" w:line="240" w:lineRule="auto"/>
       </w:pPr>
       <w:rPr>
+        <w:rFonts w:eastAsia="黑体"/>
         <w:b/>
         <w:bCs/>
       </w:rPr>
@@ -6558,12 +6872,14 @@
     </w:tblStylePr>
     <w:tblStylePr w:type="firstCol">
       <w:rPr>
+        <w:rFonts w:eastAsia="黑体"/>
         <w:b/>
         <w:bCs/>
       </w:rPr>
     </w:tblStylePr>
     <w:tblStylePr w:type="lastCol">
       <w:rPr>
+        <w:rFonts w:eastAsia="黑体"/>
         <w:b/>
         <w:bCs/>
       </w:rPr>
@@ -6625,6 +6941,7 @@
         <w:spacing w:after="0" w:before="0" w:line="240" w:lineRule="auto"/>
       </w:pPr>
       <w:rPr>
+        <w:rFonts w:eastAsia="黑体"/>
         <w:b/>
         <w:bCs/>
         <w:color w:themeColor="background1" w:val="FFFFFF"/>
@@ -6647,6 +6964,7 @@
         <w:spacing w:after="0" w:before="0" w:line="240" w:lineRule="auto"/>
       </w:pPr>
       <w:rPr>
+        <w:rFonts w:eastAsia="黑体"/>
         <w:b/>
         <w:bCs/>
       </w:rPr>
@@ -6664,12 +6982,14 @@
     </w:tblStylePr>
     <w:tblStylePr w:type="firstCol">
       <w:rPr>
+        <w:rFonts w:eastAsia="黑体"/>
         <w:b/>
         <w:bCs/>
       </w:rPr>
     </w:tblStylePr>
     <w:tblStylePr w:type="lastCol">
       <w:rPr>
+        <w:rFonts w:eastAsia="黑体"/>
         <w:b/>
         <w:bCs/>
       </w:rPr>
@@ -6728,6 +7048,7 @@
         <w:spacing w:after="0" w:before="0" w:line="240" w:lineRule="auto"/>
       </w:pPr>
       <w:rPr>
+        <w:rFonts w:eastAsia="黑体"/>
         <w:b/>
         <w:bCs/>
         <w:color w:themeColor="background1" w:val="FFFFFF"/>
@@ -6750,6 +7071,7 @@
         <w:spacing w:after="0" w:before="0" w:line="240" w:lineRule="auto"/>
       </w:pPr>
       <w:rPr>
+        <w:rFonts w:eastAsia="黑体"/>
         <w:color w:val="auto"/>
       </w:rPr>
       <w:tblPr/>
@@ -6767,6 +7089,7 @@
     </w:tblStylePr>
     <w:tblStylePr w:type="firstCol">
       <w:rPr>
+        <w:rFonts w:eastAsia="黑体"/>
         <w:b/>
         <w:bCs/>
         <w:color w:themeColor="background1" w:val="FFFFFF"/>
@@ -6786,6 +7109,7 @@
     </w:tblStylePr>
     <w:tblStylePr w:type="lastCol">
       <w:rPr>
+        <w:rFonts w:eastAsia="黑体"/>
         <w:b/>
         <w:bCs/>
         <w:color w:themeColor="background1" w:val="FFFFFF"/>
@@ -6834,6 +7158,7 @@
     </w:tblStylePr>
     <w:tblStylePr w:type="nwCell">
       <w:rPr>
+        <w:rFonts w:eastAsia="黑体"/>
         <w:color w:themeColor="background1" w:val="FFFFFF"/>
       </w:rPr>
       <w:tblPr/>
@@ -6877,6 +7202,7 @@
         <w:spacing w:after="0" w:before="0" w:line="240" w:lineRule="auto"/>
       </w:pPr>
       <w:rPr>
+        <w:rFonts w:eastAsia="黑体"/>
         <w:b/>
         <w:bCs/>
         <w:color w:themeColor="background1" w:val="FFFFFF"/>
@@ -6899,6 +7225,7 @@
         <w:spacing w:after="0" w:before="0" w:line="240" w:lineRule="auto"/>
       </w:pPr>
       <w:rPr>
+        <w:rFonts w:eastAsia="黑体"/>
         <w:color w:val="auto"/>
       </w:rPr>
       <w:tblPr/>
@@ -6916,6 +7243,7 @@
     </w:tblStylePr>
     <w:tblStylePr w:type="firstCol">
       <w:rPr>
+        <w:rFonts w:eastAsia="黑体"/>
         <w:b/>
         <w:bCs/>
         <w:color w:themeColor="background1" w:val="FFFFFF"/>
@@ -6935,6 +7263,7 @@
     </w:tblStylePr>
     <w:tblStylePr w:type="lastCol">
       <w:rPr>
+        <w:rFonts w:eastAsia="黑体"/>
         <w:b/>
         <w:bCs/>
         <w:color w:themeColor="background1" w:val="FFFFFF"/>
@@ -6983,6 +7312,7 @@
     </w:tblStylePr>
     <w:tblStylePr w:type="nwCell">
       <w:rPr>
+        <w:rFonts w:eastAsia="黑体"/>
         <w:color w:themeColor="background1" w:val="FFFFFF"/>
       </w:rPr>
       <w:tblPr/>
@@ -7026,6 +7356,7 @@
         <w:spacing w:after="0" w:before="0" w:line="240" w:lineRule="auto"/>
       </w:pPr>
       <w:rPr>
+        <w:rFonts w:eastAsia="黑体"/>
         <w:b/>
         <w:bCs/>
         <w:color w:themeColor="background1" w:val="FFFFFF"/>
@@ -7048,6 +7379,7 @@
         <w:spacing w:after="0" w:before="0" w:line="240" w:lineRule="auto"/>
       </w:pPr>
       <w:rPr>
+        <w:rFonts w:eastAsia="黑体"/>
         <w:color w:val="auto"/>
       </w:rPr>
       <w:tblPr/>
@@ -7065,6 +7397,7 @@
     </w:tblStylePr>
     <w:tblStylePr w:type="firstCol">
       <w:rPr>
+        <w:rFonts w:eastAsia="黑体"/>
         <w:b/>
         <w:bCs/>
         <w:color w:themeColor="background1" w:val="FFFFFF"/>
@@ -7084,6 +7417,7 @@
     </w:tblStylePr>
     <w:tblStylePr w:type="lastCol">
       <w:rPr>
+        <w:rFonts w:eastAsia="黑体"/>
         <w:b/>
         <w:bCs/>
         <w:color w:themeColor="background1" w:val="FFFFFF"/>
@@ -7132,6 +7466,7 @@
     </w:tblStylePr>
     <w:tblStylePr w:type="nwCell">
       <w:rPr>
+        <w:rFonts w:eastAsia="黑体"/>
         <w:color w:themeColor="background1" w:val="FFFFFF"/>
       </w:rPr>
       <w:tblPr/>
@@ -7175,6 +7510,7 @@
         <w:spacing w:after="0" w:before="0" w:line="240" w:lineRule="auto"/>
       </w:pPr>
       <w:rPr>
+        <w:rFonts w:eastAsia="黑体"/>
         <w:b/>
         <w:bCs/>
         <w:color w:themeColor="background1" w:val="FFFFFF"/>
@@ -7197,6 +7533,7 @@
         <w:spacing w:after="0" w:before="0" w:line="240" w:lineRule="auto"/>
       </w:pPr>
       <w:rPr>
+        <w:rFonts w:eastAsia="黑体"/>
         <w:color w:val="auto"/>
       </w:rPr>
       <w:tblPr/>
@@ -7214,6 +7551,7 @@
     </w:tblStylePr>
     <w:tblStylePr w:type="firstCol">
       <w:rPr>
+        <w:rFonts w:eastAsia="黑体"/>
         <w:b/>
         <w:bCs/>
         <w:color w:themeColor="background1" w:val="FFFFFF"/>
@@ -7233,6 +7571,7 @@
     </w:tblStylePr>
     <w:tblStylePr w:type="lastCol">
       <w:rPr>
+        <w:rFonts w:eastAsia="黑体"/>
         <w:b/>
         <w:bCs/>
         <w:color w:themeColor="background1" w:val="FFFFFF"/>
@@ -7281,6 +7620,7 @@
     </w:tblStylePr>
     <w:tblStylePr w:type="nwCell">
       <w:rPr>
+        <w:rFonts w:eastAsia="黑体"/>
         <w:color w:themeColor="background1" w:val="FFFFFF"/>
       </w:rPr>
       <w:tblPr/>
@@ -7324,6 +7664,7 @@
         <w:spacing w:after="0" w:before="0" w:line="240" w:lineRule="auto"/>
       </w:pPr>
       <w:rPr>
+        <w:rFonts w:eastAsia="黑体"/>
         <w:b/>
         <w:bCs/>
         <w:color w:themeColor="background1" w:val="FFFFFF"/>
@@ -7346,6 +7687,7 @@
         <w:spacing w:after="0" w:before="0" w:line="240" w:lineRule="auto"/>
       </w:pPr>
       <w:rPr>
+        <w:rFonts w:eastAsia="黑体"/>
         <w:color w:val="auto"/>
       </w:rPr>
       <w:tblPr/>
@@ -7363,6 +7705,7 @@
     </w:tblStylePr>
     <w:tblStylePr w:type="firstCol">
       <w:rPr>
+        <w:rFonts w:eastAsia="黑体"/>
         <w:b/>
         <w:bCs/>
         <w:color w:themeColor="background1" w:val="FFFFFF"/>
@@ -7382,6 +7725,7 @@
     </w:tblStylePr>
     <w:tblStylePr w:type="lastCol">
       <w:rPr>
+        <w:rFonts w:eastAsia="黑体"/>
         <w:b/>
         <w:bCs/>
         <w:color w:themeColor="background1" w:val="FFFFFF"/>
@@ -7430,6 +7774,7 @@
     </w:tblStylePr>
     <w:tblStylePr w:type="nwCell">
       <w:rPr>
+        <w:rFonts w:eastAsia="黑体"/>
         <w:color w:themeColor="background1" w:val="FFFFFF"/>
       </w:rPr>
       <w:tblPr/>
@@ -7473,6 +7818,7 @@
         <w:spacing w:after="0" w:before="0" w:line="240" w:lineRule="auto"/>
       </w:pPr>
       <w:rPr>
+        <w:rFonts w:eastAsia="黑体"/>
         <w:b/>
         <w:bCs/>
         <w:color w:themeColor="background1" w:val="FFFFFF"/>
@@ -7495,6 +7841,7 @@
         <w:spacing w:after="0" w:before="0" w:line="240" w:lineRule="auto"/>
       </w:pPr>
       <w:rPr>
+        <w:rFonts w:eastAsia="黑体"/>
         <w:color w:val="auto"/>
       </w:rPr>
       <w:tblPr/>
@@ -7512,6 +7859,7 @@
     </w:tblStylePr>
     <w:tblStylePr w:type="firstCol">
       <w:rPr>
+        <w:rFonts w:eastAsia="黑体"/>
         <w:b/>
         <w:bCs/>
         <w:color w:themeColor="background1" w:val="FFFFFF"/>
@@ -7531,6 +7879,7 @@
     </w:tblStylePr>
     <w:tblStylePr w:type="lastCol">
       <w:rPr>
+        <w:rFonts w:eastAsia="黑体"/>
         <w:b/>
         <w:bCs/>
         <w:color w:themeColor="background1" w:val="FFFFFF"/>
@@ -7579,6 +7928,7 @@
     </w:tblStylePr>
     <w:tblStylePr w:type="nwCell">
       <w:rPr>
+        <w:rFonts w:eastAsia="黑体"/>
         <w:color w:themeColor="background1" w:val="FFFFFF"/>
       </w:rPr>
       <w:tblPr/>
@@ -7622,6 +7972,7 @@
         <w:spacing w:after="0" w:before="0" w:line="240" w:lineRule="auto"/>
       </w:pPr>
       <w:rPr>
+        <w:rFonts w:eastAsia="黑体"/>
         <w:b/>
         <w:bCs/>
         <w:color w:themeColor="background1" w:val="FFFFFF"/>
@@ -7644,6 +7995,7 @@
         <w:spacing w:after="0" w:before="0" w:line="240" w:lineRule="auto"/>
       </w:pPr>
       <w:rPr>
+        <w:rFonts w:eastAsia="黑体"/>
         <w:color w:val="auto"/>
       </w:rPr>
       <w:tblPr/>
@@ -7661,6 +8013,7 @@
     </w:tblStylePr>
     <w:tblStylePr w:type="firstCol">
       <w:rPr>
+        <w:rFonts w:eastAsia="黑体"/>
         <w:b/>
         <w:bCs/>
         <w:color w:themeColor="background1" w:val="FFFFFF"/>
@@ -7680,6 +8033,7 @@
     </w:tblStylePr>
     <w:tblStylePr w:type="lastCol">
       <w:rPr>
+        <w:rFonts w:eastAsia="黑体"/>
         <w:b/>
         <w:bCs/>
         <w:color w:themeColor="background1" w:val="FFFFFF"/>
@@ -7728,6 +8082,7 @@
     </w:tblStylePr>
     <w:tblStylePr w:type="nwCell">
       <w:rPr>
+        <w:rFonts w:eastAsia="黑体"/>
         <w:color w:themeColor="background1" w:val="FFFFFF"/>
       </w:rPr>
       <w:tblPr/>
@@ -7752,6 +8107,7 @@
       <w:spacing w:after="0" w:line="240" w:lineRule="auto"/>
     </w:pPr>
     <w:rPr>
+      <w:rFonts w:eastAsia="黑体"/>
       <w:color w:themeColor="text1" w:val="000000"/>
     </w:rPr>
     <w:tblPr>
@@ -7771,7 +8127,7 @@
     </w:tblPr>
     <w:tblStylePr w:type="firstRow">
       <w:rPr>
-        <w:rFonts w:asciiTheme="majorHAnsi" w:cstheme="majorBidi" w:eastAsiaTheme="majorEastAsia" w:hAnsiTheme="majorHAnsi"/>
+        <w:rFonts w:asciiTheme="majorHAnsi" w:cstheme="majorBidi" w:hAnsiTheme="majorHAnsi" w:eastAsia="黑体"/>
       </w:rPr>
       <w:tblPr/>
       <w:tcPr>
@@ -7783,6 +8139,7 @@
     </w:tblStylePr>
     <w:tblStylePr w:type="lastRow">
       <w:rPr>
+        <w:rFonts w:eastAsia="黑体"/>
         <w:b/>
         <w:bCs/>
         <w:color w:themeColor="text2" w:val="1F497D"/>
@@ -7797,12 +8154,14 @@
     </w:tblStylePr>
     <w:tblStylePr w:type="firstCol">
       <w:rPr>
+        <w:rFonts w:eastAsia="黑体"/>
         <w:b/>
         <w:bCs/>
       </w:rPr>
     </w:tblStylePr>
     <w:tblStylePr w:type="lastCol">
       <w:rPr>
+        <w:rFonts w:eastAsia="黑体"/>
         <w:b/>
         <w:bCs/>
       </w:rPr>
@@ -7836,6 +8195,7 @@
       <w:spacing w:after="0" w:line="240" w:lineRule="auto"/>
     </w:pPr>
     <w:rPr>
+      <w:rFonts w:eastAsia="黑体"/>
       <w:color w:themeColor="text1" w:val="000000"/>
     </w:rPr>
     <w:tblPr>
@@ -7855,7 +8215,7 @@
     </w:tblPr>
     <w:tblStylePr w:type="firstRow">
       <w:rPr>
-        <w:rFonts w:asciiTheme="majorHAnsi" w:cstheme="majorBidi" w:eastAsiaTheme="majorEastAsia" w:hAnsiTheme="majorHAnsi"/>
+        <w:rFonts w:asciiTheme="majorHAnsi" w:cstheme="majorBidi" w:hAnsiTheme="majorHAnsi" w:eastAsia="黑体"/>
       </w:rPr>
       <w:tblPr/>
       <w:tcPr>
@@ -7867,6 +8227,7 @@
     </w:tblStylePr>
     <w:tblStylePr w:type="lastRow">
       <w:rPr>
+        <w:rFonts w:eastAsia="黑体"/>
         <w:b/>
         <w:bCs/>
         <w:color w:themeColor="text2" w:val="1F497D"/>
@@ -7881,12 +8242,14 @@
     </w:tblStylePr>
     <w:tblStylePr w:type="firstCol">
       <w:rPr>
+        <w:rFonts w:eastAsia="黑体"/>
         <w:b/>
         <w:bCs/>
       </w:rPr>
     </w:tblStylePr>
     <w:tblStylePr w:type="lastCol">
       <w:rPr>
+        <w:rFonts w:eastAsia="黑体"/>
         <w:b/>
         <w:bCs/>
       </w:rPr>
@@ -7920,6 +8283,7 @@
       <w:spacing w:after="0" w:line="240" w:lineRule="auto"/>
     </w:pPr>
     <w:rPr>
+      <w:rFonts w:eastAsia="黑体"/>
       <w:color w:themeColor="text1" w:val="000000"/>
     </w:rPr>
     <w:tblPr>
@@ -7939,7 +8303,7 @@
     </w:tblPr>
     <w:tblStylePr w:type="firstRow">
       <w:rPr>
-        <w:rFonts w:asciiTheme="majorHAnsi" w:cstheme="majorBidi" w:eastAsiaTheme="majorEastAsia" w:hAnsiTheme="majorHAnsi"/>
+        <w:rFonts w:asciiTheme="majorHAnsi" w:cstheme="majorBidi" w:hAnsiTheme="majorHAnsi" w:eastAsia="黑体"/>
       </w:rPr>
       <w:tblPr/>
       <w:tcPr>
@@ -7951,6 +8315,7 @@
     </w:tblStylePr>
     <w:tblStylePr w:type="lastRow">
       <w:rPr>
+        <w:rFonts w:eastAsia="黑体"/>
         <w:b/>
         <w:bCs/>
         <w:color w:themeColor="text2" w:val="1F497D"/>
@@ -7965,12 +8330,14 @@
     </w:tblStylePr>
     <w:tblStylePr w:type="firstCol">
       <w:rPr>
+        <w:rFonts w:eastAsia="黑体"/>
         <w:b/>
         <w:bCs/>
       </w:rPr>
     </w:tblStylePr>
     <w:tblStylePr w:type="lastCol">
       <w:rPr>
+        <w:rFonts w:eastAsia="黑体"/>
         <w:b/>
         <w:bCs/>
       </w:rPr>
@@ -8004,6 +8371,7 @@
       <w:spacing w:after="0" w:line="240" w:lineRule="auto"/>
     </w:pPr>
     <w:rPr>
+      <w:rFonts w:eastAsia="黑体"/>
       <w:color w:themeColor="text1" w:val="000000"/>
     </w:rPr>
     <w:tblPr>
@@ -8023,7 +8391,7 @@
     </w:tblPr>
     <w:tblStylePr w:type="firstRow">
       <w:rPr>
-        <w:rFonts w:asciiTheme="majorHAnsi" w:cstheme="majorBidi" w:eastAsiaTheme="majorEastAsia" w:hAnsiTheme="majorHAnsi"/>
+        <w:rFonts w:asciiTheme="majorHAnsi" w:cstheme="majorBidi" w:hAnsiTheme="majorHAnsi" w:eastAsia="黑体"/>
       </w:rPr>
       <w:tblPr/>
       <w:tcPr>
@@ -8035,6 +8403,7 @@
     </w:tblStylePr>
     <w:tblStylePr w:type="lastRow">
       <w:rPr>
+        <w:rFonts w:eastAsia="黑体"/>
         <w:b/>
         <w:bCs/>
         <w:color w:themeColor="text2" w:val="1F497D"/>
@@ -8049,12 +8418,14 @@
     </w:tblStylePr>
     <w:tblStylePr w:type="firstCol">
       <w:rPr>
+        <w:rFonts w:eastAsia="黑体"/>
         <w:b/>
         <w:bCs/>
       </w:rPr>
     </w:tblStylePr>
     <w:tblStylePr w:type="lastCol">
       <w:rPr>
+        <w:rFonts w:eastAsia="黑体"/>
         <w:b/>
         <w:bCs/>
       </w:rPr>
@@ -8088,6 +8459,7 @@
       <w:spacing w:after="0" w:line="240" w:lineRule="auto"/>
     </w:pPr>
     <w:rPr>
+      <w:rFonts w:eastAsia="黑体"/>
       <w:color w:themeColor="text1" w:val="000000"/>
     </w:rPr>
     <w:tblPr>
@@ -8107,7 +8479,7 @@
     </w:tblPr>
     <w:tblStylePr w:type="firstRow">
       <w:rPr>
-        <w:rFonts w:asciiTheme="majorHAnsi" w:cstheme="majorBidi" w:eastAsiaTheme="majorEastAsia" w:hAnsiTheme="majorHAnsi"/>
+        <w:rFonts w:asciiTheme="majorHAnsi" w:cstheme="majorBidi" w:hAnsiTheme="majorHAnsi" w:eastAsia="黑体"/>
       </w:rPr>
       <w:tblPr/>
       <w:tcPr>
@@ -8119,6 +8491,7 @@
     </w:tblStylePr>
     <w:tblStylePr w:type="lastRow">
       <w:rPr>
+        <w:rFonts w:eastAsia="黑体"/>
         <w:b/>
         <w:bCs/>
         <w:color w:themeColor="text2" w:val="1F497D"/>
@@ -8133,12 +8506,14 @@
     </w:tblStylePr>
     <w:tblStylePr w:type="firstCol">
       <w:rPr>
+        <w:rFonts w:eastAsia="黑体"/>
         <w:b/>
         <w:bCs/>
       </w:rPr>
     </w:tblStylePr>
     <w:tblStylePr w:type="lastCol">
       <w:rPr>
+        <w:rFonts w:eastAsia="黑体"/>
         <w:b/>
         <w:bCs/>
       </w:rPr>
@@ -8172,6 +8547,7 @@
       <w:spacing w:after="0" w:line="240" w:lineRule="auto"/>
     </w:pPr>
     <w:rPr>
+      <w:rFonts w:eastAsia="黑体"/>
       <w:color w:themeColor="text1" w:val="000000"/>
     </w:rPr>
     <w:tblPr>
@@ -8191,7 +8567,7 @@
     </w:tblPr>
     <w:tblStylePr w:type="firstRow">
       <w:rPr>
-        <w:rFonts w:asciiTheme="majorHAnsi" w:cstheme="majorBidi" w:eastAsiaTheme="majorEastAsia" w:hAnsiTheme="majorHAnsi"/>
+        <w:rFonts w:asciiTheme="majorHAnsi" w:cstheme="majorBidi" w:hAnsiTheme="majorHAnsi" w:eastAsia="黑体"/>
       </w:rPr>
       <w:tblPr/>
       <w:tcPr>
@@ -8203,6 +8579,7 @@
     </w:tblStylePr>
     <w:tblStylePr w:type="lastRow">
       <w:rPr>
+        <w:rFonts w:eastAsia="黑体"/>
         <w:b/>
         <w:bCs/>
         <w:color w:themeColor="text2" w:val="1F497D"/>
@@ -8217,12 +8594,14 @@
     </w:tblStylePr>
     <w:tblStylePr w:type="firstCol">
       <w:rPr>
+        <w:rFonts w:eastAsia="黑体"/>
         <w:b/>
         <w:bCs/>
       </w:rPr>
     </w:tblStylePr>
     <w:tblStylePr w:type="lastCol">
       <w:rPr>
+        <w:rFonts w:eastAsia="黑体"/>
         <w:b/>
         <w:bCs/>
       </w:rPr>
@@ -8256,6 +8635,7 @@
       <w:spacing w:after="0" w:line="240" w:lineRule="auto"/>
     </w:pPr>
     <w:rPr>
+      <w:rFonts w:eastAsia="黑体"/>
       <w:color w:themeColor="text1" w:val="000000"/>
     </w:rPr>
     <w:tblPr>
@@ -8275,7 +8655,7 @@
     </w:tblPr>
     <w:tblStylePr w:type="firstRow">
       <w:rPr>
-        <w:rFonts w:asciiTheme="majorHAnsi" w:cstheme="majorBidi" w:eastAsiaTheme="majorEastAsia" w:hAnsiTheme="majorHAnsi"/>
+        <w:rFonts w:asciiTheme="majorHAnsi" w:cstheme="majorBidi" w:hAnsiTheme="majorHAnsi" w:eastAsia="黑体"/>
       </w:rPr>
       <w:tblPr/>
       <w:tcPr>
@@ -8287,6 +8667,7 @@
     </w:tblStylePr>
     <w:tblStylePr w:type="lastRow">
       <w:rPr>
+        <w:rFonts w:eastAsia="黑体"/>
         <w:b/>
         <w:bCs/>
         <w:color w:themeColor="text2" w:val="1F497D"/>
@@ -8301,12 +8682,14 @@
     </w:tblStylePr>
     <w:tblStylePr w:type="firstCol">
       <w:rPr>
+        <w:rFonts w:eastAsia="黑体"/>
         <w:b/>
         <w:bCs/>
       </w:rPr>
     </w:tblStylePr>
     <w:tblStylePr w:type="lastCol">
       <w:rPr>
+        <w:rFonts w:eastAsia="黑体"/>
         <w:b/>
         <w:bCs/>
       </w:rPr>
@@ -8340,7 +8723,7 @@
       <w:spacing w:after="0" w:line="240" w:lineRule="auto"/>
     </w:pPr>
     <w:rPr>
-      <w:rFonts w:asciiTheme="majorHAnsi" w:cstheme="majorBidi" w:eastAsiaTheme="majorEastAsia" w:hAnsiTheme="majorHAnsi"/>
+      <w:rFonts w:asciiTheme="majorHAnsi" w:cstheme="majorBidi" w:hAnsiTheme="majorHAnsi" w:eastAsia="黑体"/>
       <w:color w:themeColor="text1" w:val="000000"/>
     </w:rPr>
     <w:tblPr>
@@ -8362,6 +8745,7 @@
     </w:tblPr>
     <w:tblStylePr w:type="firstRow">
       <w:rPr>
+        <w:rFonts w:eastAsia="黑体"/>
         <w:sz w:val="24"/>
         <w:szCs w:val="24"/>
       </w:rPr>
@@ -8468,7 +8852,7 @@
       <w:spacing w:after="0" w:line="240" w:lineRule="auto"/>
     </w:pPr>
     <w:rPr>
-      <w:rFonts w:asciiTheme="majorHAnsi" w:cstheme="majorBidi" w:eastAsiaTheme="majorEastAsia" w:hAnsiTheme="majorHAnsi"/>
+      <w:rFonts w:asciiTheme="majorHAnsi" w:cstheme="majorBidi" w:hAnsiTheme="majorHAnsi" w:eastAsia="黑体"/>
       <w:color w:themeColor="text1" w:val="000000"/>
     </w:rPr>
     <w:tblPr>
@@ -8490,6 +8874,7 @@
     </w:tblPr>
     <w:tblStylePr w:type="firstRow">
       <w:rPr>
+        <w:rFonts w:eastAsia="黑体"/>
         <w:sz w:val="24"/>
         <w:szCs w:val="24"/>
       </w:rPr>
@@ -8596,7 +8981,7 @@
       <w:spacing w:after="0" w:line="240" w:lineRule="auto"/>
     </w:pPr>
     <w:rPr>
-      <w:rFonts w:asciiTheme="majorHAnsi" w:cstheme="majorBidi" w:eastAsiaTheme="majorEastAsia" w:hAnsiTheme="majorHAnsi"/>
+      <w:rFonts w:asciiTheme="majorHAnsi" w:cstheme="majorBidi" w:hAnsiTheme="majorHAnsi" w:eastAsia="黑体"/>
       <w:color w:themeColor="text1" w:val="000000"/>
     </w:rPr>
     <w:tblPr>
@@ -8618,6 +9003,7 @@
     </w:tblPr>
     <w:tblStylePr w:type="firstRow">
       <w:rPr>
+        <w:rFonts w:eastAsia="黑体"/>
         <w:sz w:val="24"/>
         <w:szCs w:val="24"/>
       </w:rPr>
@@ -8724,7 +9110,7 @@
       <w:spacing w:after="0" w:line="240" w:lineRule="auto"/>
     </w:pPr>
     <w:rPr>
-      <w:rFonts w:asciiTheme="majorHAnsi" w:cstheme="majorBidi" w:eastAsiaTheme="majorEastAsia" w:hAnsiTheme="majorHAnsi"/>
+      <w:rFonts w:asciiTheme="majorHAnsi" w:cstheme="majorBidi" w:hAnsiTheme="majorHAnsi" w:eastAsia="黑体"/>
       <w:color w:themeColor="text1" w:val="000000"/>
     </w:rPr>
     <w:tblPr>
@@ -8746,6 +9132,7 @@
     </w:tblPr>
     <w:tblStylePr w:type="firstRow">
       <w:rPr>
+        <w:rFonts w:eastAsia="黑体"/>
         <w:sz w:val="24"/>
         <w:szCs w:val="24"/>
       </w:rPr>
@@ -8852,7 +9239,7 @@
       <w:spacing w:after="0" w:line="240" w:lineRule="auto"/>
     </w:pPr>
     <w:rPr>
-      <w:rFonts w:asciiTheme="majorHAnsi" w:cstheme="majorBidi" w:eastAsiaTheme="majorEastAsia" w:hAnsiTheme="majorHAnsi"/>
+      <w:rFonts w:asciiTheme="majorHAnsi" w:cstheme="majorBidi" w:hAnsiTheme="majorHAnsi" w:eastAsia="黑体"/>
       <w:color w:themeColor="text1" w:val="000000"/>
     </w:rPr>
     <w:tblPr>
@@ -8874,6 +9261,7 @@
     </w:tblPr>
     <w:tblStylePr w:type="firstRow">
       <w:rPr>
+        <w:rFonts w:eastAsia="黑体"/>
         <w:sz w:val="24"/>
         <w:szCs w:val="24"/>
       </w:rPr>
@@ -8980,7 +9368,7 @@
       <w:spacing w:after="0" w:line="240" w:lineRule="auto"/>
     </w:pPr>
     <w:rPr>
-      <w:rFonts w:asciiTheme="majorHAnsi" w:cstheme="majorBidi" w:eastAsiaTheme="majorEastAsia" w:hAnsiTheme="majorHAnsi"/>
+      <w:rFonts w:asciiTheme="majorHAnsi" w:cstheme="majorBidi" w:hAnsiTheme="majorHAnsi" w:eastAsia="黑体"/>
       <w:color w:themeColor="text1" w:val="000000"/>
     </w:rPr>
     <w:tblPr>
@@ -9002,6 +9390,7 @@
     </w:tblPr>
     <w:tblStylePr w:type="firstRow">
       <w:rPr>
+        <w:rFonts w:eastAsia="黑体"/>
         <w:sz w:val="24"/>
         <w:szCs w:val="24"/>
       </w:rPr>
@@ -9108,7 +9497,7 @@
       <w:spacing w:after="0" w:line="240" w:lineRule="auto"/>
     </w:pPr>
     <w:rPr>
-      <w:rFonts w:asciiTheme="majorHAnsi" w:cstheme="majorBidi" w:eastAsiaTheme="majorEastAsia" w:hAnsiTheme="majorHAnsi"/>
+      <w:rFonts w:asciiTheme="majorHAnsi" w:cstheme="majorBidi" w:hAnsiTheme="majorHAnsi" w:eastAsia="黑体"/>
       <w:color w:themeColor="text1" w:val="000000"/>
     </w:rPr>
     <w:tblPr>
@@ -9130,6 +9519,7 @@
     </w:tblPr>
     <w:tblStylePr w:type="firstRow">
       <w:rPr>
+        <w:rFonts w:eastAsia="黑体"/>
         <w:sz w:val="24"/>
         <w:szCs w:val="24"/>
       </w:rPr>
@@ -9259,12 +9649,14 @@
     </w:tcPr>
     <w:tblStylePr w:type="firstRow">
       <w:rPr>
+        <w:rFonts w:eastAsia="黑体"/>
         <w:b/>
         <w:bCs/>
       </w:rPr>
     </w:tblStylePr>
     <w:tblStylePr w:type="lastRow">
       <w:rPr>
+        <w:rFonts w:eastAsia="黑体"/>
         <w:b/>
         <w:bCs/>
       </w:rPr>
@@ -9277,12 +9669,14 @@
     </w:tblStylePr>
     <w:tblStylePr w:type="firstCol">
       <w:rPr>
+        <w:rFonts w:eastAsia="黑体"/>
         <w:b/>
         <w:bCs/>
       </w:rPr>
     </w:tblStylePr>
     <w:tblStylePr w:type="lastCol">
       <w:rPr>
+        <w:rFonts w:eastAsia="黑体"/>
         <w:b/>
         <w:bCs/>
       </w:rPr>
@@ -9332,12 +9726,14 @@
     </w:tcPr>
     <w:tblStylePr w:type="firstRow">
       <w:rPr>
+        <w:rFonts w:eastAsia="黑体"/>
         <w:b/>
         <w:bCs/>
       </w:rPr>
     </w:tblStylePr>
     <w:tblStylePr w:type="lastRow">
       <w:rPr>
+        <w:rFonts w:eastAsia="黑体"/>
         <w:b/>
         <w:bCs/>
       </w:rPr>
@@ -9350,12 +9746,14 @@
     </w:tblStylePr>
     <w:tblStylePr w:type="firstCol">
       <w:rPr>
+        <w:rFonts w:eastAsia="黑体"/>
         <w:b/>
         <w:bCs/>
       </w:rPr>
     </w:tblStylePr>
     <w:tblStylePr w:type="lastCol">
       <w:rPr>
+        <w:rFonts w:eastAsia="黑体"/>
         <w:b/>
         <w:bCs/>
       </w:rPr>
@@ -9405,12 +9803,14 @@
     </w:tcPr>
     <w:tblStylePr w:type="firstRow">
       <w:rPr>
+        <w:rFonts w:eastAsia="黑体"/>
         <w:b/>
         <w:bCs/>
       </w:rPr>
     </w:tblStylePr>
     <w:tblStylePr w:type="lastRow">
       <w:rPr>
+        <w:rFonts w:eastAsia="黑体"/>
         <w:b/>
         <w:bCs/>
       </w:rPr>
@@ -9423,12 +9823,14 @@
     </w:tblStylePr>
     <w:tblStylePr w:type="firstCol">
       <w:rPr>
+        <w:rFonts w:eastAsia="黑体"/>
         <w:b/>
         <w:bCs/>
       </w:rPr>
     </w:tblStylePr>
     <w:tblStylePr w:type="lastCol">
       <w:rPr>
+        <w:rFonts w:eastAsia="黑体"/>
         <w:b/>
         <w:bCs/>
       </w:rPr>
@@ -9478,12 +9880,14 @@
     </w:tcPr>
     <w:tblStylePr w:type="firstRow">
       <w:rPr>
+        <w:rFonts w:eastAsia="黑体"/>
         <w:b/>
         <w:bCs/>
       </w:rPr>
     </w:tblStylePr>
     <w:tblStylePr w:type="lastRow">
       <w:rPr>
+        <w:rFonts w:eastAsia="黑体"/>
         <w:b/>
         <w:bCs/>
       </w:rPr>
@@ -9496,12 +9900,14 @@
     </w:tblStylePr>
     <w:tblStylePr w:type="firstCol">
       <w:rPr>
+        <w:rFonts w:eastAsia="黑体"/>
         <w:b/>
         <w:bCs/>
       </w:rPr>
     </w:tblStylePr>
     <w:tblStylePr w:type="lastCol">
       <w:rPr>
+        <w:rFonts w:eastAsia="黑体"/>
         <w:b/>
         <w:bCs/>
       </w:rPr>
@@ -9551,12 +9957,14 @@
     </w:tcPr>
     <w:tblStylePr w:type="firstRow">
       <w:rPr>
+        <w:rFonts w:eastAsia="黑体"/>
         <w:b/>
         <w:bCs/>
       </w:rPr>
     </w:tblStylePr>
     <w:tblStylePr w:type="lastRow">
       <w:rPr>
+        <w:rFonts w:eastAsia="黑体"/>
         <w:b/>
         <w:bCs/>
       </w:rPr>
@@ -9569,12 +9977,14 @@
     </w:tblStylePr>
     <w:tblStylePr w:type="firstCol">
       <w:rPr>
+        <w:rFonts w:eastAsia="黑体"/>
         <w:b/>
         <w:bCs/>
       </w:rPr>
     </w:tblStylePr>
     <w:tblStylePr w:type="lastCol">
       <w:rPr>
+        <w:rFonts w:eastAsia="黑体"/>
         <w:b/>
         <w:bCs/>
       </w:rPr>
@@ -9624,12 +10034,14 @@
     </w:tcPr>
     <w:tblStylePr w:type="firstRow">
       <w:rPr>
+        <w:rFonts w:eastAsia="黑体"/>
         <w:b/>
         <w:bCs/>
       </w:rPr>
     </w:tblStylePr>
     <w:tblStylePr w:type="lastRow">
       <w:rPr>
+        <w:rFonts w:eastAsia="黑体"/>
         <w:b/>
         <w:bCs/>
       </w:rPr>
@@ -9642,12 +10054,14 @@
     </w:tblStylePr>
     <w:tblStylePr w:type="firstCol">
       <w:rPr>
+        <w:rFonts w:eastAsia="黑体"/>
         <w:b/>
         <w:bCs/>
       </w:rPr>
     </w:tblStylePr>
     <w:tblStylePr w:type="lastCol">
       <w:rPr>
+        <w:rFonts w:eastAsia="黑体"/>
         <w:b/>
         <w:bCs/>
       </w:rPr>
@@ -9697,12 +10111,14 @@
     </w:tcPr>
     <w:tblStylePr w:type="firstRow">
       <w:rPr>
+        <w:rFonts w:eastAsia="黑体"/>
         <w:b/>
         <w:bCs/>
       </w:rPr>
     </w:tblStylePr>
     <w:tblStylePr w:type="lastRow">
       <w:rPr>
+        <w:rFonts w:eastAsia="黑体"/>
         <w:b/>
         <w:bCs/>
       </w:rPr>
@@ -9715,12 +10131,14 @@
     </w:tblStylePr>
     <w:tblStylePr w:type="firstCol">
       <w:rPr>
+        <w:rFonts w:eastAsia="黑体"/>
         <w:b/>
         <w:bCs/>
       </w:rPr>
     </w:tblStylePr>
     <w:tblStylePr w:type="lastCol">
       <w:rPr>
+        <w:rFonts w:eastAsia="黑体"/>
         <w:b/>
         <w:bCs/>
       </w:rPr>
@@ -9747,7 +10165,7 @@
       <w:spacing w:after="0" w:line="240" w:lineRule="auto"/>
     </w:pPr>
     <w:rPr>
-      <w:rFonts w:asciiTheme="majorHAnsi" w:cstheme="majorBidi" w:eastAsiaTheme="majorEastAsia" w:hAnsiTheme="majorHAnsi"/>
+      <w:rFonts w:asciiTheme="majorHAnsi" w:cstheme="majorBidi" w:hAnsiTheme="majorHAnsi" w:eastAsia="黑体"/>
       <w:color w:themeColor="text1" w:val="000000"/>
     </w:rPr>
     <w:tblPr>
@@ -9774,6 +10192,7 @@
     </w:tcPr>
     <w:tblStylePr w:type="firstRow">
       <w:rPr>
+        <w:rFonts w:eastAsia="黑体"/>
         <w:b/>
         <w:bCs/>
         <w:color w:themeColor="text1" w:val="000000"/>
@@ -9785,6 +10204,7 @@
     </w:tblStylePr>
     <w:tblStylePr w:type="lastRow">
       <w:rPr>
+        <w:rFonts w:eastAsia="黑体"/>
         <w:b/>
         <w:bCs/>
         <w:color w:themeColor="text1" w:val="000000"/>
@@ -9804,6 +10224,7 @@
     </w:tblStylePr>
     <w:tblStylePr w:type="firstCol">
       <w:rPr>
+        <w:rFonts w:eastAsia="黑体"/>
         <w:b/>
         <w:bCs/>
         <w:color w:themeColor="text1" w:val="000000"/>
@@ -9823,6 +10244,7 @@
     </w:tblStylePr>
     <w:tblStylePr w:type="lastCol">
       <w:rPr>
+        <w:rFonts w:eastAsia="黑体"/>
         <w:b w:val="0"/>
         <w:bCs w:val="0"/>
         <w:color w:themeColor="text1" w:val="000000"/>
@@ -9872,7 +10294,7 @@
       <w:spacing w:after="0" w:line="240" w:lineRule="auto"/>
     </w:pPr>
     <w:rPr>
-      <w:rFonts w:asciiTheme="majorHAnsi" w:cstheme="majorBidi" w:eastAsiaTheme="majorEastAsia" w:hAnsiTheme="majorHAnsi"/>
+      <w:rFonts w:asciiTheme="majorHAnsi" w:cstheme="majorBidi" w:hAnsiTheme="majorHAnsi" w:eastAsia="黑体"/>
       <w:color w:themeColor="text1" w:val="000000"/>
     </w:rPr>
     <w:tblPr>
@@ -9899,6 +10321,7 @@
     </w:tcPr>
     <w:tblStylePr w:type="firstRow">
       <w:rPr>
+        <w:rFonts w:eastAsia="黑体"/>
         <w:b/>
         <w:bCs/>
         <w:color w:themeColor="text1" w:val="000000"/>
@@ -9910,6 +10333,7 @@
     </w:tblStylePr>
     <w:tblStylePr w:type="lastRow">
       <w:rPr>
+        <w:rFonts w:eastAsia="黑体"/>
         <w:b/>
         <w:bCs/>
         <w:color w:themeColor="text1" w:val="000000"/>
@@ -9929,6 +10353,7 @@
     </w:tblStylePr>
     <w:tblStylePr w:type="firstCol">
       <w:rPr>
+        <w:rFonts w:eastAsia="黑体"/>
         <w:b/>
         <w:bCs/>
         <w:color w:themeColor="text1" w:val="000000"/>
@@ -9948,6 +10373,7 @@
     </w:tblStylePr>
     <w:tblStylePr w:type="lastCol">
       <w:rPr>
+        <w:rFonts w:eastAsia="黑体"/>
         <w:b w:val="0"/>
         <w:bCs w:val="0"/>
         <w:color w:themeColor="text1" w:val="000000"/>
@@ -9997,7 +10423,7 @@
       <w:spacing w:after="0" w:line="240" w:lineRule="auto"/>
     </w:pPr>
     <w:rPr>
-      <w:rFonts w:asciiTheme="majorHAnsi" w:cstheme="majorBidi" w:eastAsiaTheme="majorEastAsia" w:hAnsiTheme="majorHAnsi"/>
+      <w:rFonts w:asciiTheme="majorHAnsi" w:cstheme="majorBidi" w:hAnsiTheme="majorHAnsi" w:eastAsia="黑体"/>
       <w:color w:themeColor="text1" w:val="000000"/>
     </w:rPr>
     <w:tblPr>
@@ -10024,6 +10450,7 @@
     </w:tcPr>
     <w:tblStylePr w:type="firstRow">
       <w:rPr>
+        <w:rFonts w:eastAsia="黑体"/>
         <w:b/>
         <w:bCs/>
         <w:color w:themeColor="text1" w:val="000000"/>
@@ -10035,6 +10462,7 @@
     </w:tblStylePr>
     <w:tblStylePr w:type="lastRow">
       <w:rPr>
+        <w:rFonts w:eastAsia="黑体"/>
         <w:b/>
         <w:bCs/>
         <w:color w:themeColor="text1" w:val="000000"/>
@@ -10054,6 +10482,7 @@
     </w:tblStylePr>
     <w:tblStylePr w:type="firstCol">
       <w:rPr>
+        <w:rFonts w:eastAsia="黑体"/>
         <w:b/>
         <w:bCs/>
         <w:color w:themeColor="text1" w:val="000000"/>
@@ -10073,6 +10502,7 @@
     </w:tblStylePr>
     <w:tblStylePr w:type="lastCol">
       <w:rPr>
+        <w:rFonts w:eastAsia="黑体"/>
         <w:b w:val="0"/>
         <w:bCs w:val="0"/>
         <w:color w:themeColor="text1" w:val="000000"/>
@@ -10122,7 +10552,7 @@
       <w:spacing w:after="0" w:line="240" w:lineRule="auto"/>
     </w:pPr>
     <w:rPr>
-      <w:rFonts w:asciiTheme="majorHAnsi" w:cstheme="majorBidi" w:eastAsiaTheme="majorEastAsia" w:hAnsiTheme="majorHAnsi"/>
+      <w:rFonts w:asciiTheme="majorHAnsi" w:cstheme="majorBidi" w:hAnsiTheme="majorHAnsi" w:eastAsia="黑体"/>
       <w:color w:themeColor="text1" w:val="000000"/>
     </w:rPr>
     <w:tblPr>
@@ -10149,6 +10579,7 @@
     </w:tcPr>
     <w:tblStylePr w:type="firstRow">
       <w:rPr>
+        <w:rFonts w:eastAsia="黑体"/>
         <w:b/>
         <w:bCs/>
         <w:color w:themeColor="text1" w:val="000000"/>
@@ -10160,6 +10591,7 @@
     </w:tblStylePr>
     <w:tblStylePr w:type="lastRow">
       <w:rPr>
+        <w:rFonts w:eastAsia="黑体"/>
         <w:b/>
         <w:bCs/>
         <w:color w:themeColor="text1" w:val="000000"/>
@@ -10179,6 +10611,7 @@
     </w:tblStylePr>
     <w:tblStylePr w:type="firstCol">
       <w:rPr>
+        <w:rFonts w:eastAsia="黑体"/>
         <w:b/>
         <w:bCs/>
         <w:color w:themeColor="text1" w:val="000000"/>
@@ -10198,6 +10631,7 @@
     </w:tblStylePr>
     <w:tblStylePr w:type="lastCol">
       <w:rPr>
+        <w:rFonts w:eastAsia="黑体"/>
         <w:b w:val="0"/>
         <w:bCs w:val="0"/>
         <w:color w:themeColor="text1" w:val="000000"/>
@@ -10247,7 +10681,7 @@
       <w:spacing w:after="0" w:line="240" w:lineRule="auto"/>
     </w:pPr>
     <w:rPr>
-      <w:rFonts w:asciiTheme="majorHAnsi" w:cstheme="majorBidi" w:eastAsiaTheme="majorEastAsia" w:hAnsiTheme="majorHAnsi"/>
+      <w:rFonts w:asciiTheme="majorHAnsi" w:cstheme="majorBidi" w:hAnsiTheme="majorHAnsi" w:eastAsia="黑体"/>
       <w:color w:themeColor="text1" w:val="000000"/>
     </w:rPr>
     <w:tblPr>
@@ -10274,6 +10708,7 @@
     </w:tcPr>
     <w:tblStylePr w:type="firstRow">
       <w:rPr>
+        <w:rFonts w:eastAsia="黑体"/>
         <w:b/>
         <w:bCs/>
         <w:color w:themeColor="text1" w:val="000000"/>
@@ -10285,6 +10720,7 @@
     </w:tblStylePr>
     <w:tblStylePr w:type="lastRow">
       <w:rPr>
+        <w:rFonts w:eastAsia="黑体"/>
         <w:b/>
         <w:bCs/>
         <w:color w:themeColor="text1" w:val="000000"/>
@@ -10304,6 +10740,7 @@
     </w:tblStylePr>
     <w:tblStylePr w:type="firstCol">
       <w:rPr>
+        <w:rFonts w:eastAsia="黑体"/>
         <w:b/>
         <w:bCs/>
         <w:color w:themeColor="text1" w:val="000000"/>
@@ -10323,6 +10760,7 @@
     </w:tblStylePr>
     <w:tblStylePr w:type="lastCol">
       <w:rPr>
+        <w:rFonts w:eastAsia="黑体"/>
         <w:b w:val="0"/>
         <w:bCs w:val="0"/>
         <w:color w:themeColor="text1" w:val="000000"/>
@@ -10372,7 +10810,7 @@
       <w:spacing w:after="0" w:line="240" w:lineRule="auto"/>
     </w:pPr>
     <w:rPr>
-      <w:rFonts w:asciiTheme="majorHAnsi" w:cstheme="majorBidi" w:eastAsiaTheme="majorEastAsia" w:hAnsiTheme="majorHAnsi"/>
+      <w:rFonts w:asciiTheme="majorHAnsi" w:cstheme="majorBidi" w:hAnsiTheme="majorHAnsi" w:eastAsia="黑体"/>
       <w:color w:themeColor="text1" w:val="000000"/>
     </w:rPr>
     <w:tblPr>
@@ -10399,6 +10837,7 @@
     </w:tcPr>
     <w:tblStylePr w:type="firstRow">
       <w:rPr>
+        <w:rFonts w:eastAsia="黑体"/>
         <w:b/>
         <w:bCs/>
         <w:color w:themeColor="text1" w:val="000000"/>
@@ -10410,6 +10849,7 @@
     </w:tblStylePr>
     <w:tblStylePr w:type="lastRow">
       <w:rPr>
+        <w:rFonts w:eastAsia="黑体"/>
         <w:b/>
         <w:bCs/>
         <w:color w:themeColor="text1" w:val="000000"/>
@@ -10429,6 +10869,7 @@
     </w:tblStylePr>
     <w:tblStylePr w:type="firstCol">
       <w:rPr>
+        <w:rFonts w:eastAsia="黑体"/>
         <w:b/>
         <w:bCs/>
         <w:color w:themeColor="text1" w:val="000000"/>
@@ -10448,6 +10889,7 @@
     </w:tblStylePr>
     <w:tblStylePr w:type="lastCol">
       <w:rPr>
+        <w:rFonts w:eastAsia="黑体"/>
         <w:b w:val="0"/>
         <w:bCs w:val="0"/>
         <w:color w:themeColor="text1" w:val="000000"/>
@@ -10497,7 +10939,7 @@
       <w:spacing w:after="0" w:line="240" w:lineRule="auto"/>
     </w:pPr>
     <w:rPr>
-      <w:rFonts w:asciiTheme="majorHAnsi" w:cstheme="majorBidi" w:eastAsiaTheme="majorEastAsia" w:hAnsiTheme="majorHAnsi"/>
+      <w:rFonts w:asciiTheme="majorHAnsi" w:cstheme="majorBidi" w:hAnsiTheme="majorHAnsi" w:eastAsia="黑体"/>
       <w:color w:themeColor="text1" w:val="000000"/>
     </w:rPr>
     <w:tblPr>
@@ -10524,6 +10966,7 @@
     </w:tcPr>
     <w:tblStylePr w:type="firstRow">
       <w:rPr>
+        <w:rFonts w:eastAsia="黑体"/>
         <w:b/>
         <w:bCs/>
         <w:color w:themeColor="text1" w:val="000000"/>
@@ -10535,6 +10978,7 @@
     </w:tblStylePr>
     <w:tblStylePr w:type="lastRow">
       <w:rPr>
+        <w:rFonts w:eastAsia="黑体"/>
         <w:b/>
         <w:bCs/>
         <w:color w:themeColor="text1" w:val="000000"/>
@@ -10554,6 +10998,7 @@
     </w:tblStylePr>
     <w:tblStylePr w:type="firstCol">
       <w:rPr>
+        <w:rFonts w:eastAsia="黑体"/>
         <w:b/>
         <w:bCs/>
         <w:color w:themeColor="text1" w:val="000000"/>
@@ -10573,6 +11018,7 @@
     </w:tblStylePr>
     <w:tblStylePr w:type="lastCol">
       <w:rPr>
+        <w:rFonts w:eastAsia="黑体"/>
         <w:b w:val="0"/>
         <w:bCs w:val="0"/>
         <w:color w:themeColor="text1" w:val="000000"/>
@@ -10645,6 +11091,7 @@
     </w:tcPr>
     <w:tblStylePr w:type="firstRow">
       <w:rPr>
+        <w:rFonts w:eastAsia="黑体"/>
         <w:b/>
         <w:bCs/>
         <w:i w:val="0"/>
@@ -10666,6 +11113,7 @@
     </w:tblStylePr>
     <w:tblStylePr w:type="lastRow">
       <w:rPr>
+        <w:rFonts w:eastAsia="黑体"/>
         <w:b/>
         <w:bCs/>
         <w:i w:val="0"/>
@@ -10687,6 +11135,7 @@
     </w:tblStylePr>
     <w:tblStylePr w:type="firstCol">
       <w:rPr>
+        <w:rFonts w:eastAsia="黑体"/>
         <w:b/>
         <w:bCs/>
         <w:i w:val="0"/>
@@ -10706,6 +11155,7 @@
     </w:tblStylePr>
     <w:tblStylePr w:type="lastCol">
       <w:rPr>
+        <w:rFonts w:eastAsia="黑体"/>
         <w:b/>
         <w:bCs/>
         <w:i w:val="0"/>
@@ -10786,6 +11236,7 @@
     </w:tcPr>
     <w:tblStylePr w:type="firstRow">
       <w:rPr>
+        <w:rFonts w:eastAsia="黑体"/>
         <w:b/>
         <w:bCs/>
         <w:i w:val="0"/>
@@ -10807,6 +11258,7 @@
     </w:tblStylePr>
     <w:tblStylePr w:type="lastRow">
       <w:rPr>
+        <w:rFonts w:eastAsia="黑体"/>
         <w:b/>
         <w:bCs/>
         <w:i w:val="0"/>
@@ -10828,6 +11280,7 @@
     </w:tblStylePr>
     <w:tblStylePr w:type="firstCol">
       <w:rPr>
+        <w:rFonts w:eastAsia="黑体"/>
         <w:b/>
         <w:bCs/>
         <w:i w:val="0"/>
@@ -10847,6 +11300,7 @@
     </w:tblStylePr>
     <w:tblStylePr w:type="lastCol">
       <w:rPr>
+        <w:rFonts w:eastAsia="黑体"/>
         <w:b/>
         <w:bCs/>
         <w:i w:val="0"/>
@@ -10927,6 +11381,7 @@
     </w:tcPr>
     <w:tblStylePr w:type="firstRow">
       <w:rPr>
+        <w:rFonts w:eastAsia="黑体"/>
         <w:b/>
         <w:bCs/>
         <w:i w:val="0"/>
@@ -10948,6 +11403,7 @@
     </w:tblStylePr>
     <w:tblStylePr w:type="lastRow">
       <w:rPr>
+        <w:rFonts w:eastAsia="黑体"/>
         <w:b/>
         <w:bCs/>
         <w:i w:val="0"/>
@@ -10969,6 +11425,7 @@
     </w:tblStylePr>
     <w:tblStylePr w:type="firstCol">
       <w:rPr>
+        <w:rFonts w:eastAsia="黑体"/>
         <w:b/>
         <w:bCs/>
         <w:i w:val="0"/>
@@ -10988,6 +11445,7 @@
     </w:tblStylePr>
     <w:tblStylePr w:type="lastCol">
       <w:rPr>
+        <w:rFonts w:eastAsia="黑体"/>
         <w:b/>
         <w:bCs/>
         <w:i w:val="0"/>
@@ -11068,6 +11526,7 @@
     </w:tcPr>
     <w:tblStylePr w:type="firstRow">
       <w:rPr>
+        <w:rFonts w:eastAsia="黑体"/>
         <w:b/>
         <w:bCs/>
         <w:i w:val="0"/>
@@ -11089,6 +11548,7 @@
     </w:tblStylePr>
     <w:tblStylePr w:type="lastRow">
       <w:rPr>
+        <w:rFonts w:eastAsia="黑体"/>
         <w:b/>
         <w:bCs/>
         <w:i w:val="0"/>
@@ -11110,6 +11570,7 @@
     </w:tblStylePr>
     <w:tblStylePr w:type="firstCol">
       <w:rPr>
+        <w:rFonts w:eastAsia="黑体"/>
         <w:b/>
         <w:bCs/>
         <w:i w:val="0"/>
@@ -11129,6 +11590,7 @@
     </w:tblStylePr>
     <w:tblStylePr w:type="lastCol">
       <w:rPr>
+        <w:rFonts w:eastAsia="黑体"/>
         <w:b/>
         <w:bCs/>
         <w:i w:val="0"/>
@@ -11209,6 +11671,7 @@
     </w:tcPr>
     <w:tblStylePr w:type="firstRow">
       <w:rPr>
+        <w:rFonts w:eastAsia="黑体"/>
         <w:b/>
         <w:bCs/>
         <w:i w:val="0"/>
@@ -11230,6 +11693,7 @@
     </w:tblStylePr>
     <w:tblStylePr w:type="lastRow">
       <w:rPr>
+        <w:rFonts w:eastAsia="黑体"/>
         <w:b/>
         <w:bCs/>
         <w:i w:val="0"/>
@@ -11251,6 +11715,7 @@
     </w:tblStylePr>
     <w:tblStylePr w:type="firstCol">
       <w:rPr>
+        <w:rFonts w:eastAsia="黑体"/>
         <w:b/>
         <w:bCs/>
         <w:i w:val="0"/>
@@ -11270,6 +11735,7 @@
     </w:tblStylePr>
     <w:tblStylePr w:type="lastCol">
       <w:rPr>
+        <w:rFonts w:eastAsia="黑体"/>
         <w:b/>
         <w:bCs/>
         <w:i w:val="0"/>
@@ -11350,6 +11816,7 @@
     </w:tcPr>
     <w:tblStylePr w:type="firstRow">
       <w:rPr>
+        <w:rFonts w:eastAsia="黑体"/>
         <w:b/>
         <w:bCs/>
         <w:i w:val="0"/>
@@ -11371,6 +11838,7 @@
     </w:tblStylePr>
     <w:tblStylePr w:type="lastRow">
       <w:rPr>
+        <w:rFonts w:eastAsia="黑体"/>
         <w:b/>
         <w:bCs/>
         <w:i w:val="0"/>
@@ -11392,6 +11860,7 @@
     </w:tblStylePr>
     <w:tblStylePr w:type="firstCol">
       <w:rPr>
+        <w:rFonts w:eastAsia="黑体"/>
         <w:b/>
         <w:bCs/>
         <w:i w:val="0"/>
@@ -11411,6 +11880,7 @@
     </w:tblStylePr>
     <w:tblStylePr w:type="lastCol">
       <w:rPr>
+        <w:rFonts w:eastAsia="黑体"/>
         <w:b/>
         <w:bCs/>
         <w:i w:val="0"/>
@@ -11491,6 +11961,7 @@
     </w:tcPr>
     <w:tblStylePr w:type="firstRow">
       <w:rPr>
+        <w:rFonts w:eastAsia="黑体"/>
         <w:b/>
         <w:bCs/>
         <w:i w:val="0"/>
@@ -11512,6 +11983,7 @@
     </w:tblStylePr>
     <w:tblStylePr w:type="lastRow">
       <w:rPr>
+        <w:rFonts w:eastAsia="黑体"/>
         <w:b/>
         <w:bCs/>
         <w:i w:val="0"/>
@@ -11533,6 +12005,7 @@
     </w:tblStylePr>
     <w:tblStylePr w:type="firstCol">
       <w:rPr>
+        <w:rFonts w:eastAsia="黑体"/>
         <w:b/>
         <w:bCs/>
         <w:i w:val="0"/>
@@ -11552,6 +12025,7 @@
     </w:tblStylePr>
     <w:tblStylePr w:type="lastCol">
       <w:rPr>
+        <w:rFonts w:eastAsia="黑体"/>
         <w:b/>
         <w:bCs/>
         <w:i w:val="0"/>
@@ -11609,6 +12083,7 @@
       <w:spacing w:after="0" w:line="240" w:lineRule="auto"/>
     </w:pPr>
     <w:rPr>
+      <w:rFonts w:eastAsia="黑体"/>
       <w:color w:themeColor="background1" w:val="FFFFFF"/>
     </w:rPr>
     <w:tblPr>
@@ -11627,6 +12102,7 @@
     </w:tcPr>
     <w:tblStylePr w:type="firstRow">
       <w:rPr>
+        <w:rFonts w:eastAsia="黑体"/>
         <w:b/>
         <w:bCs/>
       </w:rPr>
@@ -11723,6 +12199,7 @@
       <w:spacing w:after="0" w:line="240" w:lineRule="auto"/>
     </w:pPr>
     <w:rPr>
+      <w:rFonts w:eastAsia="黑体"/>
       <w:color w:themeColor="background1" w:val="FFFFFF"/>
     </w:rPr>
     <w:tblPr>
@@ -11741,6 +12218,7 @@
     </w:tcPr>
     <w:tblStylePr w:type="firstRow">
       <w:rPr>
+        <w:rFonts w:eastAsia="黑体"/>
         <w:b/>
         <w:bCs/>
       </w:rPr>
@@ -11837,6 +12315,7 @@
       <w:spacing w:after="0" w:line="240" w:lineRule="auto"/>
     </w:pPr>
     <w:rPr>
+      <w:rFonts w:eastAsia="黑体"/>
       <w:color w:themeColor="background1" w:val="FFFFFF"/>
     </w:rPr>
     <w:tblPr>
@@ -11855,6 +12334,7 @@
     </w:tcPr>
     <w:tblStylePr w:type="firstRow">
       <w:rPr>
+        <w:rFonts w:eastAsia="黑体"/>
         <w:b/>
         <w:bCs/>
       </w:rPr>
@@ -11951,6 +12431,7 @@
       <w:spacing w:after="0" w:line="240" w:lineRule="auto"/>
     </w:pPr>
     <w:rPr>
+      <w:rFonts w:eastAsia="黑体"/>
       <w:color w:themeColor="background1" w:val="FFFFFF"/>
     </w:rPr>
     <w:tblPr>
@@ -11969,6 +12450,7 @@
     </w:tcPr>
     <w:tblStylePr w:type="firstRow">
       <w:rPr>
+        <w:rFonts w:eastAsia="黑体"/>
         <w:b/>
         <w:bCs/>
       </w:rPr>
@@ -12065,6 +12547,7 @@
       <w:spacing w:after="0" w:line="240" w:lineRule="auto"/>
     </w:pPr>
     <w:rPr>
+      <w:rFonts w:eastAsia="黑体"/>
       <w:color w:themeColor="background1" w:val="FFFFFF"/>
     </w:rPr>
     <w:tblPr>
@@ -12083,6 +12566,7 @@
     </w:tcPr>
     <w:tblStylePr w:type="firstRow">
       <w:rPr>
+        <w:rFonts w:eastAsia="黑体"/>
         <w:b/>
         <w:bCs/>
       </w:rPr>
@@ -12179,6 +12663,7 @@
       <w:spacing w:after="0" w:line="240" w:lineRule="auto"/>
     </w:pPr>
     <w:rPr>
+      <w:rFonts w:eastAsia="黑体"/>
       <w:color w:themeColor="background1" w:val="FFFFFF"/>
     </w:rPr>
     <w:tblPr>
@@ -12197,6 +12682,7 @@
     </w:tcPr>
     <w:tblStylePr w:type="firstRow">
       <w:rPr>
+        <w:rFonts w:eastAsia="黑体"/>
         <w:b/>
         <w:bCs/>
       </w:rPr>
@@ -12293,6 +12779,7 @@
       <w:spacing w:after="0" w:line="240" w:lineRule="auto"/>
     </w:pPr>
     <w:rPr>
+      <w:rFonts w:eastAsia="黑体"/>
       <w:color w:themeColor="background1" w:val="FFFFFF"/>
     </w:rPr>
     <w:tblPr>
@@ -12311,6 +12798,7 @@
     </w:tcPr>
     <w:tblStylePr w:type="firstRow">
       <w:rPr>
+        <w:rFonts w:eastAsia="黑体"/>
         <w:b/>
         <w:bCs/>
       </w:rPr>
@@ -12407,6 +12895,7 @@
       <w:spacing w:after="0" w:line="240" w:lineRule="auto"/>
     </w:pPr>
     <w:rPr>
+      <w:rFonts w:eastAsia="黑体"/>
       <w:color w:themeColor="text1" w:val="000000"/>
     </w:rPr>
     <w:tblPr>
@@ -12433,6 +12922,7 @@
     </w:tcPr>
     <w:tblStylePr w:type="firstRow">
       <w:rPr>
+        <w:rFonts w:eastAsia="黑体"/>
         <w:b/>
         <w:bCs/>
       </w:rPr>
@@ -12451,6 +12941,7 @@
     </w:tblStylePr>
     <w:tblStylePr w:type="lastRow">
       <w:rPr>
+        <w:rFonts w:eastAsia="黑体"/>
         <w:b/>
         <w:bCs/>
         <w:color w:themeColor="background1" w:val="FFFFFF"/>
@@ -12465,6 +12956,7 @@
     </w:tblStylePr>
     <w:tblStylePr w:type="firstCol">
       <w:rPr>
+        <w:rFonts w:eastAsia="黑体"/>
         <w:color w:themeColor="background1" w:val="FFFFFF"/>
       </w:rPr>
       <w:tblPr/>
@@ -12482,6 +12974,7 @@
     </w:tblStylePr>
     <w:tblStylePr w:type="lastCol">
       <w:rPr>
+        <w:rFonts w:eastAsia="黑体"/>
         <w:color w:themeColor="background1" w:val="FFFFFF"/>
       </w:rPr>
       <w:tblPr/>
@@ -12511,11 +13004,13 @@
     </w:tblStylePr>
     <w:tblStylePr w:type="neCell">
       <w:rPr>
+        <w:rFonts w:eastAsia="黑体"/>
         <w:color w:themeColor="text1" w:val="000000"/>
       </w:rPr>
     </w:tblStylePr>
     <w:tblStylePr w:type="nwCell">
       <w:rPr>
+        <w:rFonts w:eastAsia="黑体"/>
         <w:color w:themeColor="text1" w:val="000000"/>
       </w:rPr>
     </w:tblStylePr>
@@ -12529,6 +13024,7 @@
       <w:spacing w:after="0" w:line="240" w:lineRule="auto"/>
     </w:pPr>
     <w:rPr>
+      <w:rFonts w:eastAsia="黑体"/>
       <w:color w:themeColor="text1" w:val="000000"/>
     </w:rPr>
     <w:tblPr>
@@ -12555,6 +13051,7 @@
     </w:tcPr>
     <w:tblStylePr w:type="firstRow">
       <w:rPr>
+        <w:rFonts w:eastAsia="黑体"/>
         <w:b/>
         <w:bCs/>
       </w:rPr>
@@ -12573,6 +13070,7 @@
     </w:tblStylePr>
     <w:tblStylePr w:type="lastRow">
       <w:rPr>
+        <w:rFonts w:eastAsia="黑体"/>
         <w:b/>
         <w:bCs/>
         <w:color w:themeColor="background1" w:val="FFFFFF"/>
@@ -12587,6 +13085,7 @@
     </w:tblStylePr>
     <w:tblStylePr w:type="firstCol">
       <w:rPr>
+        <w:rFonts w:eastAsia="黑体"/>
         <w:color w:themeColor="background1" w:val="FFFFFF"/>
       </w:rPr>
       <w:tblPr/>
@@ -12604,6 +13103,7 @@
     </w:tblStylePr>
     <w:tblStylePr w:type="lastCol">
       <w:rPr>
+        <w:rFonts w:eastAsia="黑体"/>
         <w:color w:themeColor="background1" w:val="FFFFFF"/>
       </w:rPr>
       <w:tblPr/>
@@ -12633,11 +13133,13 @@
     </w:tblStylePr>
     <w:tblStylePr w:type="neCell">
       <w:rPr>
+        <w:rFonts w:eastAsia="黑体"/>
         <w:color w:themeColor="text1" w:val="000000"/>
       </w:rPr>
     </w:tblStylePr>
     <w:tblStylePr w:type="nwCell">
       <w:rPr>
+        <w:rFonts w:eastAsia="黑体"/>
         <w:color w:themeColor="text1" w:val="000000"/>
       </w:rPr>
     </w:tblStylePr>
@@ -12651,6 +13153,7 @@
       <w:spacing w:after="0" w:line="240" w:lineRule="auto"/>
     </w:pPr>
     <w:rPr>
+      <w:rFonts w:eastAsia="黑体"/>
       <w:color w:themeColor="text1" w:val="000000"/>
     </w:rPr>
     <w:tblPr>
@@ -12677,6 +13180,7 @@
     </w:tcPr>
     <w:tblStylePr w:type="firstRow">
       <w:rPr>
+        <w:rFonts w:eastAsia="黑体"/>
         <w:b/>
         <w:bCs/>
       </w:rPr>
@@ -12695,6 +13199,7 @@
     </w:tblStylePr>
     <w:tblStylePr w:type="lastRow">
       <w:rPr>
+        <w:rFonts w:eastAsia="黑体"/>
         <w:b/>
         <w:bCs/>
         <w:color w:themeColor="background1" w:val="FFFFFF"/>
@@ -12709,6 +13214,7 @@
     </w:tblStylePr>
     <w:tblStylePr w:type="firstCol">
       <w:rPr>
+        <w:rFonts w:eastAsia="黑体"/>
         <w:color w:themeColor="background1" w:val="FFFFFF"/>
       </w:rPr>
       <w:tblPr/>
@@ -12726,6 +13232,7 @@
     </w:tblStylePr>
     <w:tblStylePr w:type="lastCol">
       <w:rPr>
+        <w:rFonts w:eastAsia="黑体"/>
         <w:color w:themeColor="background1" w:val="FFFFFF"/>
       </w:rPr>
       <w:tblPr/>
@@ -12755,11 +13262,13 @@
     </w:tblStylePr>
     <w:tblStylePr w:type="neCell">
       <w:rPr>
+        <w:rFonts w:eastAsia="黑体"/>
         <w:color w:themeColor="text1" w:val="000000"/>
       </w:rPr>
     </w:tblStylePr>
     <w:tblStylePr w:type="nwCell">
       <w:rPr>
+        <w:rFonts w:eastAsia="黑体"/>
         <w:color w:themeColor="text1" w:val="000000"/>
       </w:rPr>
     </w:tblStylePr>
@@ -12773,6 +13282,7 @@
       <w:spacing w:after="0" w:line="240" w:lineRule="auto"/>
     </w:pPr>
     <w:rPr>
+      <w:rFonts w:eastAsia="黑体"/>
       <w:color w:themeColor="text1" w:val="000000"/>
     </w:rPr>
     <w:tblPr>
@@ -12799,6 +13309,7 @@
     </w:tcPr>
     <w:tblStylePr w:type="firstRow">
       <w:rPr>
+        <w:rFonts w:eastAsia="黑体"/>
         <w:b/>
         <w:bCs/>
       </w:rPr>
@@ -12817,6 +13328,7 @@
     </w:tblStylePr>
     <w:tblStylePr w:type="lastRow">
       <w:rPr>
+        <w:rFonts w:eastAsia="黑体"/>
         <w:b/>
         <w:bCs/>
         <w:color w:themeColor="background1" w:val="FFFFFF"/>
@@ -12831,6 +13343,7 @@
     </w:tblStylePr>
     <w:tblStylePr w:type="firstCol">
       <w:rPr>
+        <w:rFonts w:eastAsia="黑体"/>
         <w:color w:themeColor="background1" w:val="FFFFFF"/>
       </w:rPr>
       <w:tblPr/>
@@ -12848,6 +13361,7 @@
     </w:tblStylePr>
     <w:tblStylePr w:type="lastCol">
       <w:rPr>
+        <w:rFonts w:eastAsia="黑体"/>
         <w:color w:themeColor="background1" w:val="FFFFFF"/>
       </w:rPr>
       <w:tblPr/>
@@ -12885,6 +13399,7 @@
       <w:spacing w:after="0" w:line="240" w:lineRule="auto"/>
     </w:pPr>
     <w:rPr>
+      <w:rFonts w:eastAsia="黑体"/>
       <w:color w:themeColor="text1" w:val="000000"/>
     </w:rPr>
     <w:tblPr>
@@ -12911,6 +13426,7 @@
     </w:tcPr>
     <w:tblStylePr w:type="firstRow">
       <w:rPr>
+        <w:rFonts w:eastAsia="黑体"/>
         <w:b/>
         <w:bCs/>
       </w:rPr>
@@ -12929,6 +13445,7 @@
     </w:tblStylePr>
     <w:tblStylePr w:type="lastRow">
       <w:rPr>
+        <w:rFonts w:eastAsia="黑体"/>
         <w:b/>
         <w:bCs/>
         <w:color w:themeColor="background1" w:val="FFFFFF"/>
@@ -12943,6 +13460,7 @@
     </w:tblStylePr>
     <w:tblStylePr w:type="firstCol">
       <w:rPr>
+        <w:rFonts w:eastAsia="黑体"/>
         <w:color w:themeColor="background1" w:val="FFFFFF"/>
       </w:rPr>
       <w:tblPr/>
@@ -12960,6 +13478,7 @@
     </w:tblStylePr>
     <w:tblStylePr w:type="lastCol">
       <w:rPr>
+        <w:rFonts w:eastAsia="黑体"/>
         <w:color w:themeColor="background1" w:val="FFFFFF"/>
       </w:rPr>
       <w:tblPr/>
@@ -12989,11 +13508,13 @@
     </w:tblStylePr>
     <w:tblStylePr w:type="neCell">
       <w:rPr>
+        <w:rFonts w:eastAsia="黑体"/>
         <w:color w:themeColor="text1" w:val="000000"/>
       </w:rPr>
     </w:tblStylePr>
     <w:tblStylePr w:type="nwCell">
       <w:rPr>
+        <w:rFonts w:eastAsia="黑体"/>
         <w:color w:themeColor="text1" w:val="000000"/>
       </w:rPr>
     </w:tblStylePr>
@@ -13007,6 +13528,7 @@
       <w:spacing w:after="0" w:line="240" w:lineRule="auto"/>
     </w:pPr>
     <w:rPr>
+      <w:rFonts w:eastAsia="黑体"/>
       <w:color w:themeColor="text1" w:val="000000"/>
     </w:rPr>
     <w:tblPr>
@@ -13033,6 +13555,7 @@
     </w:tcPr>
     <w:tblStylePr w:type="firstRow">
       <w:rPr>
+        <w:rFonts w:eastAsia="黑体"/>
         <w:b/>
         <w:bCs/>
       </w:rPr>
@@ -13051,6 +13574,7 @@
     </w:tblStylePr>
     <w:tblStylePr w:type="lastRow">
       <w:rPr>
+        <w:rFonts w:eastAsia="黑体"/>
         <w:b/>
         <w:bCs/>
         <w:color w:themeColor="background1" w:val="FFFFFF"/>
@@ -13065,6 +13589,7 @@
     </w:tblStylePr>
     <w:tblStylePr w:type="firstCol">
       <w:rPr>
+        <w:rFonts w:eastAsia="黑体"/>
         <w:color w:themeColor="background1" w:val="FFFFFF"/>
       </w:rPr>
       <w:tblPr/>
@@ -13082,6 +13607,7 @@
     </w:tblStylePr>
     <w:tblStylePr w:type="lastCol">
       <w:rPr>
+        <w:rFonts w:eastAsia="黑体"/>
         <w:color w:themeColor="background1" w:val="FFFFFF"/>
       </w:rPr>
       <w:tblPr/>
@@ -13111,11 +13637,13 @@
     </w:tblStylePr>
     <w:tblStylePr w:type="neCell">
       <w:rPr>
+        <w:rFonts w:eastAsia="黑体"/>
         <w:color w:themeColor="text1" w:val="000000"/>
       </w:rPr>
     </w:tblStylePr>
     <w:tblStylePr w:type="nwCell">
       <w:rPr>
+        <w:rFonts w:eastAsia="黑体"/>
         <w:color w:themeColor="text1" w:val="000000"/>
       </w:rPr>
     </w:tblStylePr>
@@ -13129,6 +13657,7 @@
       <w:spacing w:after="0" w:line="240" w:lineRule="auto"/>
     </w:pPr>
     <w:rPr>
+      <w:rFonts w:eastAsia="黑体"/>
       <w:color w:themeColor="text1" w:val="000000"/>
     </w:rPr>
     <w:tblPr>
@@ -13155,6 +13684,7 @@
     </w:tcPr>
     <w:tblStylePr w:type="firstRow">
       <w:rPr>
+        <w:rFonts w:eastAsia="黑体"/>
         <w:b/>
         <w:bCs/>
       </w:rPr>
@@ -13173,6 +13703,7 @@
     </w:tblStylePr>
     <w:tblStylePr w:type="lastRow">
       <w:rPr>
+        <w:rFonts w:eastAsia="黑体"/>
         <w:b/>
         <w:bCs/>
         <w:color w:themeColor="background1" w:val="FFFFFF"/>
@@ -13187,6 +13718,7 @@
     </w:tblStylePr>
     <w:tblStylePr w:type="firstCol">
       <w:rPr>
+        <w:rFonts w:eastAsia="黑体"/>
         <w:color w:themeColor="background1" w:val="FFFFFF"/>
       </w:rPr>
       <w:tblPr/>
@@ -13204,6 +13736,7 @@
     </w:tblStylePr>
     <w:tblStylePr w:type="lastCol">
       <w:rPr>
+        <w:rFonts w:eastAsia="黑体"/>
         <w:color w:themeColor="background1" w:val="FFFFFF"/>
       </w:rPr>
       <w:tblPr/>
@@ -13233,11 +13766,13 @@
     </w:tblStylePr>
     <w:tblStylePr w:type="neCell">
       <w:rPr>
+        <w:rFonts w:eastAsia="黑体"/>
         <w:color w:themeColor="text1" w:val="000000"/>
       </w:rPr>
     </w:tblStylePr>
     <w:tblStylePr w:type="nwCell">
       <w:rPr>
+        <w:rFonts w:eastAsia="黑体"/>
         <w:color w:themeColor="text1" w:val="000000"/>
       </w:rPr>
     </w:tblStylePr>
@@ -13251,6 +13786,7 @@
       <w:spacing w:after="0" w:line="240" w:lineRule="auto"/>
     </w:pPr>
     <w:rPr>
+      <w:rFonts w:eastAsia="黑体"/>
       <w:color w:themeColor="text1" w:val="000000"/>
     </w:rPr>
     <w:tblPr>
@@ -13269,6 +13805,7 @@
     </w:tcPr>
     <w:tblStylePr w:type="firstRow">
       <w:rPr>
+        <w:rFonts w:eastAsia="黑体"/>
         <w:b/>
         <w:bCs/>
         <w:color w:themeColor="background1" w:val="FFFFFF"/>
@@ -13283,6 +13820,7 @@
     </w:tblStylePr>
     <w:tblStylePr w:type="lastRow">
       <w:rPr>
+        <w:rFonts w:eastAsia="黑体"/>
         <w:b/>
         <w:bCs/>
         <w:color w:themeColor="accent2" w:themeShade="CC" w:val="9E3A38"/>
@@ -13297,12 +13835,14 @@
     </w:tblStylePr>
     <w:tblStylePr w:type="firstCol">
       <w:rPr>
+        <w:rFonts w:eastAsia="黑体"/>
         <w:b/>
         <w:bCs/>
       </w:rPr>
     </w:tblStylePr>
     <w:tblStylePr w:type="lastCol">
       <w:rPr>
+        <w:rFonts w:eastAsia="黑体"/>
         <w:b/>
         <w:bCs/>
       </w:rPr>
@@ -13337,6 +13877,7 @@
       <w:spacing w:after="0" w:line="240" w:lineRule="auto"/>
     </w:pPr>
     <w:rPr>
+      <w:rFonts w:eastAsia="黑体"/>
       <w:color w:themeColor="text1" w:val="000000"/>
     </w:rPr>
     <w:tblPr>
@@ -13355,6 +13896,7 @@
     </w:tcPr>
     <w:tblStylePr w:type="firstRow">
       <w:rPr>
+        <w:rFonts w:eastAsia="黑体"/>
         <w:b/>
         <w:bCs/>
         <w:color w:themeColor="background1" w:val="FFFFFF"/>
@@ -13369,6 +13911,7 @@
     </w:tblStylePr>
     <w:tblStylePr w:type="lastRow">
       <w:rPr>
+        <w:rFonts w:eastAsia="黑体"/>
         <w:b/>
         <w:bCs/>
         <w:color w:themeColor="accent2" w:themeShade="CC" w:val="9E3A38"/>
@@ -13383,12 +13926,14 @@
     </w:tblStylePr>
     <w:tblStylePr w:type="firstCol">
       <w:rPr>
+        <w:rFonts w:eastAsia="黑体"/>
         <w:b/>
         <w:bCs/>
       </w:rPr>
     </w:tblStylePr>
     <w:tblStylePr w:type="lastCol">
       <w:rPr>
+        <w:rFonts w:eastAsia="黑体"/>
         <w:b/>
         <w:bCs/>
       </w:rPr>
@@ -13423,6 +13968,7 @@
       <w:spacing w:after="0" w:line="240" w:lineRule="auto"/>
     </w:pPr>
     <w:rPr>
+      <w:rFonts w:eastAsia="黑体"/>
       <w:color w:themeColor="text1" w:val="000000"/>
     </w:rPr>
     <w:tblPr>
@@ -13441,6 +13987,7 @@
     </w:tcPr>
     <w:tblStylePr w:type="firstRow">
       <w:rPr>
+        <w:rFonts w:eastAsia="黑体"/>
         <w:b/>
         <w:bCs/>
         <w:color w:themeColor="background1" w:val="FFFFFF"/>
@@ -13455,6 +14002,7 @@
     </w:tblStylePr>
     <w:tblStylePr w:type="lastRow">
       <w:rPr>
+        <w:rFonts w:eastAsia="黑体"/>
         <w:b/>
         <w:bCs/>
         <w:color w:themeColor="accent2" w:themeShade="CC" w:val="9E3A38"/>
@@ -13469,12 +14017,14 @@
     </w:tblStylePr>
     <w:tblStylePr w:type="firstCol">
       <w:rPr>
+        <w:rFonts w:eastAsia="黑体"/>
         <w:b/>
         <w:bCs/>
       </w:rPr>
     </w:tblStylePr>
     <w:tblStylePr w:type="lastCol">
       <w:rPr>
+        <w:rFonts w:eastAsia="黑体"/>
         <w:b/>
         <w:bCs/>
       </w:rPr>
@@ -13509,6 +14059,7 @@
       <w:spacing w:after="0" w:line="240" w:lineRule="auto"/>
     </w:pPr>
     <w:rPr>
+      <w:rFonts w:eastAsia="黑体"/>
       <w:color w:themeColor="text1" w:val="000000"/>
     </w:rPr>
     <w:tblPr>
@@ -13527,6 +14078,7 @@
     </w:tcPr>
     <w:tblStylePr w:type="firstRow">
       <w:rPr>
+        <w:rFonts w:eastAsia="黑体"/>
         <w:b/>
         <w:bCs/>
         <w:color w:themeColor="background1" w:val="FFFFFF"/>
@@ -13541,6 +14093,7 @@
     </w:tblStylePr>
     <w:tblStylePr w:type="lastRow">
       <w:rPr>
+        <w:rFonts w:eastAsia="黑体"/>
         <w:b/>
         <w:bCs/>
         <w:color w:themeColor="accent4" w:themeShade="CC" w:val="664E82"/>
@@ -13555,12 +14108,14 @@
     </w:tblStylePr>
     <w:tblStylePr w:type="firstCol">
       <w:rPr>
+        <w:rFonts w:eastAsia="黑体"/>
         <w:b/>
         <w:bCs/>
       </w:rPr>
     </w:tblStylePr>
     <w:tblStylePr w:type="lastCol">
       <w:rPr>
+        <w:rFonts w:eastAsia="黑体"/>
         <w:b/>
         <w:bCs/>
       </w:rPr>
@@ -13595,6 +14150,7 @@
       <w:spacing w:after="0" w:line="240" w:lineRule="auto"/>
     </w:pPr>
     <w:rPr>
+      <w:rFonts w:eastAsia="黑体"/>
       <w:color w:themeColor="text1" w:val="000000"/>
     </w:rPr>
     <w:tblPr>
@@ -13613,6 +14169,7 @@
     </w:tcPr>
     <w:tblStylePr w:type="firstRow">
       <w:rPr>
+        <w:rFonts w:eastAsia="黑体"/>
         <w:b/>
         <w:bCs/>
         <w:color w:themeColor="background1" w:val="FFFFFF"/>
@@ -13627,6 +14184,7 @@
     </w:tblStylePr>
     <w:tblStylePr w:type="lastRow">
       <w:rPr>
+        <w:rFonts w:eastAsia="黑体"/>
         <w:b/>
         <w:bCs/>
         <w:color w:themeColor="accent3" w:themeShade="CC" w:val="7E9C40"/>
@@ -13641,12 +14199,14 @@
     </w:tblStylePr>
     <w:tblStylePr w:type="firstCol">
       <w:rPr>
+        <w:rFonts w:eastAsia="黑体"/>
         <w:b/>
         <w:bCs/>
       </w:rPr>
     </w:tblStylePr>
     <w:tblStylePr w:type="lastCol">
       <w:rPr>
+        <w:rFonts w:eastAsia="黑体"/>
         <w:b/>
         <w:bCs/>
       </w:rPr>
@@ -13681,6 +14241,7 @@
       <w:spacing w:after="0" w:line="240" w:lineRule="auto"/>
     </w:pPr>
     <w:rPr>
+      <w:rFonts w:eastAsia="黑体"/>
       <w:color w:themeColor="text1" w:val="000000"/>
     </w:rPr>
     <w:tblPr>
@@ -13699,6 +14260,7 @@
     </w:tcPr>
     <w:tblStylePr w:type="firstRow">
       <w:rPr>
+        <w:rFonts w:eastAsia="黑体"/>
         <w:b/>
         <w:bCs/>
         <w:color w:themeColor="background1" w:val="FFFFFF"/>
@@ -13713,6 +14275,7 @@
     </w:tblStylePr>
     <w:tblStylePr w:type="lastRow">
       <w:rPr>
+        <w:rFonts w:eastAsia="黑体"/>
         <w:b/>
         <w:bCs/>
         <w:color w:themeColor="accent6" w:themeShade="CC" w:val="F2730A"/>
@@ -13727,12 +14290,14 @@
     </w:tblStylePr>
     <w:tblStylePr w:type="firstCol">
       <w:rPr>
+        <w:rFonts w:eastAsia="黑体"/>
         <w:b/>
         <w:bCs/>
       </w:rPr>
     </w:tblStylePr>
     <w:tblStylePr w:type="lastCol">
       <w:rPr>
+        <w:rFonts w:eastAsia="黑体"/>
         <w:b/>
         <w:bCs/>
       </w:rPr>
@@ -13767,6 +14332,7 @@
       <w:spacing w:after="0" w:line="240" w:lineRule="auto"/>
     </w:pPr>
     <w:rPr>
+      <w:rFonts w:eastAsia="黑体"/>
       <w:color w:themeColor="text1" w:val="000000"/>
     </w:rPr>
     <w:tblPr>
@@ -13785,6 +14351,7 @@
     </w:tcPr>
     <w:tblStylePr w:type="firstRow">
       <w:rPr>
+        <w:rFonts w:eastAsia="黑体"/>
         <w:b/>
         <w:bCs/>
         <w:color w:themeColor="background1" w:val="FFFFFF"/>
@@ -13799,6 +14366,7 @@
     </w:tblStylePr>
     <w:tblStylePr w:type="lastRow">
       <w:rPr>
+        <w:rFonts w:eastAsia="黑体"/>
         <w:b/>
         <w:bCs/>
         <w:color w:themeColor="accent5" w:themeShade="CC" w:val="348DA5"/>
@@ -13813,12 +14381,14 @@
     </w:tblStylePr>
     <w:tblStylePr w:type="firstCol">
       <w:rPr>
+        <w:rFonts w:eastAsia="黑体"/>
         <w:b/>
         <w:bCs/>
       </w:rPr>
     </w:tblStylePr>
     <w:tblStylePr w:type="lastCol">
       <w:rPr>
+        <w:rFonts w:eastAsia="黑体"/>
         <w:b/>
         <w:bCs/>
       </w:rPr>
@@ -13853,6 +14423,7 @@
       <w:spacing w:after="0" w:line="240" w:lineRule="auto"/>
     </w:pPr>
     <w:rPr>
+      <w:rFonts w:eastAsia="黑体"/>
       <w:color w:themeColor="text1" w:val="000000"/>
     </w:rPr>
     <w:tblPr>
@@ -13874,6 +14445,7 @@
     </w:tcPr>
     <w:tblStylePr w:type="firstRow">
       <w:rPr>
+        <w:rFonts w:eastAsia="黑体"/>
         <w:b/>
         <w:bCs/>
       </w:rPr>
@@ -13884,6 +14456,7 @@
     </w:tblStylePr>
     <w:tblStylePr w:type="lastRow">
       <w:rPr>
+        <w:rFonts w:eastAsia="黑体"/>
         <w:b/>
         <w:bCs/>
         <w:color w:themeColor="text1" w:val="000000"/>
@@ -13895,6 +14468,7 @@
     </w:tblStylePr>
     <w:tblStylePr w:type="firstCol">
       <w:rPr>
+        <w:rFonts w:eastAsia="黑体"/>
         <w:color w:themeColor="background1" w:val="FFFFFF"/>
       </w:rPr>
       <w:tblPr/>
@@ -13904,6 +14478,7 @@
     </w:tblStylePr>
     <w:tblStylePr w:type="lastCol">
       <w:rPr>
+        <w:rFonts w:eastAsia="黑体"/>
         <w:color w:themeColor="background1" w:val="FFFFFF"/>
       </w:rPr>
       <w:tblPr/>
@@ -13933,6 +14508,7 @@
       <w:spacing w:after="0" w:line="240" w:lineRule="auto"/>
     </w:pPr>
     <w:rPr>
+      <w:rFonts w:eastAsia="黑体"/>
       <w:color w:themeColor="text1" w:val="000000"/>
     </w:rPr>
     <w:tblPr>
@@ -13954,6 +14530,7 @@
     </w:tcPr>
     <w:tblStylePr w:type="firstRow">
       <w:rPr>
+        <w:rFonts w:eastAsia="黑体"/>
         <w:b/>
         <w:bCs/>
       </w:rPr>
@@ -13964,6 +14541,7 @@
     </w:tblStylePr>
     <w:tblStylePr w:type="lastRow">
       <w:rPr>
+        <w:rFonts w:eastAsia="黑体"/>
         <w:b/>
         <w:bCs/>
         <w:color w:themeColor="text1" w:val="000000"/>
@@ -13975,6 +14553,7 @@
     </w:tblStylePr>
     <w:tblStylePr w:type="firstCol">
       <w:rPr>
+        <w:rFonts w:eastAsia="黑体"/>
         <w:color w:themeColor="background1" w:val="FFFFFF"/>
       </w:rPr>
       <w:tblPr/>
@@ -13984,6 +14563,7 @@
     </w:tblStylePr>
     <w:tblStylePr w:type="lastCol">
       <w:rPr>
+        <w:rFonts w:eastAsia="黑体"/>
         <w:color w:themeColor="background1" w:val="FFFFFF"/>
       </w:rPr>
       <w:tblPr/>
@@ -14013,6 +14593,7 @@
       <w:spacing w:after="0" w:line="240" w:lineRule="auto"/>
     </w:pPr>
     <w:rPr>
+      <w:rFonts w:eastAsia="黑体"/>
       <w:color w:themeColor="text1" w:val="000000"/>
     </w:rPr>
     <w:tblPr>
@@ -14034,6 +14615,7 @@
     </w:tcPr>
     <w:tblStylePr w:type="firstRow">
       <w:rPr>
+        <w:rFonts w:eastAsia="黑体"/>
         <w:b/>
         <w:bCs/>
       </w:rPr>
@@ -14044,6 +14626,7 @@
     </w:tblStylePr>
     <w:tblStylePr w:type="lastRow">
       <w:rPr>
+        <w:rFonts w:eastAsia="黑体"/>
         <w:b/>
         <w:bCs/>
         <w:color w:themeColor="text1" w:val="000000"/>
@@ -14055,6 +14638,7 @@
     </w:tblStylePr>
     <w:tblStylePr w:type="firstCol">
       <w:rPr>
+        <w:rFonts w:eastAsia="黑体"/>
         <w:color w:themeColor="background1" w:val="FFFFFF"/>
       </w:rPr>
       <w:tblPr/>
@@ -14064,6 +14648,7 @@
     </w:tblStylePr>
     <w:tblStylePr w:type="lastCol">
       <w:rPr>
+        <w:rFonts w:eastAsia="黑体"/>
         <w:color w:themeColor="background1" w:val="FFFFFF"/>
       </w:rPr>
       <w:tblPr/>
@@ -14093,6 +14678,7 @@
       <w:spacing w:after="0" w:line="240" w:lineRule="auto"/>
     </w:pPr>
     <w:rPr>
+      <w:rFonts w:eastAsia="黑体"/>
       <w:color w:themeColor="text1" w:val="000000"/>
     </w:rPr>
     <w:tblPr>
@@ -14114,6 +14700,7 @@
     </w:tcPr>
     <w:tblStylePr w:type="firstRow">
       <w:rPr>
+        <w:rFonts w:eastAsia="黑体"/>
         <w:b/>
         <w:bCs/>
       </w:rPr>
@@ -14124,6 +14711,7 @@
     </w:tblStylePr>
     <w:tblStylePr w:type="lastRow">
       <w:rPr>
+        <w:rFonts w:eastAsia="黑体"/>
         <w:b/>
         <w:bCs/>
         <w:color w:themeColor="text1" w:val="000000"/>
@@ -14135,6 +14723,7 @@
     </w:tblStylePr>
     <w:tblStylePr w:type="firstCol">
       <w:rPr>
+        <w:rFonts w:eastAsia="黑体"/>
         <w:color w:themeColor="background1" w:val="FFFFFF"/>
       </w:rPr>
       <w:tblPr/>
@@ -14144,6 +14733,7 @@
     </w:tblStylePr>
     <w:tblStylePr w:type="lastCol">
       <w:rPr>
+        <w:rFonts w:eastAsia="黑体"/>
         <w:color w:themeColor="background1" w:val="FFFFFF"/>
       </w:rPr>
       <w:tblPr/>
@@ -14173,6 +14763,7 @@
       <w:spacing w:after="0" w:line="240" w:lineRule="auto"/>
     </w:pPr>
     <w:rPr>
+      <w:rFonts w:eastAsia="黑体"/>
       <w:color w:themeColor="text1" w:val="000000"/>
     </w:rPr>
     <w:tblPr>
@@ -14194,6 +14785,7 @@
     </w:tcPr>
     <w:tblStylePr w:type="firstRow">
       <w:rPr>
+        <w:rFonts w:eastAsia="黑体"/>
         <w:b/>
         <w:bCs/>
       </w:rPr>
@@ -14204,6 +14796,7 @@
     </w:tblStylePr>
     <w:tblStylePr w:type="lastRow">
       <w:rPr>
+        <w:rFonts w:eastAsia="黑体"/>
         <w:b/>
         <w:bCs/>
         <w:color w:themeColor="text1" w:val="000000"/>
@@ -14215,6 +14808,7 @@
     </w:tblStylePr>
     <w:tblStylePr w:type="firstCol">
       <w:rPr>
+        <w:rFonts w:eastAsia="黑体"/>
         <w:color w:themeColor="background1" w:val="FFFFFF"/>
       </w:rPr>
       <w:tblPr/>
@@ -14224,6 +14818,7 @@
     </w:tblStylePr>
     <w:tblStylePr w:type="lastCol">
       <w:rPr>
+        <w:rFonts w:eastAsia="黑体"/>
         <w:color w:themeColor="background1" w:val="FFFFFF"/>
       </w:rPr>
       <w:tblPr/>
@@ -14253,6 +14848,7 @@
       <w:spacing w:after="0" w:line="240" w:lineRule="auto"/>
     </w:pPr>
     <w:rPr>
+      <w:rFonts w:eastAsia="黑体"/>
       <w:color w:themeColor="text1" w:val="000000"/>
     </w:rPr>
     <w:tblPr>
@@ -14274,6 +14870,7 @@
     </w:tcPr>
     <w:tblStylePr w:type="firstRow">
       <w:rPr>
+        <w:rFonts w:eastAsia="黑体"/>
         <w:b/>
         <w:bCs/>
       </w:rPr>
@@ -14284,6 +14881,7 @@
     </w:tblStylePr>
     <w:tblStylePr w:type="lastRow">
       <w:rPr>
+        <w:rFonts w:eastAsia="黑体"/>
         <w:b/>
         <w:bCs/>
         <w:color w:themeColor="text1" w:val="000000"/>
@@ -14295,6 +14893,7 @@
     </w:tblStylePr>
     <w:tblStylePr w:type="firstCol">
       <w:rPr>
+        <w:rFonts w:eastAsia="黑体"/>
         <w:color w:themeColor="background1" w:val="FFFFFF"/>
       </w:rPr>
       <w:tblPr/>
@@ -14304,6 +14903,7 @@
     </w:tblStylePr>
     <w:tblStylePr w:type="lastCol">
       <w:rPr>
+        <w:rFonts w:eastAsia="黑体"/>
         <w:color w:themeColor="background1" w:val="FFFFFF"/>
       </w:rPr>
       <w:tblPr/>
@@ -14333,6 +14933,7 @@
       <w:spacing w:after="0" w:line="240" w:lineRule="auto"/>
     </w:pPr>
     <w:rPr>
+      <w:rFonts w:eastAsia="黑体"/>
       <w:color w:themeColor="text1" w:val="000000"/>
     </w:rPr>
     <w:tblPr>
@@ -14354,6 +14955,7 @@
     </w:tcPr>
     <w:tblStylePr w:type="firstRow">
       <w:rPr>
+        <w:rFonts w:eastAsia="黑体"/>
         <w:b/>
         <w:bCs/>
       </w:rPr>
@@ -14364,6 +14966,7 @@
     </w:tblStylePr>
     <w:tblStylePr w:type="lastRow">
       <w:rPr>
+        <w:rFonts w:eastAsia="黑体"/>
         <w:b/>
         <w:bCs/>
         <w:color w:themeColor="text1" w:val="000000"/>
@@ -14375,6 +14978,7 @@
     </w:tblStylePr>
     <w:tblStylePr w:type="firstCol">
       <w:rPr>
+        <w:rFonts w:eastAsia="黑体"/>
         <w:color w:themeColor="background1" w:val="FFFFFF"/>
       </w:rPr>
       <w:tblPr/>
@@ -14384,6 +14988,7 @@
     </w:tblStylePr>
     <w:tblStylePr w:type="lastCol">
       <w:rPr>
+        <w:rFonts w:eastAsia="黑体"/>
         <w:color w:themeColor="background1" w:val="FFFFFF"/>
       </w:rPr>
       <w:tblPr/>
@@ -14416,6 +15021,7 @@
     <w:name w:val="KeywordTok"/>
     <w:basedOn w:val="VerbatimChar"/>
     <w:rPr>
+      <w:rFonts w:eastAsia="黑体"/>
       <w:b/>
       <w:color w:val="007020"/>
     </w:rPr>
@@ -14424,6 +15030,7 @@
     <w:name w:val="DataTypeTok"/>
     <w:basedOn w:val="VerbatimChar"/>
     <w:rPr>
+      <w:rFonts w:eastAsia="黑体"/>
       <w:color w:val="902000"/>
     </w:rPr>
   </w:style>
@@ -14431,6 +15038,7 @@
     <w:name w:val="DecValTok"/>
     <w:basedOn w:val="VerbatimChar"/>
     <w:rPr>
+      <w:rFonts w:eastAsia="黑体"/>
       <w:color w:val="40a070"/>
     </w:rPr>
   </w:style>
@@ -14438,6 +15046,7 @@
     <w:name w:val="BaseNTok"/>
     <w:basedOn w:val="VerbatimChar"/>
     <w:rPr>
+      <w:rFonts w:eastAsia="黑体"/>
       <w:color w:val="40a070"/>
     </w:rPr>
   </w:style>
@@ -14445,6 +15054,7 @@
     <w:name w:val="FloatTok"/>
     <w:basedOn w:val="VerbatimChar"/>
     <w:rPr>
+      <w:rFonts w:eastAsia="黑体"/>
       <w:color w:val="40a070"/>
     </w:rPr>
   </w:style>
@@ -14452,6 +15062,7 @@
     <w:name w:val="ConstantTok"/>
     <w:basedOn w:val="VerbatimChar"/>
     <w:rPr>
+      <w:rFonts w:eastAsia="黑体"/>
       <w:color w:val="880000"/>
     </w:rPr>
   </w:style>
@@ -14459,6 +15070,7 @@
     <w:name w:val="CharTok"/>
     <w:basedOn w:val="VerbatimChar"/>
     <w:rPr>
+      <w:rFonts w:eastAsia="黑体"/>
       <w:color w:val="4070a0"/>
     </w:rPr>
   </w:style>
@@ -14466,6 +15078,7 @@
     <w:name w:val="SpecialCharTok"/>
     <w:basedOn w:val="VerbatimChar"/>
     <w:rPr>
+      <w:rFonts w:eastAsia="黑体"/>
       <w:color w:val="4070a0"/>
     </w:rPr>
   </w:style>
@@ -14473,6 +15086,7 @@
     <w:name w:val="StringTok"/>
     <w:basedOn w:val="VerbatimChar"/>
     <w:rPr>
+      <w:rFonts w:eastAsia="黑体"/>
       <w:color w:val="4070a0"/>
     </w:rPr>
   </w:style>
@@ -14480,6 +15094,7 @@
     <w:name w:val="VerbatimStringTok"/>
     <w:basedOn w:val="VerbatimChar"/>
     <w:rPr>
+      <w:rFonts w:eastAsia="黑体"/>
       <w:color w:val="4070a0"/>
     </w:rPr>
   </w:style>
@@ -14487,6 +15102,7 @@
     <w:name w:val="SpecialStringTok"/>
     <w:basedOn w:val="VerbatimChar"/>
     <w:rPr>
+      <w:rFonts w:eastAsia="黑体"/>
       <w:color w:val="bb6688"/>
     </w:rPr>
   </w:style>
@@ -14494,6 +15110,7 @@
     <w:name w:val="ImportTok"/>
     <w:basedOn w:val="VerbatimChar"/>
     <w:rPr>
+      <w:rFonts w:eastAsia="黑体"/>
       <w:b/>
       <w:color w:val="008000"/>
     </w:rPr>
@@ -14502,6 +15119,7 @@
     <w:name w:val="CommentTok"/>
     <w:basedOn w:val="VerbatimChar"/>
     <w:rPr>
+      <w:rFonts w:eastAsia="黑体"/>
       <w:i/>
       <w:color w:val="60a0b0"/>
     </w:rPr>
@@ -14510,6 +15128,7 @@
     <w:name w:val="DocumentationTok"/>
     <w:basedOn w:val="VerbatimChar"/>
     <w:rPr>
+      <w:rFonts w:eastAsia="黑体"/>
       <w:i/>
       <w:color w:val="ba2121"/>
     </w:rPr>
@@ -14518,6 +15137,7 @@
     <w:name w:val="AnnotationTok"/>
     <w:basedOn w:val="VerbatimChar"/>
     <w:rPr>
+      <w:rFonts w:eastAsia="黑体"/>
       <w:b/>
       <w:i/>
       <w:color w:val="60a0b0"/>
@@ -14527,6 +15147,7 @@
     <w:name w:val="CommentVarTok"/>
     <w:basedOn w:val="VerbatimChar"/>
     <w:rPr>
+      <w:rFonts w:eastAsia="黑体"/>
       <w:b/>
       <w:i/>
       <w:color w:val="60a0b0"/>
@@ -14536,6 +15157,7 @@
     <w:name w:val="OtherTok"/>
     <w:basedOn w:val="VerbatimChar"/>
     <w:rPr>
+      <w:rFonts w:eastAsia="黑体"/>
       <w:color w:val="007020"/>
     </w:rPr>
   </w:style>
@@ -14543,6 +15165,7 @@
     <w:name w:val="FunctionTok"/>
     <w:basedOn w:val="VerbatimChar"/>
     <w:rPr>
+      <w:rFonts w:eastAsia="黑体"/>
       <w:color w:val="06287e"/>
     </w:rPr>
   </w:style>
@@ -14550,6 +15173,7 @@
     <w:name w:val="VariableTok"/>
     <w:basedOn w:val="VerbatimChar"/>
     <w:rPr>
+      <w:rFonts w:eastAsia="黑体"/>
       <w:color w:val="19177c"/>
     </w:rPr>
   </w:style>
@@ -14557,6 +15181,7 @@
     <w:name w:val="ControlFlowTok"/>
     <w:basedOn w:val="VerbatimChar"/>
     <w:rPr>
+      <w:rFonts w:eastAsia="黑体"/>
       <w:b/>
       <w:color w:val="007020"/>
     </w:rPr>
@@ -14565,6 +15190,7 @@
     <w:name w:val="OperatorTok"/>
     <w:basedOn w:val="VerbatimChar"/>
     <w:rPr>
+      <w:rFonts w:eastAsia="黑体"/>
       <w:color w:val="666666"/>
     </w:rPr>
   </w:style>
@@ -14572,18 +15198,22 @@
     <w:name w:val="BuiltInTok"/>
     <w:basedOn w:val="VerbatimChar"/>
     <w:rPr>
+      <w:rFonts w:eastAsia="黑体"/>
       <w:color w:val="008000"/>
     </w:rPr>
   </w:style>
   <w:style w:type="character" w:customStyle="1" w:styleId="ExtensionTok">
     <w:name w:val="ExtensionTok"/>
     <w:basedOn w:val="VerbatimChar"/>
-    <w:rPr/>
+    <w:rPr>
+      <w:rFonts w:eastAsia="黑体"/>
+    </w:rPr>
   </w:style>
   <w:style w:type="character" w:customStyle="1" w:styleId="PreprocessorTok">
     <w:name w:val="PreprocessorTok"/>
     <w:basedOn w:val="VerbatimChar"/>
     <w:rPr>
+      <w:rFonts w:eastAsia="黑体"/>
       <w:color w:val="bc7a00"/>
     </w:rPr>
   </w:style>
@@ -14591,18 +15221,22 @@
     <w:name w:val="AttributeTok"/>
     <w:basedOn w:val="VerbatimChar"/>
     <w:rPr>
+      <w:rFonts w:eastAsia="黑体"/>
       <w:color w:val="7d9029"/>
     </w:rPr>
   </w:style>
   <w:style w:type="character" w:customStyle="1" w:styleId="RegionMarkerTok">
     <w:name w:val="RegionMarkerTok"/>
     <w:basedOn w:val="VerbatimChar"/>
-    <w:rPr/>
+    <w:rPr>
+      <w:rFonts w:eastAsia="黑体"/>
+    </w:rPr>
   </w:style>
   <w:style w:type="character" w:customStyle="1" w:styleId="InformationTok">
     <w:name w:val="InformationTok"/>
     <w:basedOn w:val="VerbatimChar"/>
     <w:rPr>
+      <w:rFonts w:eastAsia="黑体"/>
       <w:b/>
       <w:i/>
       <w:color w:val="60a0b0"/>
@@ -14612,6 +15246,7 @@
     <w:name w:val="WarningTok"/>
     <w:basedOn w:val="VerbatimChar"/>
     <w:rPr>
+      <w:rFonts w:eastAsia="黑体"/>
       <w:b/>
       <w:i/>
       <w:color w:val="60a0b0"/>
@@ -14621,6 +15256,7 @@
     <w:name w:val="AlertTok"/>
     <w:basedOn w:val="VerbatimChar"/>
     <w:rPr>
+      <w:rFonts w:eastAsia="黑体"/>
       <w:b/>
       <w:color w:val="ff0000"/>
     </w:rPr>
@@ -14629,6 +15265,7 @@
     <w:name w:val="ErrorTok"/>
     <w:basedOn w:val="VerbatimChar"/>
     <w:rPr>
+      <w:rFonts w:eastAsia="黑体"/>
       <w:b/>
       <w:color w:val="ff0000"/>
     </w:rPr>
@@ -14636,7 +15273,9 @@
   <w:style w:type="character" w:customStyle="1" w:styleId="NormalTok">
     <w:name w:val="NormalTok"/>
     <w:basedOn w:val="VerbatimChar"/>
-    <w:rPr/>
+    <w:rPr>
+      <w:rFonts w:eastAsia="黑体"/>
+    </w:rPr>
   </w:style>
 </w:styles>
 </file>
@@ -14685,12 +15324,12 @@
     <a:fontScheme name="Office">
       <a:majorFont>
         <a:latin typeface="Calibri"/>
-        <a:ea typeface=""/>
+        <a:ea typeface="黑体"/>
         <a:cs typeface=""/>
         <a:font script="Jpan" typeface="ＭＳ ゴシック"/>
         <a:font script="Hang" typeface="맑은 고딕"/>
-        <a:font script="Hans" typeface="宋体"/>
-        <a:font script="Hant" typeface="新細明體"/>
+        <a:font script="Hans" typeface="黑体"/>
+        <a:font script="Hant" typeface="黑体"/>
         <a:font script="Arab" typeface="Times New Roman"/>
         <a:font script="Hebr" typeface="Times New Roman"/>
         <a:font script="Thai" typeface="Angsana New"/>
@@ -14720,12 +15359,12 @@
       </a:majorFont>
       <a:minorFont>
         <a:latin typeface="Cambria"/>
-        <a:ea typeface=""/>
+        <a:ea typeface="黑体"/>
         <a:cs typeface=""/>
         <a:font script="Jpan" typeface="ＭＳ 明朝"/>
         <a:font script="Hang" typeface="맑은 고딕"/>
-        <a:font script="Hans" typeface="宋体"/>
-        <a:font script="Hant" typeface="新細明體"/>
+        <a:font script="Hans" typeface="黑体"/>
+        <a:font script="Hant" typeface="黑体"/>
         <a:font script="Arab" typeface="Arial"/>
         <a:font script="Hebr" typeface="Arial"/>
         <a:font script="Thai" typeface="Cordia New"/>

--- a/02-放大电路/01-运算放大电路/对数放大电路/对数放大电路.docx
+++ b/02-放大电路/01-运算放大电路/对数放大电路/对数放大电路.docx
@@ -2253,7 +2253,7 @@
           <w:color w:val="555555"/>
           <w:sz w:val="21"/>
         </w:rPr>
-        <w:t>材料收集者：杜文杰，WX手机：19519196569，QQ:3478827729</w:t>
+        <w:t>材料收集者：杜文杰，微信/手机：19519196569，QQ:3478827729</w:t>
       </w:r>
     </w:p>
     <w:sectPr>
